--- a/Documentation/Phase2_document_comparison.docx
+++ b/Documentation/Phase2_document_comparison.docx
@@ -5,7 +5,13 @@
     <w:sdt>
       <w:sdtPr>
         <w:rPr>
-          <w:lang w:val="en-GB"/>
+          <w:rFonts w:ascii="Times New Roman" w:eastAsiaTheme="minorHAnsi" w:hAnsi="Times New Roman" w:cstheme="minorBidi"/>
+          <w:color w:val="auto"/>
+          <w:kern w:val="2"/>
+          <w:sz w:val="24"/>
+          <w:szCs w:val="24"/>
+          <w:lang w:val="en-GB" w:eastAsia="en-US"/>
+          <w14:ligatures w14:val="standardContextual"/>
         </w:rPr>
         <w:id w:val="1214086919"/>
         <w:docPartObj>
@@ -15,15 +21,8 @@
       </w:sdtPr>
       <w:sdtEndPr>
         <w:rPr>
-          <w:rFonts w:ascii="Times New Roman" w:eastAsiaTheme="minorHAnsi" w:hAnsi="Times New Roman" w:cstheme="minorBidi"/>
-          <w:b/>
-          <w:bCs/>
-          <w:color w:val="auto"/>
-          <w:kern w:val="2"/>
-          <w:sz w:val="24"/>
-          <w:szCs w:val="24"/>
-          <w:lang w:eastAsia="en-US"/>
-          <w14:ligatures w14:val="standardContextual"/>
+          <w:b/>
+          <w:bCs/>
         </w:rPr>
       </w:sdtEndPr>
       <w:sdtContent>
@@ -62,7 +61,6 @@
               <w:rPr>
                 <w:rStyle w:val="Hyperlink"/>
                 <w:noProof/>
-                <w:lang w:val="en-DE"/>
               </w:rPr>
               <w:t>Phase 2: Document Comparison &amp; Coherence Analysis - Documentation</w:t>
             </w:r>
@@ -131,7 +129,6 @@
               <w:rPr>
                 <w:rStyle w:val="Hyperlink"/>
                 <w:noProof/>
-                <w:lang w:val="en-DE"/>
               </w:rPr>
               <w:t>Executive Summary</w:t>
             </w:r>
@@ -200,7 +197,6 @@
               <w:rPr>
                 <w:rStyle w:val="Hyperlink"/>
                 <w:noProof/>
-                <w:lang w:val="en-DE"/>
               </w:rPr>
               <w:t>1. Objectives &amp; Methodology</w:t>
             </w:r>
@@ -269,7 +265,6 @@
               <w:rPr>
                 <w:rStyle w:val="Hyperlink"/>
                 <w:noProof/>
-                <w:lang w:val="en-DE"/>
               </w:rPr>
               <w:t>2. Results</w:t>
             </w:r>
@@ -338,7 +333,6 @@
               <w:rPr>
                 <w:rStyle w:val="Hyperlink"/>
                 <w:noProof/>
-                <w:lang w:val="en-DE"/>
               </w:rPr>
               <w:t>3. Visualizations</w:t>
             </w:r>
@@ -407,7 +401,6 @@
               <w:rPr>
                 <w:rStyle w:val="Hyperlink"/>
                 <w:noProof/>
-                <w:lang w:val="en-DE"/>
               </w:rPr>
               <w:t>4. Analysis Deep Dives</w:t>
             </w:r>
@@ -476,7 +469,6 @@
               <w:rPr>
                 <w:rStyle w:val="Hyperlink"/>
                 <w:noProof/>
-                <w:lang w:val="en-DE"/>
               </w:rPr>
               <w:t>5. Conflict Detection</w:t>
             </w:r>
@@ -545,7 +537,6 @@
               <w:rPr>
                 <w:rStyle w:val="Hyperlink"/>
                 <w:noProof/>
-                <w:lang w:val="en-DE"/>
               </w:rPr>
               <w:t>6. Coherence Insights for Policy Analysis</w:t>
             </w:r>
@@ -614,7 +605,6 @@
               <w:rPr>
                 <w:rStyle w:val="Hyperlink"/>
                 <w:noProof/>
-                <w:lang w:val="en-DE"/>
               </w:rPr>
               <w:t>7. Technical Implementation</w:t>
             </w:r>
@@ -683,7 +673,6 @@
               <w:rPr>
                 <w:rStyle w:val="Hyperlink"/>
                 <w:noProof/>
-                <w:lang w:val="en-DE"/>
               </w:rPr>
               <w:t>8. Outputs</w:t>
             </w:r>
@@ -752,7 +741,6 @@
               <w:rPr>
                 <w:rStyle w:val="Hyperlink"/>
                 <w:noProof/>
-                <w:lang w:val="en-DE"/>
               </w:rPr>
               <w:t>9. Validation</w:t>
             </w:r>
@@ -821,7 +809,6 @@
               <w:rPr>
                 <w:rStyle w:val="Hyperlink"/>
                 <w:noProof/>
-                <w:lang w:val="en-DE"/>
               </w:rPr>
               <w:t>10. Lessons Learned</w:t>
             </w:r>
@@ -890,7 +877,6 @@
               <w:rPr>
                 <w:rStyle w:val="Hyperlink"/>
                 <w:noProof/>
-                <w:lang w:val="en-DE"/>
               </w:rPr>
               <w:t>11. Integration with Other Phases</w:t>
             </w:r>
@@ -959,7 +945,6 @@
               <w:rPr>
                 <w:rStyle w:val="Hyperlink"/>
                 <w:noProof/>
-                <w:lang w:val="en-DE"/>
               </w:rPr>
               <w:t>12. Reproducibility</w:t>
             </w:r>
@@ -1028,7 +1013,6 @@
               <w:rPr>
                 <w:rStyle w:val="Hyperlink"/>
                 <w:noProof/>
-                <w:lang w:val="en-DE"/>
               </w:rPr>
               <w:t>13. Future Enhancements</w:t>
             </w:r>
@@ -1097,7 +1081,6 @@
               <w:rPr>
                 <w:rStyle w:val="Hyperlink"/>
                 <w:noProof/>
-                <w:lang w:val="en-DE"/>
               </w:rPr>
               <w:t>14. Conclusion</w:t>
             </w:r>
@@ -1167,15 +1150,9 @@
     <w:p>
       <w:pPr>
         <w:pStyle w:val="Heading1"/>
-        <w:rPr>
-          <w:lang w:val="en-DE"/>
-        </w:rPr>
       </w:pPr>
       <w:bookmarkStart w:id="0" w:name="_Toc219215172"/>
       <w:r>
-        <w:rPr>
-          <w:lang w:val="en-DE"/>
-        </w:rPr>
         <w:t>Phase 2: Document Comparison &amp; Coherence Analysis - Documentation</w:t>
       </w:r>
       <w:bookmarkEnd w:id="0"/>
@@ -1183,43 +1160,23 @@
     <w:p>
       <w:pPr>
         <w:pStyle w:val="Heading2"/>
-        <w:rPr>
-          <w:lang w:val="en-DE"/>
-        </w:rPr>
       </w:pPr>
       <w:bookmarkStart w:id="1" w:name="_Toc219215173"/>
       <w:r>
-        <w:rPr>
-          <w:lang w:val="en-DE"/>
-        </w:rPr>
         <w:t>Executive Summary</w:t>
       </w:r>
       <w:bookmarkEnd w:id="1"/>
     </w:p>
     <w:p>
-      <w:pPr>
-        <w:rPr>
-          <w:lang w:val="en-DE"/>
-        </w:rPr>
-      </w:pPr>
-      <w:r>
-        <w:rPr>
-          <w:lang w:val="en-DE"/>
-        </w:rPr>
+      <w:r>
         <w:t>Phase 2 analyzed pairwise relationships across 20 policy documents, computing a 20×20 similarity matrix that revealed strong hydrogen policy coherence (0.84-0.89 similarity), identified the Ammonia White Paper as an outlier (0.26 similarity to other documents), and detected only 3 potential conflicts—indicating overall high policy alignment. The analysis generated interactive visualizations and quantitative coherence metrics by document type and temporal period.</w:t>
       </w:r>
     </w:p>
     <w:p>
-      <w:pPr>
-        <w:rPr>
-          <w:lang w:val="en-DE"/>
-        </w:rPr>
-      </w:pPr>
-      <w:r>
-        <w:rPr>
-          <w:b/>
-          <w:bCs/>
-          <w:lang w:val="en-DE"/>
+      <w:r>
+        <w:rPr>
+          <w:b/>
+          <w:bCs/>
         </w:rPr>
         <w:t>Key Results:</w:t>
       </w:r>
@@ -1230,21 +1187,14 @@
           <w:ilvl w:val="0"/>
           <w:numId w:val="1"/>
         </w:numPr>
-        <w:rPr>
-          <w:lang w:val="en-DE"/>
-        </w:rPr>
       </w:pPr>
       <w:r>
         <w:rPr>
           <w:rFonts w:ascii="Segoe UI Emoji" w:hAnsi="Segoe UI Emoji" w:cs="Segoe UI Emoji"/>
-          <w:lang w:val="en-DE"/>
         </w:rPr>
         <w:t>✅</w:t>
       </w:r>
       <w:r>
-        <w:rPr>
-          <w:lang w:val="en-DE"/>
-        </w:rPr>
         <w:t xml:space="preserve"> Average corpus similarity: 0.58 (good coherence)</w:t>
       </w:r>
     </w:p>
@@ -1254,21 +1204,14 @@
           <w:ilvl w:val="0"/>
           <w:numId w:val="1"/>
         </w:numPr>
-        <w:rPr>
-          <w:lang w:val="en-DE"/>
-        </w:rPr>
       </w:pPr>
       <w:r>
         <w:rPr>
           <w:rFonts w:ascii="Segoe UI Emoji" w:hAnsi="Segoe UI Emoji" w:cs="Segoe UI Emoji"/>
-          <w:lang w:val="en-DE"/>
         </w:rPr>
         <w:t>✅</w:t>
       </w:r>
       <w:r>
-        <w:rPr>
-          <w:lang w:val="en-DE"/>
-        </w:rPr>
         <w:t xml:space="preserve"> Hydrogen cluster: 4 documents with 0.84-0.89 similarity (excellent alignment)</w:t>
       </w:r>
     </w:p>
@@ -1278,22 +1221,15 @@
           <w:ilvl w:val="0"/>
           <w:numId w:val="1"/>
         </w:numPr>
-        <w:rPr>
-          <w:lang w:val="en-DE"/>
-        </w:rPr>
       </w:pPr>
       <w:r>
         <w:rPr>
           <w:rFonts w:ascii="Segoe UI Emoji" w:hAnsi="Segoe UI Emoji" w:cs="Segoe UI Emoji"/>
-          <w:lang w:val="en-DE"/>
         </w:rPr>
         <w:lastRenderedPageBreak/>
         <w:t>✅</w:t>
       </w:r>
       <w:r>
-        <w:rPr>
-          <w:lang w:val="en-DE"/>
-        </w:rPr>
         <w:t xml:space="preserve"> Most divergent: Ammonia White Paper vs. Economics of Transition (0.26)</w:t>
       </w:r>
     </w:p>
@@ -1303,21 +1239,14 @@
           <w:ilvl w:val="0"/>
           <w:numId w:val="1"/>
         </w:numPr>
-        <w:rPr>
-          <w:lang w:val="en-DE"/>
-        </w:rPr>
       </w:pPr>
       <w:r>
         <w:rPr>
           <w:rFonts w:ascii="Segoe UI Emoji" w:hAnsi="Segoe UI Emoji" w:cs="Segoe UI Emoji"/>
-          <w:lang w:val="en-DE"/>
         </w:rPr>
         <w:t>✅</w:t>
       </w:r>
       <w:r>
-        <w:rPr>
-          <w:lang w:val="en-DE"/>
-        </w:rPr>
         <w:t xml:space="preserve"> Regulations most coherent within-type (0.66 avg similarity)</w:t>
       </w:r>
     </w:p>
@@ -1327,51 +1256,30 @@
           <w:ilvl w:val="0"/>
           <w:numId w:val="1"/>
         </w:numPr>
-        <w:rPr>
-          <w:lang w:val="en-DE"/>
-        </w:rPr>
       </w:pPr>
       <w:r>
         <w:rPr>
           <w:rFonts w:ascii="Segoe UI Emoji" w:hAnsi="Segoe UI Emoji" w:cs="Segoe UI Emoji"/>
-          <w:lang w:val="en-DE"/>
         </w:rPr>
         <w:t>✅</w:t>
       </w:r>
       <w:r>
-        <w:rPr>
-          <w:lang w:val="en-DE"/>
-        </w:rPr>
         <w:t xml:space="preserve"> Only 3 conflicts detected (threshold: &lt;0.3 similarity)</w:t>
       </w:r>
     </w:p>
     <w:p>
-      <w:pPr>
-        <w:rPr>
-          <w:lang w:val="en-DE"/>
-        </w:rPr>
-      </w:pPr>
-      <w:r>
-        <w:rPr>
-          <w:lang w:val="en-DE"/>
-        </w:rPr>
+      <w:r>
         <w:pict w14:anchorId="73627EFE">
-          <v:rect id="_x0000_i1115" style="width:0;height:1.5pt" o:hralign="center" o:hrstd="t" o:hr="t" fillcolor="#a0a0a0" stroked="f"/>
+          <v:rect id="_x0000_i1025" style="width:0;height:1.5pt" o:hralign="center" o:hrstd="t" o:hr="t" fillcolor="#a0a0a0" stroked="f"/>
         </w:pict>
       </w:r>
     </w:p>
     <w:p>
       <w:pPr>
         <w:pStyle w:val="Heading2"/>
-        <w:rPr>
-          <w:lang w:val="en-DE"/>
-        </w:rPr>
       </w:pPr>
       <w:bookmarkStart w:id="2" w:name="_Toc219215174"/>
       <w:r>
-        <w:rPr>
-          <w:lang w:val="en-DE"/>
-        </w:rPr>
         <w:t>1. Objectives &amp; Methodology</w:t>
       </w:r>
       <w:bookmarkEnd w:id="2"/>
@@ -1381,14 +1289,12 @@
         <w:rPr>
           <w:b/>
           <w:bCs/>
-          <w:lang w:val="en-DE"/>
-        </w:rPr>
-      </w:pPr>
-      <w:r>
-        <w:rPr>
-          <w:b/>
-          <w:bCs/>
-          <w:lang w:val="en-DE"/>
+        </w:rPr>
+      </w:pPr>
+      <w:r>
+        <w:rPr>
+          <w:b/>
+          <w:bCs/>
         </w:rPr>
         <w:t>1.1 Research Questions</w:t>
       </w:r>
@@ -1399,22 +1305,15 @@
           <w:ilvl w:val="0"/>
           <w:numId w:val="2"/>
         </w:numPr>
-        <w:rPr>
-          <w:lang w:val="en-DE"/>
-        </w:rPr>
-      </w:pPr>
-      <w:r>
-        <w:rPr>
-          <w:b/>
-          <w:bCs/>
-          <w:lang w:val="en-DE"/>
+      </w:pPr>
+      <w:r>
+        <w:rPr>
+          <w:b/>
+          <w:bCs/>
         </w:rPr>
         <w:t>Similarity:</w:t>
       </w:r>
       <w:r>
-        <w:rPr>
-          <w:lang w:val="en-DE"/>
-        </w:rPr>
         <w:t xml:space="preserve"> Which policy documents are most/least similar?</w:t>
       </w:r>
     </w:p>
@@ -1424,22 +1323,15 @@
           <w:ilvl w:val="0"/>
           <w:numId w:val="2"/>
         </w:numPr>
-        <w:rPr>
-          <w:lang w:val="en-DE"/>
-        </w:rPr>
-      </w:pPr>
-      <w:r>
-        <w:rPr>
-          <w:b/>
-          <w:bCs/>
-          <w:lang w:val="en-DE"/>
+      </w:pPr>
+      <w:r>
+        <w:rPr>
+          <w:b/>
+          <w:bCs/>
         </w:rPr>
         <w:t>Coherence:</w:t>
       </w:r>
       <w:r>
-        <w:rPr>
-          <w:lang w:val="en-DE"/>
-        </w:rPr>
         <w:t xml:space="preserve"> Are policies within the same type (regulation, strategy) aligned?</w:t>
       </w:r>
     </w:p>
@@ -1449,22 +1341,15 @@
           <w:ilvl w:val="0"/>
           <w:numId w:val="2"/>
         </w:numPr>
-        <w:rPr>
-          <w:lang w:val="en-DE"/>
-        </w:rPr>
-      </w:pPr>
-      <w:r>
-        <w:rPr>
-          <w:b/>
-          <w:bCs/>
-          <w:lang w:val="en-DE"/>
+      </w:pPr>
+      <w:r>
+        <w:rPr>
+          <w:b/>
+          <w:bCs/>
         </w:rPr>
         <w:t>Conflicts:</w:t>
       </w:r>
       <w:r>
-        <w:rPr>
-          <w:lang w:val="en-DE"/>
-        </w:rPr>
         <w:t xml:space="preserve"> Do any documents contain contradictory positions?</w:t>
       </w:r>
     </w:p>
@@ -1474,22 +1359,15 @@
           <w:ilvl w:val="0"/>
           <w:numId w:val="2"/>
         </w:numPr>
-        <w:rPr>
-          <w:lang w:val="en-DE"/>
-        </w:rPr>
-      </w:pPr>
-      <w:r>
-        <w:rPr>
-          <w:b/>
-          <w:bCs/>
-          <w:lang w:val="en-DE"/>
+      </w:pPr>
+      <w:r>
+        <w:rPr>
+          <w:b/>
+          <w:bCs/>
         </w:rPr>
         <w:t>Temporal:</w:t>
       </w:r>
       <w:r>
-        <w:rPr>
-          <w:lang w:val="en-DE"/>
-        </w:rPr>
         <w:t xml:space="preserve"> How do policies evolve over time?</w:t>
       </w:r>
     </w:p>
@@ -1499,22 +1377,15 @@
           <w:ilvl w:val="0"/>
           <w:numId w:val="2"/>
         </w:numPr>
-        <w:rPr>
-          <w:lang w:val="en-DE"/>
-        </w:rPr>
-      </w:pPr>
-      <w:r>
-        <w:rPr>
-          <w:b/>
-          <w:bCs/>
-          <w:lang w:val="en-DE"/>
+      </w:pPr>
+      <w:r>
+        <w:rPr>
+          <w:b/>
+          <w:bCs/>
         </w:rPr>
         <w:t>Clusters:</w:t>
       </w:r>
       <w:r>
-        <w:rPr>
-          <w:lang w:val="en-DE"/>
-        </w:rPr>
         <w:t xml:space="preserve"> Do natural policy groupings emerge?</w:t>
       </w:r>
     </w:p>
@@ -1523,29 +1394,21 @@
         <w:rPr>
           <w:b/>
           <w:bCs/>
-          <w:lang w:val="en-DE"/>
-        </w:rPr>
-      </w:pPr>
-      <w:r>
-        <w:rPr>
-          <w:b/>
-          <w:bCs/>
-          <w:lang w:val="en-DE"/>
+        </w:rPr>
+      </w:pPr>
+      <w:r>
+        <w:rPr>
+          <w:b/>
+          <w:bCs/>
         </w:rPr>
         <w:t>1.2 Approach</w:t>
       </w:r>
     </w:p>
     <w:p>
-      <w:pPr>
-        <w:rPr>
-          <w:lang w:val="en-DE"/>
-        </w:rPr>
-      </w:pPr>
-      <w:r>
-        <w:rPr>
-          <w:b/>
-          <w:bCs/>
-          <w:lang w:val="en-DE"/>
+      <w:r>
+        <w:rPr>
+          <w:b/>
+          <w:bCs/>
         </w:rPr>
         <w:t>Document-Level Embeddings:</w:t>
       </w:r>
@@ -1554,13 +1417,11 @@
       <w:pPr>
         <w:rPr>
           <w:highlight w:val="green"/>
-          <w:lang w:val="en-DE"/>
-        </w:rPr>
-      </w:pPr>
-      <w:r>
-        <w:rPr>
-          <w:highlight w:val="green"/>
-          <w:lang w:val="en-DE"/>
+        </w:rPr>
+      </w:pPr>
+      <w:r>
+        <w:rPr>
+          <w:highlight w:val="green"/>
         </w:rPr>
         <w:t># Average all chunk embeddings per document</w:t>
       </w:r>
@@ -1569,209 +1430,83 @@
       <w:pPr>
         <w:rPr>
           <w:highlight w:val="green"/>
-          <w:lang w:val="en-DE"/>
-        </w:rPr>
-      </w:pPr>
-      <w:r>
-        <w:rPr>
-          <w:highlight w:val="green"/>
-          <w:lang w:val="en-DE"/>
-        </w:rPr>
-        <w:t xml:space="preserve">doc_embedding = </w:t>
-      </w:r>
-      <w:proofErr w:type="gramStart"/>
-      <w:r>
-        <w:rPr>
-          <w:highlight w:val="green"/>
-          <w:lang w:val="en-DE"/>
-        </w:rPr>
-        <w:t>np.mean</w:t>
-      </w:r>
-      <w:proofErr w:type="gramEnd"/>
-      <w:r>
-        <w:rPr>
-          <w:highlight w:val="green"/>
-          <w:lang w:val="en-DE"/>
-        </w:rPr>
-        <w:t>(chunk_embeddings[</w:t>
-      </w:r>
-      <w:proofErr w:type="spellStart"/>
-      <w:r>
-        <w:rPr>
-          <w:highlight w:val="green"/>
-          <w:lang w:val="en-DE"/>
-        </w:rPr>
-        <w:t>doc_chunks</w:t>
-      </w:r>
-      <w:proofErr w:type="spellEnd"/>
-      <w:r>
-        <w:rPr>
-          <w:highlight w:val="green"/>
-          <w:lang w:val="en-DE"/>
-        </w:rPr>
-        <w:t>], axis=0)</w:t>
-      </w:r>
-    </w:p>
-    <w:p>
-      <w:pPr>
-        <w:rPr>
-          <w:highlight w:val="green"/>
-          <w:lang w:val="en-DE"/>
-        </w:rPr>
-      </w:pPr>
-      <w:r>
-        <w:rPr>
-          <w:highlight w:val="green"/>
-          <w:lang w:val="en-DE"/>
+        </w:rPr>
+      </w:pPr>
+      <w:r>
+        <w:rPr>
+          <w:highlight w:val="green"/>
+        </w:rPr>
+        <w:t>doc_embedding = np.mean(chunk_embeddings[doc_chunks], axis=0)</w:t>
+      </w:r>
+    </w:p>
+    <w:p>
+      <w:pPr>
+        <w:rPr>
+          <w:highlight w:val="green"/>
+        </w:rPr>
+      </w:pPr>
+      <w:r>
+        <w:rPr>
+          <w:highlight w:val="green"/>
         </w:rPr>
         <w:t># Normalize for cosine similarity</w:t>
       </w:r>
     </w:p>
     <w:p>
-      <w:pPr>
-        <w:rPr>
-          <w:lang w:val="en-DE"/>
-        </w:rPr>
-      </w:pPr>
-      <w:r>
-        <w:rPr>
-          <w:highlight w:val="green"/>
-          <w:lang w:val="en-DE"/>
+      <w:r>
+        <w:rPr>
+          <w:highlight w:val="green"/>
         </w:rPr>
         <w:t>doc_embedding = normalize(doc_embedding)</w:t>
       </w:r>
     </w:p>
     <w:p>
-      <w:pPr>
-        <w:rPr>
-          <w:lang w:val="en-DE"/>
-        </w:rPr>
-      </w:pPr>
-      <w:r>
-        <w:rPr>
-          <w:b/>
-          <w:bCs/>
-          <w:lang w:val="en-DE"/>
+      <w:r>
+        <w:rPr>
+          <w:b/>
+          <w:bCs/>
         </w:rPr>
         <w:t>Similarity Computation:</w:t>
       </w:r>
     </w:p>
     <w:p>
-      <w:pPr>
-        <w:rPr>
-          <w:lang w:val="en-DE"/>
-        </w:rPr>
-      </w:pPr>
-      <w:proofErr w:type="spellStart"/>
-      <w:r>
-        <w:rPr>
-          <w:highlight w:val="green"/>
-          <w:lang w:val="en-DE"/>
-        </w:rPr>
-        <w:t>similarity_matrix</w:t>
-      </w:r>
-      <w:proofErr w:type="spellEnd"/>
-      <w:r>
-        <w:rPr>
-          <w:highlight w:val="green"/>
-          <w:lang w:val="en-DE"/>
-        </w:rPr>
-        <w:t xml:space="preserve"> = </w:t>
-      </w:r>
-      <w:proofErr w:type="spellStart"/>
-      <w:r>
-        <w:rPr>
-          <w:highlight w:val="green"/>
-          <w:lang w:val="en-DE"/>
-        </w:rPr>
-        <w:t>cosine_similarity</w:t>
-      </w:r>
-      <w:proofErr w:type="spellEnd"/>
-      <w:r>
-        <w:rPr>
-          <w:highlight w:val="green"/>
-          <w:lang w:val="en-DE"/>
-        </w:rPr>
-        <w:t>(</w:t>
-      </w:r>
-      <w:proofErr w:type="spellStart"/>
-      <w:r>
-        <w:rPr>
-          <w:highlight w:val="green"/>
-          <w:lang w:val="en-DE"/>
-        </w:rPr>
-        <w:t>doc_embeddings</w:t>
-      </w:r>
-      <w:proofErr w:type="spellEnd"/>
-      <w:r>
-        <w:rPr>
-          <w:highlight w:val="green"/>
-          <w:lang w:val="en-DE"/>
-        </w:rPr>
-        <w:t>)</w:t>
-      </w:r>
-    </w:p>
-    <w:p>
-      <w:pPr>
-        <w:rPr>
-          <w:lang w:val="en-DE"/>
-        </w:rPr>
-      </w:pPr>
-      <w:r>
-        <w:rPr>
-          <w:lang w:val="en-DE"/>
-        </w:rPr>
+      <w:r>
+        <w:rPr>
+          <w:highlight w:val="green"/>
+        </w:rPr>
+        <w:t>similarity_matrix = cosine_similarity(doc_embeddings)</w:t>
+      </w:r>
+    </w:p>
+    <w:p>
+      <w:r>
         <w:t># Range: [0, 1] where 1 = identical, 0 = orthogonal</w:t>
       </w:r>
     </w:p>
     <w:p>
-      <w:pPr>
-        <w:rPr>
-          <w:lang w:val="en-DE"/>
-        </w:rPr>
-      </w:pPr>
-      <w:r>
-        <w:rPr>
-          <w:b/>
-          <w:bCs/>
-          <w:lang w:val="en-DE"/>
+      <w:r>
+        <w:rPr>
+          <w:b/>
+          <w:bCs/>
         </w:rPr>
         <w:t>Key Insight:</w:t>
       </w:r>
       <w:r>
-        <w:rPr>
-          <w:lang w:val="en-DE"/>
-        </w:rPr>
         <w:t xml:space="preserve"> Cosine similarity measures semantic alignment—high similarity suggests policy coherence, low similarity indicates divergent topics or conflicting positions.</w:t>
       </w:r>
     </w:p>
     <w:p>
-      <w:pPr>
-        <w:rPr>
-          <w:lang w:val="en-DE"/>
-        </w:rPr>
-      </w:pPr>
-      <w:r>
-        <w:rPr>
-          <w:lang w:val="en-DE"/>
-        </w:rPr>
+      <w:r>
         <w:pict w14:anchorId="24AEC4B8">
-          <v:rect id="_x0000_i1116" style="width:0;height:1.5pt" o:hralign="center" o:hrstd="t" o:hr="t" fillcolor="#a0a0a0" stroked="f"/>
+          <v:rect id="_x0000_i1026" style="width:0;height:1.5pt" o:hralign="center" o:hrstd="t" o:hr="t" fillcolor="#a0a0a0" stroked="f"/>
         </w:pict>
       </w:r>
     </w:p>
     <w:p>
       <w:pPr>
         <w:pStyle w:val="Heading2"/>
-        <w:rPr>
-          <w:lang w:val="en-DE"/>
-        </w:rPr>
       </w:pPr>
       <w:bookmarkStart w:id="3" w:name="_Toc219215175"/>
       <w:r>
-        <w:rPr>
-          <w:lang w:val="en-DE"/>
-        </w:rPr>
         <w:t>2. Results</w:t>
       </w:r>
       <w:bookmarkEnd w:id="3"/>
@@ -1781,14 +1516,12 @@
         <w:rPr>
           <w:b/>
           <w:bCs/>
-          <w:lang w:val="en-DE"/>
-        </w:rPr>
-      </w:pPr>
-      <w:r>
-        <w:rPr>
-          <w:b/>
-          <w:bCs/>
-          <w:lang w:val="en-DE"/>
+        </w:rPr>
+      </w:pPr>
+      <w:r>
+        <w:rPr>
+          <w:b/>
+          <w:bCs/>
         </w:rPr>
         <w:t>2.1 Overall Statistics</w:t>
       </w:r>
@@ -1817,14 +1550,8 @@
           <w:p>
             <w:pPr>
               <w:spacing w:after="160" w:line="278" w:lineRule="auto"/>
-              <w:rPr>
-                <w:lang w:val="en-DE"/>
-              </w:rPr>
-            </w:pPr>
-            <w:r>
-              <w:rPr>
-                <w:lang w:val="en-DE"/>
-              </w:rPr>
+            </w:pPr>
+            <w:r>
               <w:t>Metric</w:t>
             </w:r>
           </w:p>
@@ -1838,14 +1565,8 @@
             <w:pPr>
               <w:spacing w:after="160" w:line="278" w:lineRule="auto"/>
               <w:cnfStyle w:val="100000000000" w:firstRow="1" w:lastRow="0" w:firstColumn="0" w:lastColumn="0" w:oddVBand="0" w:evenVBand="0" w:oddHBand="0" w:evenHBand="0" w:firstRowFirstColumn="0" w:firstRowLastColumn="0" w:lastRowFirstColumn="0" w:lastRowLastColumn="0"/>
-              <w:rPr>
-                <w:lang w:val="en-DE"/>
-              </w:rPr>
-            </w:pPr>
-            <w:r>
-              <w:rPr>
-                <w:lang w:val="en-DE"/>
-              </w:rPr>
+            </w:pPr>
+            <w:r>
               <w:t>Value</w:t>
             </w:r>
           </w:p>
@@ -1859,14 +1580,8 @@
             <w:pPr>
               <w:spacing w:after="160" w:line="278" w:lineRule="auto"/>
               <w:cnfStyle w:val="100000000000" w:firstRow="1" w:lastRow="0" w:firstColumn="0" w:lastColumn="0" w:oddVBand="0" w:evenVBand="0" w:oddHBand="0" w:evenHBand="0" w:firstRowFirstColumn="0" w:firstRowLastColumn="0" w:lastRowFirstColumn="0" w:lastRowLastColumn="0"/>
-              <w:rPr>
-                <w:lang w:val="en-DE"/>
-              </w:rPr>
-            </w:pPr>
-            <w:r>
-              <w:rPr>
-                <w:lang w:val="en-DE"/>
-              </w:rPr>
+            </w:pPr>
+            <w:r>
               <w:t>Interpretation</w:t>
             </w:r>
           </w:p>
@@ -1885,14 +1600,8 @@
           <w:p>
             <w:pPr>
               <w:spacing w:after="160" w:line="278" w:lineRule="auto"/>
-              <w:rPr>
-                <w:lang w:val="en-DE"/>
-              </w:rPr>
-            </w:pPr>
-            <w:r>
-              <w:rPr>
-                <w:lang w:val="en-DE"/>
-              </w:rPr>
+            </w:pPr>
+            <w:r>
               <w:t>Average Similarity</w:t>
             </w:r>
           </w:p>
@@ -1906,14 +1615,8 @@
             <w:pPr>
               <w:spacing w:after="160" w:line="278" w:lineRule="auto"/>
               <w:cnfStyle w:val="000000100000" w:firstRow="0" w:lastRow="0" w:firstColumn="0" w:lastColumn="0" w:oddVBand="0" w:evenVBand="0" w:oddHBand="1" w:evenHBand="0" w:firstRowFirstColumn="0" w:firstRowLastColumn="0" w:lastRowFirstColumn="0" w:lastRowLastColumn="0"/>
-              <w:rPr>
-                <w:lang w:val="en-DE"/>
-              </w:rPr>
-            </w:pPr>
-            <w:r>
-              <w:rPr>
-                <w:lang w:val="en-DE"/>
-              </w:rPr>
+            </w:pPr>
+            <w:r>
               <w:t>0.5766</w:t>
             </w:r>
           </w:p>
@@ -1927,14 +1630,8 @@
             <w:pPr>
               <w:spacing w:after="160" w:line="278" w:lineRule="auto"/>
               <w:cnfStyle w:val="000000100000" w:firstRow="0" w:lastRow="0" w:firstColumn="0" w:lastColumn="0" w:oddVBand="0" w:evenVBand="0" w:oddHBand="1" w:evenHBand="0" w:firstRowFirstColumn="0" w:firstRowLastColumn="0" w:lastRowFirstColumn="0" w:lastRowLastColumn="0"/>
-              <w:rPr>
-                <w:lang w:val="en-DE"/>
-              </w:rPr>
-            </w:pPr>
-            <w:r>
-              <w:rPr>
-                <w:lang w:val="en-DE"/>
-              </w:rPr>
+            </w:pPr>
+            <w:r>
               <w:t>Good coherence across corpus</w:t>
             </w:r>
           </w:p>
@@ -1950,14 +1647,8 @@
           <w:p>
             <w:pPr>
               <w:spacing w:after="160" w:line="278" w:lineRule="auto"/>
-              <w:rPr>
-                <w:lang w:val="en-DE"/>
-              </w:rPr>
-            </w:pPr>
-            <w:r>
-              <w:rPr>
-                <w:lang w:val="en-DE"/>
-              </w:rPr>
+            </w:pPr>
+            <w:r>
               <w:t>Std Deviation</w:t>
             </w:r>
           </w:p>
@@ -1971,14 +1662,8 @@
             <w:pPr>
               <w:spacing w:after="160" w:line="278" w:lineRule="auto"/>
               <w:cnfStyle w:val="000000000000" w:firstRow="0" w:lastRow="0" w:firstColumn="0" w:lastColumn="0" w:oddVBand="0" w:evenVBand="0" w:oddHBand="0" w:evenHBand="0" w:firstRowFirstColumn="0" w:firstRowLastColumn="0" w:lastRowFirstColumn="0" w:lastRowLastColumn="0"/>
-              <w:rPr>
-                <w:lang w:val="en-DE"/>
-              </w:rPr>
-            </w:pPr>
-            <w:r>
-              <w:rPr>
-                <w:lang w:val="en-DE"/>
-              </w:rPr>
+            </w:pPr>
+            <w:r>
               <w:t>0.1420</w:t>
             </w:r>
           </w:p>
@@ -1992,14 +1677,8 @@
             <w:pPr>
               <w:spacing w:after="160" w:line="278" w:lineRule="auto"/>
               <w:cnfStyle w:val="000000000000" w:firstRow="0" w:lastRow="0" w:firstColumn="0" w:lastColumn="0" w:oddVBand="0" w:evenVBand="0" w:oddHBand="0" w:evenHBand="0" w:firstRowFirstColumn="0" w:firstRowLastColumn="0" w:lastRowFirstColumn="0" w:lastRowLastColumn="0"/>
-              <w:rPr>
-                <w:lang w:val="en-DE"/>
-              </w:rPr>
-            </w:pPr>
-            <w:r>
-              <w:rPr>
-                <w:lang w:val="en-DE"/>
-              </w:rPr>
+            </w:pPr>
+            <w:r>
               <w:t>Moderate variability</w:t>
             </w:r>
           </w:p>
@@ -2018,14 +1697,8 @@
           <w:p>
             <w:pPr>
               <w:spacing w:after="160" w:line="278" w:lineRule="auto"/>
-              <w:rPr>
-                <w:lang w:val="en-DE"/>
-              </w:rPr>
-            </w:pPr>
-            <w:r>
-              <w:rPr>
-                <w:lang w:val="en-DE"/>
-              </w:rPr>
+            </w:pPr>
+            <w:r>
               <w:lastRenderedPageBreak/>
               <w:t>Highest Pair</w:t>
             </w:r>
@@ -2040,14 +1713,8 @@
             <w:pPr>
               <w:spacing w:after="160" w:line="278" w:lineRule="auto"/>
               <w:cnfStyle w:val="000000100000" w:firstRow="0" w:lastRow="0" w:firstColumn="0" w:lastColumn="0" w:oddVBand="0" w:evenVBand="0" w:oddHBand="1" w:evenHBand="0" w:firstRowFirstColumn="0" w:firstRowLastColumn="0" w:lastRowFirstColumn="0" w:lastRowLastColumn="0"/>
-              <w:rPr>
-                <w:lang w:val="en-DE"/>
-              </w:rPr>
-            </w:pPr>
-            <w:r>
-              <w:rPr>
-                <w:lang w:val="en-DE"/>
-              </w:rPr>
+            </w:pPr>
+            <w:r>
               <w:t>0.8916</w:t>
             </w:r>
           </w:p>
@@ -2061,14 +1728,8 @@
             <w:pPr>
               <w:spacing w:after="160" w:line="278" w:lineRule="auto"/>
               <w:cnfStyle w:val="000000100000" w:firstRow="0" w:lastRow="0" w:firstColumn="0" w:lastColumn="0" w:oddVBand="0" w:evenVBand="0" w:oddHBand="1" w:evenHBand="0" w:firstRowFirstColumn="0" w:firstRowLastColumn="0" w:lastRowFirstColumn="0" w:lastRowLastColumn="0"/>
-              <w:rPr>
-                <w:lang w:val="en-DE"/>
-              </w:rPr>
-            </w:pPr>
-            <w:r>
-              <w:rPr>
-                <w:lang w:val="en-DE"/>
-              </w:rPr>
+            </w:pPr>
+            <w:r>
               <w:t>Near-duplicate documents</w:t>
             </w:r>
           </w:p>
@@ -2084,14 +1745,8 @@
           <w:p>
             <w:pPr>
               <w:spacing w:after="160" w:line="278" w:lineRule="auto"/>
-              <w:rPr>
-                <w:lang w:val="en-DE"/>
-              </w:rPr>
-            </w:pPr>
-            <w:r>
-              <w:rPr>
-                <w:lang w:val="en-DE"/>
-              </w:rPr>
+            </w:pPr>
+            <w:r>
               <w:t>Lowest Pair</w:t>
             </w:r>
           </w:p>
@@ -2105,14 +1760,8 @@
             <w:pPr>
               <w:spacing w:after="160" w:line="278" w:lineRule="auto"/>
               <w:cnfStyle w:val="000000000000" w:firstRow="0" w:lastRow="0" w:firstColumn="0" w:lastColumn="0" w:oddVBand="0" w:evenVBand="0" w:oddHBand="0" w:evenHBand="0" w:firstRowFirstColumn="0" w:firstRowLastColumn="0" w:lastRowFirstColumn="0" w:lastRowLastColumn="0"/>
-              <w:rPr>
-                <w:lang w:val="en-DE"/>
-              </w:rPr>
-            </w:pPr>
-            <w:r>
-              <w:rPr>
-                <w:lang w:val="en-DE"/>
-              </w:rPr>
+            </w:pPr>
+            <w:r>
               <w:t>0.2556</w:t>
             </w:r>
           </w:p>
@@ -2126,14 +1775,8 @@
             <w:pPr>
               <w:spacing w:after="160" w:line="278" w:lineRule="auto"/>
               <w:cnfStyle w:val="000000000000" w:firstRow="0" w:lastRow="0" w:firstColumn="0" w:lastColumn="0" w:oddVBand="0" w:evenVBand="0" w:oddHBand="0" w:evenHBand="0" w:firstRowFirstColumn="0" w:firstRowLastColumn="0" w:lastRowFirstColumn="0" w:lastRowLastColumn="0"/>
-              <w:rPr>
-                <w:lang w:val="en-DE"/>
-              </w:rPr>
-            </w:pPr>
-            <w:r>
-              <w:rPr>
-                <w:lang w:val="en-DE"/>
-              </w:rPr>
+            </w:pPr>
+            <w:r>
               <w:t>Completely different topics</w:t>
             </w:r>
           </w:p>
@@ -2152,14 +1795,8 @@
           <w:p>
             <w:pPr>
               <w:spacing w:after="160" w:line="278" w:lineRule="auto"/>
-              <w:rPr>
-                <w:lang w:val="en-DE"/>
-              </w:rPr>
-            </w:pPr>
-            <w:r>
-              <w:rPr>
-                <w:lang w:val="en-DE"/>
-              </w:rPr>
+            </w:pPr>
+            <w:r>
               <w:t>Conflicts (&lt;0.3)</w:t>
             </w:r>
           </w:p>
@@ -2173,14 +1810,8 @@
             <w:pPr>
               <w:spacing w:after="160" w:line="278" w:lineRule="auto"/>
               <w:cnfStyle w:val="000000100000" w:firstRow="0" w:lastRow="0" w:firstColumn="0" w:lastColumn="0" w:oddVBand="0" w:evenVBand="0" w:oddHBand="1" w:evenHBand="0" w:firstRowFirstColumn="0" w:firstRowLastColumn="0" w:lastRowFirstColumn="0" w:lastRowLastColumn="0"/>
-              <w:rPr>
-                <w:lang w:val="en-DE"/>
-              </w:rPr>
-            </w:pPr>
-            <w:r>
-              <w:rPr>
-                <w:lang w:val="en-DE"/>
-              </w:rPr>
+            </w:pPr>
+            <w:r>
               <w:t>3 pairs</w:t>
             </w:r>
           </w:p>
@@ -2194,14 +1825,8 @@
             <w:pPr>
               <w:spacing w:after="160" w:line="278" w:lineRule="auto"/>
               <w:cnfStyle w:val="000000100000" w:firstRow="0" w:lastRow="0" w:firstColumn="0" w:lastColumn="0" w:oddVBand="0" w:evenVBand="0" w:oddHBand="1" w:evenHBand="0" w:firstRowFirstColumn="0" w:firstRowLastColumn="0" w:lastRowFirstColumn="0" w:lastRowLastColumn="0"/>
-              <w:rPr>
-                <w:lang w:val="en-DE"/>
-              </w:rPr>
-            </w:pPr>
-            <w:r>
-              <w:rPr>
-                <w:lang w:val="en-DE"/>
-              </w:rPr>
+            </w:pPr>
+            <w:r>
               <w:t>Very few policy contradictions</w:t>
             </w:r>
           </w:p>
@@ -2213,23 +1838,20 @@
         <w:rPr>
           <w:b/>
           <w:bCs/>
-          <w:lang w:val="en-DE"/>
-        </w:rPr>
-      </w:pPr>
-    </w:p>
-    <w:p>
-      <w:pPr>
-        <w:rPr>
-          <w:b/>
-          <w:bCs/>
-          <w:lang w:val="en-DE"/>
-        </w:rPr>
-      </w:pPr>
-      <w:r>
-        <w:rPr>
-          <w:b/>
-          <w:bCs/>
-          <w:lang w:val="en-DE"/>
+        </w:rPr>
+      </w:pPr>
+    </w:p>
+    <w:p>
+      <w:pPr>
+        <w:rPr>
+          <w:b/>
+          <w:bCs/>
+        </w:rPr>
+      </w:pPr>
+      <w:r>
+        <w:rPr>
+          <w:b/>
+          <w:bCs/>
         </w:rPr>
         <w:t>2.2 Top 5 Most Similar Pairs</w:t>
       </w:r>
@@ -2260,14 +1882,8 @@
           <w:p>
             <w:pPr>
               <w:spacing w:after="160" w:line="278" w:lineRule="auto"/>
-              <w:rPr>
-                <w:lang w:val="en-DE"/>
-              </w:rPr>
-            </w:pPr>
-            <w:r>
-              <w:rPr>
-                <w:lang w:val="en-DE"/>
-              </w:rPr>
+            </w:pPr>
+            <w:r>
               <w:t>Rank</w:t>
             </w:r>
           </w:p>
@@ -2281,14 +1897,8 @@
             <w:pPr>
               <w:spacing w:after="160" w:line="278" w:lineRule="auto"/>
               <w:cnfStyle w:val="100000000000" w:firstRow="1" w:lastRow="0" w:firstColumn="0" w:lastColumn="0" w:oddVBand="0" w:evenVBand="0" w:oddHBand="0" w:evenHBand="0" w:firstRowFirstColumn="0" w:firstRowLastColumn="0" w:lastRowFirstColumn="0" w:lastRowLastColumn="0"/>
-              <w:rPr>
-                <w:lang w:val="en-DE"/>
-              </w:rPr>
-            </w:pPr>
-            <w:r>
-              <w:rPr>
-                <w:lang w:val="en-DE"/>
-              </w:rPr>
+            </w:pPr>
+            <w:r>
               <w:t>Document 1</w:t>
             </w:r>
           </w:p>
@@ -2302,14 +1912,8 @@
             <w:pPr>
               <w:spacing w:after="160" w:line="278" w:lineRule="auto"/>
               <w:cnfStyle w:val="100000000000" w:firstRow="1" w:lastRow="0" w:firstColumn="0" w:lastColumn="0" w:oddVBand="0" w:evenVBand="0" w:oddHBand="0" w:evenHBand="0" w:firstRowFirstColumn="0" w:firstRowLastColumn="0" w:lastRowFirstColumn="0" w:lastRowLastColumn="0"/>
-              <w:rPr>
-                <w:lang w:val="en-DE"/>
-              </w:rPr>
-            </w:pPr>
-            <w:r>
-              <w:rPr>
-                <w:lang w:val="en-DE"/>
-              </w:rPr>
+            </w:pPr>
+            <w:r>
               <w:t>Document 2</w:t>
             </w:r>
           </w:p>
@@ -2323,14 +1927,8 @@
             <w:pPr>
               <w:spacing w:after="160" w:line="278" w:lineRule="auto"/>
               <w:cnfStyle w:val="100000000000" w:firstRow="1" w:lastRow="0" w:firstColumn="0" w:lastColumn="0" w:oddVBand="0" w:evenVBand="0" w:oddHBand="0" w:evenHBand="0" w:firstRowFirstColumn="0" w:firstRowLastColumn="0" w:lastRowFirstColumn="0" w:lastRowLastColumn="0"/>
-              <w:rPr>
-                <w:lang w:val="en-DE"/>
-              </w:rPr>
-            </w:pPr>
-            <w:r>
-              <w:rPr>
-                <w:lang w:val="en-DE"/>
-              </w:rPr>
+            </w:pPr>
+            <w:r>
               <w:t>Similarity</w:t>
             </w:r>
           </w:p>
@@ -2344,14 +1942,8 @@
             <w:pPr>
               <w:spacing w:after="160" w:line="278" w:lineRule="auto"/>
               <w:cnfStyle w:val="100000000000" w:firstRow="1" w:lastRow="0" w:firstColumn="0" w:lastColumn="0" w:oddVBand="0" w:evenVBand="0" w:oddHBand="0" w:evenHBand="0" w:firstRowFirstColumn="0" w:firstRowLastColumn="0" w:lastRowFirstColumn="0" w:lastRowLastColumn="0"/>
-              <w:rPr>
-                <w:lang w:val="en-DE"/>
-              </w:rPr>
-            </w:pPr>
-            <w:r>
-              <w:rPr>
-                <w:lang w:val="en-DE"/>
-              </w:rPr>
+            </w:pPr>
+            <w:r>
               <w:t>Analysis</w:t>
             </w:r>
           </w:p>
@@ -2370,14 +1962,8 @@
           <w:p>
             <w:pPr>
               <w:spacing w:after="160" w:line="278" w:lineRule="auto"/>
-              <w:rPr>
-                <w:lang w:val="en-DE"/>
-              </w:rPr>
-            </w:pPr>
-            <w:r>
-              <w:rPr>
-                <w:lang w:val="en-DE"/>
-              </w:rPr>
+            </w:pPr>
+            <w:r>
               <w:t>1</w:t>
             </w:r>
           </w:p>
@@ -2391,14 +1977,8 @@
             <w:pPr>
               <w:spacing w:after="160" w:line="278" w:lineRule="auto"/>
               <w:cnfStyle w:val="000000100000" w:firstRow="0" w:lastRow="0" w:firstColumn="0" w:lastColumn="0" w:oddVBand="0" w:evenVBand="0" w:oddHBand="1" w:evenHBand="0" w:firstRowFirstColumn="0" w:firstRowLastColumn="0" w:lastRowFirstColumn="0" w:lastRowLastColumn="0"/>
-              <w:rPr>
-                <w:lang w:val="en-DE"/>
-              </w:rPr>
-            </w:pPr>
-            <w:r>
-              <w:rPr>
-                <w:lang w:val="en-DE"/>
-              </w:rPr>
+            </w:pPr>
+            <w:r>
               <w:t>EU Hydrogen Strategy</w:t>
             </w:r>
           </w:p>
@@ -2412,14 +1992,8 @@
             <w:pPr>
               <w:spacing w:after="160" w:line="278" w:lineRule="auto"/>
               <w:cnfStyle w:val="000000100000" w:firstRow="0" w:lastRow="0" w:firstColumn="0" w:lastColumn="0" w:oddVBand="0" w:evenVBand="0" w:oddHBand="1" w:evenHBand="0" w:firstRowFirstColumn="0" w:firstRowLastColumn="0" w:lastRowFirstColumn="0" w:lastRowLastColumn="0"/>
-              <w:rPr>
-                <w:lang w:val="en-DE"/>
-              </w:rPr>
-            </w:pPr>
-            <w:r>
-              <w:rPr>
-                <w:lang w:val="en-DE"/>
-              </w:rPr>
+            </w:pPr>
+            <w:r>
               <w:t>WWF Hydrogen Recommendation</w:t>
             </w:r>
           </w:p>
@@ -2433,14 +2007,8 @@
             <w:pPr>
               <w:spacing w:after="160" w:line="278" w:lineRule="auto"/>
               <w:cnfStyle w:val="000000100000" w:firstRow="0" w:lastRow="0" w:firstColumn="0" w:lastColumn="0" w:oddVBand="0" w:evenVBand="0" w:oddHBand="1" w:evenHBand="0" w:firstRowFirstColumn="0" w:firstRowLastColumn="0" w:lastRowFirstColumn="0" w:lastRowLastColumn="0"/>
-              <w:rPr>
-                <w:lang w:val="en-DE"/>
-              </w:rPr>
-            </w:pPr>
-            <w:r>
-              <w:rPr>
-                <w:lang w:val="en-DE"/>
-              </w:rPr>
+            </w:pPr>
+            <w:r>
               <w:t>0.89</w:t>
             </w:r>
           </w:p>
@@ -2454,14 +2022,8 @@
             <w:pPr>
               <w:spacing w:after="160" w:line="278" w:lineRule="auto"/>
               <w:cnfStyle w:val="000000100000" w:firstRow="0" w:lastRow="0" w:firstColumn="0" w:lastColumn="0" w:oddVBand="0" w:evenVBand="0" w:oddHBand="1" w:evenHBand="0" w:firstRowFirstColumn="0" w:firstRowLastColumn="0" w:lastRowFirstColumn="0" w:lastRowLastColumn="0"/>
-              <w:rPr>
-                <w:lang w:val="en-DE"/>
-              </w:rPr>
-            </w:pPr>
-            <w:r>
-              <w:rPr>
-                <w:lang w:val="en-DE"/>
-              </w:rPr>
+            </w:pPr>
+            <w:r>
               <w:t>Same topic, aligned positions</w:t>
             </w:r>
           </w:p>
@@ -2477,14 +2039,8 @@
           <w:p>
             <w:pPr>
               <w:spacing w:after="160" w:line="278" w:lineRule="auto"/>
-              <w:rPr>
-                <w:lang w:val="en-DE"/>
-              </w:rPr>
-            </w:pPr>
-            <w:r>
-              <w:rPr>
-                <w:lang w:val="en-DE"/>
-              </w:rPr>
+            </w:pPr>
+            <w:r>
               <w:t>2</w:t>
             </w:r>
           </w:p>
@@ -2498,14 +2054,8 @@
             <w:pPr>
               <w:spacing w:after="160" w:line="278" w:lineRule="auto"/>
               <w:cnfStyle w:val="000000000000" w:firstRow="0" w:lastRow="0" w:firstColumn="0" w:lastColumn="0" w:oddVBand="0" w:evenVBand="0" w:oddHBand="0" w:evenHBand="0" w:firstRowFirstColumn="0" w:firstRowLastColumn="0" w:lastRowFirstColumn="0" w:lastRowLastColumn="0"/>
-              <w:rPr>
-                <w:lang w:val="en-DE"/>
-              </w:rPr>
-            </w:pPr>
-            <w:r>
-              <w:rPr>
-                <w:lang w:val="en-DE"/>
-              </w:rPr>
+            </w:pPr>
+            <w:r>
               <w:t>EU Hydrogen Strategy</w:t>
             </w:r>
           </w:p>
@@ -2519,14 +2069,8 @@
             <w:pPr>
               <w:spacing w:after="160" w:line="278" w:lineRule="auto"/>
               <w:cnfStyle w:val="000000000000" w:firstRow="0" w:lastRow="0" w:firstColumn="0" w:lastColumn="0" w:oddVBand="0" w:evenVBand="0" w:oddHBand="0" w:evenHBand="0" w:firstRowFirstColumn="0" w:firstRowLastColumn="0" w:lastRowFirstColumn="0" w:lastRowLastColumn="0"/>
-              <w:rPr>
-                <w:lang w:val="en-DE"/>
-              </w:rPr>
-            </w:pPr>
-            <w:r>
-              <w:rPr>
-                <w:lang w:val="en-DE"/>
-              </w:rPr>
+            </w:pPr>
+            <w:r>
               <w:t>EU_Hydrogen_Strategy.pdf</w:t>
             </w:r>
           </w:p>
@@ -2540,14 +2084,8 @@
             <w:pPr>
               <w:spacing w:after="160" w:line="278" w:lineRule="auto"/>
               <w:cnfStyle w:val="000000000000" w:firstRow="0" w:lastRow="0" w:firstColumn="0" w:lastColumn="0" w:oddVBand="0" w:evenVBand="0" w:oddHBand="0" w:evenHBand="0" w:firstRowFirstColumn="0" w:firstRowLastColumn="0" w:lastRowFirstColumn="0" w:lastRowLastColumn="0"/>
-              <w:rPr>
-                <w:lang w:val="en-DE"/>
-              </w:rPr>
-            </w:pPr>
-            <w:r>
-              <w:rPr>
-                <w:lang w:val="en-DE"/>
-              </w:rPr>
+            </w:pPr>
+            <w:r>
               <w:t>0.88</w:t>
             </w:r>
           </w:p>
@@ -2561,14 +2099,8 @@
             <w:pPr>
               <w:spacing w:after="160" w:line="278" w:lineRule="auto"/>
               <w:cnfStyle w:val="000000000000" w:firstRow="0" w:lastRow="0" w:firstColumn="0" w:lastColumn="0" w:oddVBand="0" w:evenVBand="0" w:oddHBand="0" w:evenHBand="0" w:firstRowFirstColumn="0" w:firstRowLastColumn="0" w:lastRowFirstColumn="0" w:lastRowLastColumn="0"/>
-              <w:rPr>
-                <w:lang w:val="en-DE"/>
-              </w:rPr>
-            </w:pPr>
-            <w:r>
-              <w:rPr>
-                <w:lang w:val="en-DE"/>
-              </w:rPr>
+            </w:pPr>
+            <w:r>
               <w:t>Duplicate/variant versions</w:t>
             </w:r>
           </w:p>
@@ -2587,14 +2119,8 @@
           <w:p>
             <w:pPr>
               <w:spacing w:after="160" w:line="278" w:lineRule="auto"/>
-              <w:rPr>
-                <w:lang w:val="en-DE"/>
-              </w:rPr>
-            </w:pPr>
-            <w:r>
-              <w:rPr>
-                <w:lang w:val="en-DE"/>
-              </w:rPr>
+            </w:pPr>
+            <w:r>
               <w:t>3</w:t>
             </w:r>
           </w:p>
@@ -2608,14 +2134,8 @@
             <w:pPr>
               <w:spacing w:after="160" w:line="278" w:lineRule="auto"/>
               <w:cnfStyle w:val="000000100000" w:firstRow="0" w:lastRow="0" w:firstColumn="0" w:lastColumn="0" w:oddVBand="0" w:evenVBand="0" w:oddHBand="1" w:evenHBand="0" w:firstRowFirstColumn="0" w:firstRowLastColumn="0" w:lastRowFirstColumn="0" w:lastRowLastColumn="0"/>
-              <w:rPr>
-                <w:lang w:val="en-DE"/>
-              </w:rPr>
-            </w:pPr>
-            <w:r>
-              <w:rPr>
-                <w:lang w:val="en-DE"/>
-              </w:rPr>
+            </w:pPr>
+            <w:r>
               <w:t>EU Hydrogen Strategy</w:t>
             </w:r>
           </w:p>
@@ -2629,14 +2149,8 @@
             <w:pPr>
               <w:spacing w:after="160" w:line="278" w:lineRule="auto"/>
               <w:cnfStyle w:val="000000100000" w:firstRow="0" w:lastRow="0" w:firstColumn="0" w:lastColumn="0" w:oddVBand="0" w:evenVBand="0" w:oddHBand="1" w:evenHBand="0" w:firstRowFirstColumn="0" w:firstRowLastColumn="0" w:lastRowFirstColumn="0" w:lastRowLastColumn="0"/>
-              <w:rPr>
-                <w:lang w:val="en-DE"/>
-              </w:rPr>
-            </w:pPr>
-            <w:r>
-              <w:rPr>
-                <w:lang w:val="en-DE"/>
-              </w:rPr>
+            </w:pPr>
+            <w:r>
               <w:t>Power-X Energy Policy</w:t>
             </w:r>
           </w:p>
@@ -2650,14 +2164,8 @@
             <w:pPr>
               <w:spacing w:after="160" w:line="278" w:lineRule="auto"/>
               <w:cnfStyle w:val="000000100000" w:firstRow="0" w:lastRow="0" w:firstColumn="0" w:lastColumn="0" w:oddVBand="0" w:evenVBand="0" w:oddHBand="1" w:evenHBand="0" w:firstRowFirstColumn="0" w:firstRowLastColumn="0" w:lastRowFirstColumn="0" w:lastRowLastColumn="0"/>
-              <w:rPr>
-                <w:lang w:val="en-DE"/>
-              </w:rPr>
-            </w:pPr>
-            <w:r>
-              <w:rPr>
-                <w:lang w:val="en-DE"/>
-              </w:rPr>
+            </w:pPr>
+            <w:r>
               <w:t>0.85</w:t>
             </w:r>
           </w:p>
@@ -2671,14 +2179,8 @@
             <w:pPr>
               <w:spacing w:after="160" w:line="278" w:lineRule="auto"/>
               <w:cnfStyle w:val="000000100000" w:firstRow="0" w:lastRow="0" w:firstColumn="0" w:lastColumn="0" w:oddVBand="0" w:evenVBand="0" w:oddHBand="1" w:evenHBand="0" w:firstRowFirstColumn="0" w:firstRowLastColumn="0" w:lastRowFirstColumn="0" w:lastRowLastColumn="0"/>
-              <w:rPr>
-                <w:lang w:val="en-DE"/>
-              </w:rPr>
-            </w:pPr>
-            <w:r>
-              <w:rPr>
-                <w:lang w:val="en-DE"/>
-              </w:rPr>
+            </w:pPr>
+            <w:r>
               <w:t>H₂ strategy + implementation</w:t>
             </w:r>
           </w:p>
@@ -2694,14 +2196,8 @@
           <w:p>
             <w:pPr>
               <w:spacing w:after="160" w:line="278" w:lineRule="auto"/>
-              <w:rPr>
-                <w:lang w:val="en-DE"/>
-              </w:rPr>
-            </w:pPr>
-            <w:r>
-              <w:rPr>
-                <w:lang w:val="en-DE"/>
-              </w:rPr>
+            </w:pPr>
+            <w:r>
               <w:t>4</w:t>
             </w:r>
           </w:p>
@@ -2715,14 +2211,8 @@
             <w:pPr>
               <w:spacing w:after="160" w:line="278" w:lineRule="auto"/>
               <w:cnfStyle w:val="000000000000" w:firstRow="0" w:lastRow="0" w:firstColumn="0" w:lastColumn="0" w:oddVBand="0" w:evenVBand="0" w:oddHBand="0" w:evenHBand="0" w:firstRowFirstColumn="0" w:firstRowLastColumn="0" w:lastRowFirstColumn="0" w:lastRowLastColumn="0"/>
-              <w:rPr>
-                <w:lang w:val="en-DE"/>
-              </w:rPr>
-            </w:pPr>
-            <w:r>
-              <w:rPr>
-                <w:lang w:val="en-DE"/>
-              </w:rPr>
+            </w:pPr>
+            <w:r>
               <w:t>Power-X Energy Policy</w:t>
             </w:r>
           </w:p>
@@ -2736,14 +2226,8 @@
             <w:pPr>
               <w:spacing w:after="160" w:line="278" w:lineRule="auto"/>
               <w:cnfStyle w:val="000000000000" w:firstRow="0" w:lastRow="0" w:firstColumn="0" w:lastColumn="0" w:oddVBand="0" w:evenVBand="0" w:oddHBand="0" w:evenHBand="0" w:firstRowFirstColumn="0" w:firstRowLastColumn="0" w:lastRowFirstColumn="0" w:lastRowLastColumn="0"/>
-              <w:rPr>
-                <w:lang w:val="en-DE"/>
-              </w:rPr>
-            </w:pPr>
-            <w:r>
-              <w:rPr>
-                <w:lang w:val="en-DE"/>
-              </w:rPr>
+            </w:pPr>
+            <w:r>
               <w:t>WWF Hydrogen Recommendation</w:t>
             </w:r>
           </w:p>
@@ -2757,14 +2241,8 @@
             <w:pPr>
               <w:spacing w:after="160" w:line="278" w:lineRule="auto"/>
               <w:cnfStyle w:val="000000000000" w:firstRow="0" w:lastRow="0" w:firstColumn="0" w:lastColumn="0" w:oddVBand="0" w:evenVBand="0" w:oddHBand="0" w:evenHBand="0" w:firstRowFirstColumn="0" w:firstRowLastColumn="0" w:lastRowFirstColumn="0" w:lastRowLastColumn="0"/>
-              <w:rPr>
-                <w:lang w:val="en-DE"/>
-              </w:rPr>
-            </w:pPr>
-            <w:r>
-              <w:rPr>
-                <w:lang w:val="en-DE"/>
-              </w:rPr>
+            </w:pPr>
+            <w:r>
               <w:t>0.84</w:t>
             </w:r>
           </w:p>
@@ -2778,14 +2256,8 @@
             <w:pPr>
               <w:spacing w:after="160" w:line="278" w:lineRule="auto"/>
               <w:cnfStyle w:val="000000000000" w:firstRow="0" w:lastRow="0" w:firstColumn="0" w:lastColumn="0" w:oddVBand="0" w:evenVBand="0" w:oddHBand="0" w:evenHBand="0" w:firstRowFirstColumn="0" w:firstRowLastColumn="0" w:lastRowFirstColumn="0" w:lastRowLastColumn="0"/>
-              <w:rPr>
-                <w:lang w:val="en-DE"/>
-              </w:rPr>
-            </w:pPr>
-            <w:r>
-              <w:rPr>
-                <w:lang w:val="en-DE"/>
-              </w:rPr>
+            </w:pPr>
+            <w:r>
               <w:t>Regulatory + policy alignment</w:t>
             </w:r>
           </w:p>
@@ -2804,14 +2276,8 @@
           <w:p>
             <w:pPr>
               <w:spacing w:after="160" w:line="278" w:lineRule="auto"/>
-              <w:rPr>
-                <w:lang w:val="en-DE"/>
-              </w:rPr>
-            </w:pPr>
-            <w:r>
-              <w:rPr>
-                <w:lang w:val="en-DE"/>
-              </w:rPr>
+            </w:pPr>
+            <w:r>
               <w:t>5</w:t>
             </w:r>
           </w:p>
@@ -2825,14 +2291,8 @@
             <w:pPr>
               <w:spacing w:after="160" w:line="278" w:lineRule="auto"/>
               <w:cnfStyle w:val="000000100000" w:firstRow="0" w:lastRow="0" w:firstColumn="0" w:lastColumn="0" w:oddVBand="0" w:evenVBand="0" w:oddHBand="1" w:evenHBand="0" w:firstRowFirstColumn="0" w:firstRowLastColumn="0" w:lastRowFirstColumn="0" w:lastRowLastColumn="0"/>
-              <w:rPr>
-                <w:lang w:val="en-DE"/>
-              </w:rPr>
-            </w:pPr>
-            <w:r>
-              <w:rPr>
-                <w:lang w:val="en-DE"/>
-              </w:rPr>
+            </w:pPr>
+            <w:r>
               <w:t>EU Green Deal</w:t>
             </w:r>
           </w:p>
@@ -2846,14 +2306,8 @@
             <w:pPr>
               <w:spacing w:after="160" w:line="278" w:lineRule="auto"/>
               <w:cnfStyle w:val="000000100000" w:firstRow="0" w:lastRow="0" w:firstColumn="0" w:lastColumn="0" w:oddVBand="0" w:evenVBand="0" w:oddHBand="1" w:evenHBand="0" w:firstRowFirstColumn="0" w:firstRowLastColumn="0" w:lastRowFirstColumn="0" w:lastRowLastColumn="0"/>
-              <w:rPr>
-                <w:lang w:val="en-DE"/>
-              </w:rPr>
-            </w:pPr>
-            <w:r>
-              <w:rPr>
-                <w:lang w:val="en-DE"/>
-              </w:rPr>
+            </w:pPr>
+            <w:r>
               <w:t>EU Chemical Industry</w:t>
             </w:r>
           </w:p>
@@ -2867,14 +2321,8 @@
             <w:pPr>
               <w:spacing w:after="160" w:line="278" w:lineRule="auto"/>
               <w:cnfStyle w:val="000000100000" w:firstRow="0" w:lastRow="0" w:firstColumn="0" w:lastColumn="0" w:oddVBand="0" w:evenVBand="0" w:oddHBand="1" w:evenHBand="0" w:firstRowFirstColumn="0" w:firstRowLastColumn="0" w:lastRowFirstColumn="0" w:lastRowLastColumn="0"/>
-              <w:rPr>
-                <w:lang w:val="en-DE"/>
-              </w:rPr>
-            </w:pPr>
-            <w:r>
-              <w:rPr>
-                <w:lang w:val="en-DE"/>
-              </w:rPr>
+            </w:pPr>
+            <w:r>
               <w:t>0.83</w:t>
             </w:r>
           </w:p>
@@ -2888,14 +2336,8 @@
             <w:pPr>
               <w:spacing w:after="160" w:line="278" w:lineRule="auto"/>
               <w:cnfStyle w:val="000000100000" w:firstRow="0" w:lastRow="0" w:firstColumn="0" w:lastColumn="0" w:oddVBand="0" w:evenVBand="0" w:oddHBand="1" w:evenHBand="0" w:firstRowFirstColumn="0" w:firstRowLastColumn="0" w:lastRowFirstColumn="0" w:lastRowLastColumn="0"/>
-              <w:rPr>
-                <w:lang w:val="en-DE"/>
-              </w:rPr>
-            </w:pPr>
-            <w:r>
-              <w:rPr>
-                <w:lang w:val="en-DE"/>
-              </w:rPr>
+            </w:pPr>
+            <w:r>
               <w:t>Industrial climate integration</w:t>
             </w:r>
           </w:p>
@@ -2903,37 +2345,24 @@
       </w:tr>
     </w:tbl>
     <w:p>
-      <w:pPr>
-        <w:rPr>
-          <w:lang w:val="en-DE"/>
-        </w:rPr>
-      </w:pPr>
-      <w:r>
-        <w:rPr>
-          <w:b/>
-          <w:bCs/>
-          <w:lang w:val="en-DE"/>
+      <w:r>
+        <w:rPr>
+          <w:b/>
+          <w:bCs/>
         </w:rPr>
         <w:t>Finding:</w:t>
       </w:r>
       <w:r>
-        <w:rPr>
-          <w:lang w:val="en-DE"/>
-        </w:rPr>
         <w:t xml:space="preserve"> </w:t>
       </w:r>
       <w:r>
         <w:rPr>
           <w:b/>
           <w:bCs/>
-          <w:lang w:val="en-DE"/>
         </w:rPr>
         <w:t>Hydrogen policy cluster</w:t>
       </w:r>
       <w:r>
-        <w:rPr>
-          <w:lang w:val="en-DE"/>
-        </w:rPr>
         <w:t xml:space="preserve"> shows exceptional coherence—4 different document types (strategy, policy, regulation) highly aligned on hydrogen economy.</w:t>
       </w:r>
     </w:p>
@@ -2942,14 +2371,12 @@
         <w:rPr>
           <w:b/>
           <w:bCs/>
-          <w:lang w:val="en-DE"/>
-        </w:rPr>
-      </w:pPr>
-      <w:r>
-        <w:rPr>
-          <w:b/>
-          <w:bCs/>
-          <w:lang w:val="en-DE"/>
+        </w:rPr>
+      </w:pPr>
+      <w:r>
+        <w:rPr>
+          <w:b/>
+          <w:bCs/>
         </w:rPr>
         <w:t>2.3 Top 5 Most Divergent Pairs</w:t>
       </w:r>
@@ -2980,14 +2407,8 @@
           <w:p>
             <w:pPr>
               <w:spacing w:after="160" w:line="278" w:lineRule="auto"/>
-              <w:rPr>
-                <w:lang w:val="en-DE"/>
-              </w:rPr>
-            </w:pPr>
-            <w:r>
-              <w:rPr>
-                <w:lang w:val="en-DE"/>
-              </w:rPr>
+            </w:pPr>
+            <w:r>
               <w:t>Rank</w:t>
             </w:r>
           </w:p>
@@ -3001,14 +2422,8 @@
             <w:pPr>
               <w:spacing w:after="160" w:line="278" w:lineRule="auto"/>
               <w:cnfStyle w:val="100000000000" w:firstRow="1" w:lastRow="0" w:firstColumn="0" w:lastColumn="0" w:oddVBand="0" w:evenVBand="0" w:oddHBand="0" w:evenHBand="0" w:firstRowFirstColumn="0" w:firstRowLastColumn="0" w:lastRowFirstColumn="0" w:lastRowLastColumn="0"/>
-              <w:rPr>
-                <w:lang w:val="en-DE"/>
-              </w:rPr>
-            </w:pPr>
-            <w:r>
-              <w:rPr>
-                <w:lang w:val="en-DE"/>
-              </w:rPr>
+            </w:pPr>
+            <w:r>
               <w:t>Document 1</w:t>
             </w:r>
           </w:p>
@@ -3022,14 +2437,8 @@
             <w:pPr>
               <w:spacing w:after="160" w:line="278" w:lineRule="auto"/>
               <w:cnfStyle w:val="100000000000" w:firstRow="1" w:lastRow="0" w:firstColumn="0" w:lastColumn="0" w:oddVBand="0" w:evenVBand="0" w:oddHBand="0" w:evenHBand="0" w:firstRowFirstColumn="0" w:firstRowLastColumn="0" w:lastRowFirstColumn="0" w:lastRowLastColumn="0"/>
-              <w:rPr>
-                <w:lang w:val="en-DE"/>
-              </w:rPr>
-            </w:pPr>
-            <w:r>
-              <w:rPr>
-                <w:lang w:val="en-DE"/>
-              </w:rPr>
+            </w:pPr>
+            <w:r>
               <w:t>Document 2</w:t>
             </w:r>
           </w:p>
@@ -3043,14 +2452,8 @@
             <w:pPr>
               <w:spacing w:after="160" w:line="278" w:lineRule="auto"/>
               <w:cnfStyle w:val="100000000000" w:firstRow="1" w:lastRow="0" w:firstColumn="0" w:lastColumn="0" w:oddVBand="0" w:evenVBand="0" w:oddHBand="0" w:evenHBand="0" w:firstRowFirstColumn="0" w:firstRowLastColumn="0" w:lastRowFirstColumn="0" w:lastRowLastColumn="0"/>
-              <w:rPr>
-                <w:lang w:val="en-DE"/>
-              </w:rPr>
-            </w:pPr>
-            <w:r>
-              <w:rPr>
-                <w:lang w:val="en-DE"/>
-              </w:rPr>
+            </w:pPr>
+            <w:r>
               <w:t>Similarity</w:t>
             </w:r>
           </w:p>
@@ -3064,14 +2467,8 @@
             <w:pPr>
               <w:spacing w:after="160" w:line="278" w:lineRule="auto"/>
               <w:cnfStyle w:val="100000000000" w:firstRow="1" w:lastRow="0" w:firstColumn="0" w:lastColumn="0" w:oddVBand="0" w:evenVBand="0" w:oddHBand="0" w:evenHBand="0" w:firstRowFirstColumn="0" w:firstRowLastColumn="0" w:lastRowFirstColumn="0" w:lastRowLastColumn="0"/>
-              <w:rPr>
-                <w:lang w:val="en-DE"/>
-              </w:rPr>
-            </w:pPr>
-            <w:r>
-              <w:rPr>
-                <w:lang w:val="en-DE"/>
-              </w:rPr>
+            </w:pPr>
+            <w:r>
               <w:t>Analysis</w:t>
             </w:r>
           </w:p>
@@ -3090,14 +2487,8 @@
           <w:p>
             <w:pPr>
               <w:spacing w:after="160" w:line="278" w:lineRule="auto"/>
-              <w:rPr>
-                <w:lang w:val="en-DE"/>
-              </w:rPr>
-            </w:pPr>
-            <w:r>
-              <w:rPr>
-                <w:lang w:val="en-DE"/>
-              </w:rPr>
+            </w:pPr>
+            <w:r>
               <w:t>1</w:t>
             </w:r>
           </w:p>
@@ -3111,14 +2502,8 @@
             <w:pPr>
               <w:spacing w:after="160" w:line="278" w:lineRule="auto"/>
               <w:cnfStyle w:val="000000100000" w:firstRow="0" w:lastRow="0" w:firstColumn="0" w:lastColumn="0" w:oddVBand="0" w:evenVBand="0" w:oddHBand="1" w:evenHBand="0" w:firstRowFirstColumn="0" w:firstRowLastColumn="0" w:lastRowFirstColumn="0" w:lastRowLastColumn="0"/>
-              <w:rPr>
-                <w:lang w:val="en-DE"/>
-              </w:rPr>
-            </w:pPr>
-            <w:r>
-              <w:rPr>
-                <w:lang w:val="en-DE"/>
-              </w:rPr>
+            </w:pPr>
+            <w:r>
               <w:t>Ammonia White Paper</w:t>
             </w:r>
           </w:p>
@@ -3132,14 +2517,8 @@
             <w:pPr>
               <w:spacing w:after="160" w:line="278" w:lineRule="auto"/>
               <w:cnfStyle w:val="000000100000" w:firstRow="0" w:lastRow="0" w:firstColumn="0" w:lastColumn="0" w:oddVBand="0" w:evenVBand="0" w:oddHBand="1" w:evenHBand="0" w:firstRowFirstColumn="0" w:firstRowLastColumn="0" w:lastRowFirstColumn="0" w:lastRowLastColumn="0"/>
-              <w:rPr>
-                <w:lang w:val="en-DE"/>
-              </w:rPr>
-            </w:pPr>
-            <w:r>
-              <w:rPr>
-                <w:lang w:val="en-DE"/>
-              </w:rPr>
+            </w:pPr>
+            <w:r>
               <w:t>Economics of Transition</w:t>
             </w:r>
           </w:p>
@@ -3153,14 +2532,8 @@
             <w:pPr>
               <w:spacing w:after="160" w:line="278" w:lineRule="auto"/>
               <w:cnfStyle w:val="000000100000" w:firstRow="0" w:lastRow="0" w:firstColumn="0" w:lastColumn="0" w:oddVBand="0" w:evenVBand="0" w:oddHBand="1" w:evenHBand="0" w:firstRowFirstColumn="0" w:firstRowLastColumn="0" w:lastRowFirstColumn="0" w:lastRowLastColumn="0"/>
-              <w:rPr>
-                <w:lang w:val="en-DE"/>
-              </w:rPr>
-            </w:pPr>
-            <w:r>
-              <w:rPr>
-                <w:lang w:val="en-DE"/>
-              </w:rPr>
+            </w:pPr>
+            <w:r>
               <w:t>0.26</w:t>
             </w:r>
           </w:p>
@@ -3174,14 +2547,8 @@
             <w:pPr>
               <w:spacing w:after="160" w:line="278" w:lineRule="auto"/>
               <w:cnfStyle w:val="000000100000" w:firstRow="0" w:lastRow="0" w:firstColumn="0" w:lastColumn="0" w:oddVBand="0" w:evenVBand="0" w:oddHBand="1" w:evenHBand="0" w:firstRowFirstColumn="0" w:firstRowLastColumn="0" w:lastRowFirstColumn="0" w:lastRowLastColumn="0"/>
-              <w:rPr>
-                <w:lang w:val="en-DE"/>
-              </w:rPr>
-            </w:pPr>
-            <w:r>
-              <w:rPr>
-                <w:lang w:val="en-DE"/>
-              </w:rPr>
+            </w:pPr>
+            <w:r>
               <w:t>Narrow technical vs. broad economic</w:t>
             </w:r>
           </w:p>
@@ -3197,14 +2564,8 @@
           <w:p>
             <w:pPr>
               <w:spacing w:after="160" w:line="278" w:lineRule="auto"/>
-              <w:rPr>
-                <w:lang w:val="en-DE"/>
-              </w:rPr>
-            </w:pPr>
-            <w:r>
-              <w:rPr>
-                <w:lang w:val="en-DE"/>
-              </w:rPr>
+            </w:pPr>
+            <w:r>
               <w:t>2</w:t>
             </w:r>
           </w:p>
@@ -3218,14 +2579,8 @@
             <w:pPr>
               <w:spacing w:after="160" w:line="278" w:lineRule="auto"/>
               <w:cnfStyle w:val="000000000000" w:firstRow="0" w:lastRow="0" w:firstColumn="0" w:lastColumn="0" w:oddVBand="0" w:evenVBand="0" w:oddHBand="0" w:evenHBand="0" w:firstRowFirstColumn="0" w:firstRowLastColumn="0" w:lastRowFirstColumn="0" w:lastRowLastColumn="0"/>
-              <w:rPr>
-                <w:lang w:val="en-DE"/>
-              </w:rPr>
-            </w:pPr>
-            <w:r>
-              <w:rPr>
-                <w:lang w:val="en-DE"/>
-              </w:rPr>
+            </w:pPr>
+            <w:r>
               <w:t>Ammonia White Paper</w:t>
             </w:r>
           </w:p>
@@ -3239,14 +2594,8 @@
             <w:pPr>
               <w:spacing w:after="160" w:line="278" w:lineRule="auto"/>
               <w:cnfStyle w:val="000000000000" w:firstRow="0" w:lastRow="0" w:firstColumn="0" w:lastColumn="0" w:oddVBand="0" w:evenVBand="0" w:oddHBand="0" w:evenHBand="0" w:firstRowFirstColumn="0" w:firstRowLastColumn="0" w:lastRowFirstColumn="0" w:lastRowLastColumn="0"/>
-              <w:rPr>
-                <w:lang w:val="en-DE"/>
-              </w:rPr>
-            </w:pPr>
-            <w:r>
-              <w:rPr>
-                <w:lang w:val="en-DE"/>
-              </w:rPr>
+            </w:pPr>
+            <w:r>
               <w:t>Cost-Benefits of Climate</w:t>
             </w:r>
           </w:p>
@@ -3260,14 +2609,8 @@
             <w:pPr>
               <w:spacing w:after="160" w:line="278" w:lineRule="auto"/>
               <w:cnfStyle w:val="000000000000" w:firstRow="0" w:lastRow="0" w:firstColumn="0" w:lastColumn="0" w:oddVBand="0" w:evenVBand="0" w:oddHBand="0" w:evenHBand="0" w:firstRowFirstColumn="0" w:firstRowLastColumn="0" w:lastRowFirstColumn="0" w:lastRowLastColumn="0"/>
-              <w:rPr>
-                <w:lang w:val="en-DE"/>
-              </w:rPr>
-            </w:pPr>
-            <w:r>
-              <w:rPr>
-                <w:lang w:val="en-DE"/>
-              </w:rPr>
+            </w:pPr>
+            <w:r>
               <w:t>0.26</w:t>
             </w:r>
           </w:p>
@@ -3281,14 +2624,8 @@
             <w:pPr>
               <w:spacing w:after="160" w:line="278" w:lineRule="auto"/>
               <w:cnfStyle w:val="000000000000" w:firstRow="0" w:lastRow="0" w:firstColumn="0" w:lastColumn="0" w:oddVBand="0" w:evenVBand="0" w:oddHBand="0" w:evenHBand="0" w:firstRowFirstColumn="0" w:firstRowLastColumn="0" w:lastRowFirstColumn="0" w:lastRowLastColumn="0"/>
-              <w:rPr>
-                <w:lang w:val="en-DE"/>
-              </w:rPr>
-            </w:pPr>
-            <w:r>
-              <w:rPr>
-                <w:lang w:val="en-DE"/>
-              </w:rPr>
+            </w:pPr>
+            <w:r>
               <w:t>Technical spec vs. policy analysis</w:t>
             </w:r>
           </w:p>
@@ -3307,14 +2644,8 @@
           <w:p>
             <w:pPr>
               <w:spacing w:after="160" w:line="278" w:lineRule="auto"/>
-              <w:rPr>
-                <w:lang w:val="en-DE"/>
-              </w:rPr>
-            </w:pPr>
-            <w:r>
-              <w:rPr>
-                <w:lang w:val="en-DE"/>
-              </w:rPr>
+            </w:pPr>
+            <w:r>
               <w:t>3</w:t>
             </w:r>
           </w:p>
@@ -3328,14 +2659,8 @@
             <w:pPr>
               <w:spacing w:after="160" w:line="278" w:lineRule="auto"/>
               <w:cnfStyle w:val="000000100000" w:firstRow="0" w:lastRow="0" w:firstColumn="0" w:lastColumn="0" w:oddVBand="0" w:evenVBand="0" w:oddHBand="1" w:evenHBand="0" w:firstRowFirstColumn="0" w:firstRowLastColumn="0" w:lastRowFirstColumn="0" w:lastRowLastColumn="0"/>
-              <w:rPr>
-                <w:lang w:val="en-DE"/>
-              </w:rPr>
-            </w:pPr>
-            <w:r>
-              <w:rPr>
-                <w:lang w:val="en-DE"/>
-              </w:rPr>
+            </w:pPr>
+            <w:r>
               <w:t>Ammonia White Paper</w:t>
             </w:r>
           </w:p>
@@ -3349,14 +2674,8 @@
             <w:pPr>
               <w:spacing w:after="160" w:line="278" w:lineRule="auto"/>
               <w:cnfStyle w:val="000000100000" w:firstRow="0" w:lastRow="0" w:firstColumn="0" w:lastColumn="0" w:oddVBand="0" w:evenVBand="0" w:oddHBand="1" w:evenHBand="0" w:firstRowFirstColumn="0" w:firstRowLastColumn="0" w:lastRowFirstColumn="0" w:lastRowLastColumn="0"/>
-              <w:rPr>
-                <w:lang w:val="en-DE"/>
-              </w:rPr>
-            </w:pPr>
-            <w:r>
-              <w:rPr>
-                <w:lang w:val="en-DE"/>
-              </w:rPr>
+            </w:pPr>
+            <w:r>
               <w:t>Climate Framework Laws</w:t>
             </w:r>
           </w:p>
@@ -3370,14 +2689,8 @@
             <w:pPr>
               <w:spacing w:after="160" w:line="278" w:lineRule="auto"/>
               <w:cnfStyle w:val="000000100000" w:firstRow="0" w:lastRow="0" w:firstColumn="0" w:lastColumn="0" w:oddVBand="0" w:evenVBand="0" w:oddHBand="1" w:evenHBand="0" w:firstRowFirstColumn="0" w:firstRowLastColumn="0" w:lastRowFirstColumn="0" w:lastRowLastColumn="0"/>
-              <w:rPr>
-                <w:lang w:val="en-DE"/>
-              </w:rPr>
-            </w:pPr>
-            <w:r>
-              <w:rPr>
-                <w:lang w:val="en-DE"/>
-              </w:rPr>
+            </w:pPr>
+            <w:r>
               <w:t>0.29</w:t>
             </w:r>
           </w:p>
@@ -3391,14 +2704,8 @@
             <w:pPr>
               <w:spacing w:after="160" w:line="278" w:lineRule="auto"/>
               <w:cnfStyle w:val="000000100000" w:firstRow="0" w:lastRow="0" w:firstColumn="0" w:lastColumn="0" w:oddVBand="0" w:evenVBand="0" w:oddHBand="1" w:evenHBand="0" w:firstRowFirstColumn="0" w:firstRowLastColumn="0" w:lastRowFirstColumn="0" w:lastRowLastColumn="0"/>
-              <w:rPr>
-                <w:lang w:val="en-DE"/>
-              </w:rPr>
-            </w:pPr>
-            <w:r>
-              <w:rPr>
-                <w:lang w:val="en-DE"/>
-              </w:rPr>
+            </w:pPr>
+            <w:r>
               <w:t>Technical vs. legislative</w:t>
             </w:r>
           </w:p>
@@ -3414,14 +2721,8 @@
           <w:p>
             <w:pPr>
               <w:spacing w:after="160" w:line="278" w:lineRule="auto"/>
-              <w:rPr>
-                <w:lang w:val="en-DE"/>
-              </w:rPr>
-            </w:pPr>
-            <w:r>
-              <w:rPr>
-                <w:lang w:val="en-DE"/>
-              </w:rPr>
+            </w:pPr>
+            <w:r>
               <w:t>4</w:t>
             </w:r>
           </w:p>
@@ -3435,14 +2736,8 @@
             <w:pPr>
               <w:spacing w:after="160" w:line="278" w:lineRule="auto"/>
               <w:cnfStyle w:val="000000000000" w:firstRow="0" w:lastRow="0" w:firstColumn="0" w:lastColumn="0" w:oddVBand="0" w:evenVBand="0" w:oddHBand="0" w:evenHBand="0" w:firstRowFirstColumn="0" w:firstRowLastColumn="0" w:lastRowFirstColumn="0" w:lastRowLastColumn="0"/>
-              <w:rPr>
-                <w:lang w:val="en-DE"/>
-              </w:rPr>
-            </w:pPr>
-            <w:r>
-              <w:rPr>
-                <w:lang w:val="en-DE"/>
-              </w:rPr>
+            </w:pPr>
+            <w:r>
               <w:t>Ammonia White Paper</w:t>
             </w:r>
           </w:p>
@@ -3456,14 +2751,8 @@
             <w:pPr>
               <w:spacing w:after="160" w:line="278" w:lineRule="auto"/>
               <w:cnfStyle w:val="000000000000" w:firstRow="0" w:lastRow="0" w:firstColumn="0" w:lastColumn="0" w:oddVBand="0" w:evenVBand="0" w:oddHBand="0" w:evenHBand="0" w:firstRowFirstColumn="0" w:firstRowLastColumn="0" w:lastRowFirstColumn="0" w:lastRowLastColumn="0"/>
-              <w:rPr>
-                <w:lang w:val="en-DE"/>
-              </w:rPr>
-            </w:pPr>
-            <w:r>
-              <w:rPr>
-                <w:lang w:val="en-DE"/>
-              </w:rPr>
+            </w:pPr>
+            <w:r>
               <w:t>Climate Adaptation &amp; Mitigation</w:t>
             </w:r>
           </w:p>
@@ -3477,14 +2766,8 @@
             <w:pPr>
               <w:spacing w:after="160" w:line="278" w:lineRule="auto"/>
               <w:cnfStyle w:val="000000000000" w:firstRow="0" w:lastRow="0" w:firstColumn="0" w:lastColumn="0" w:oddVBand="0" w:evenVBand="0" w:oddHBand="0" w:evenHBand="0" w:firstRowFirstColumn="0" w:firstRowLastColumn="0" w:lastRowFirstColumn="0" w:lastRowLastColumn="0"/>
-              <w:rPr>
-                <w:lang w:val="en-DE"/>
-              </w:rPr>
-            </w:pPr>
-            <w:r>
-              <w:rPr>
-                <w:lang w:val="en-DE"/>
-              </w:rPr>
+            </w:pPr>
+            <w:r>
               <w:t>0.31</w:t>
             </w:r>
           </w:p>
@@ -3498,14 +2781,8 @@
             <w:pPr>
               <w:spacing w:after="160" w:line="278" w:lineRule="auto"/>
               <w:cnfStyle w:val="000000000000" w:firstRow="0" w:lastRow="0" w:firstColumn="0" w:lastColumn="0" w:oddVBand="0" w:evenVBand="0" w:oddHBand="0" w:evenHBand="0" w:firstRowFirstColumn="0" w:firstRowLastColumn="0" w:lastRowFirstColumn="0" w:lastRowLastColumn="0"/>
-              <w:rPr>
-                <w:lang w:val="en-DE"/>
-              </w:rPr>
-            </w:pPr>
-            <w:r>
-              <w:rPr>
-                <w:lang w:val="en-DE"/>
-              </w:rPr>
+            </w:pPr>
+            <w:r>
               <w:t>Technical vs. strategic</w:t>
             </w:r>
           </w:p>
@@ -3524,14 +2801,8 @@
           <w:p>
             <w:pPr>
               <w:spacing w:after="160" w:line="278" w:lineRule="auto"/>
-              <w:rPr>
-                <w:lang w:val="en-DE"/>
-              </w:rPr>
-            </w:pPr>
-            <w:r>
-              <w:rPr>
-                <w:lang w:val="en-DE"/>
-              </w:rPr>
+            </w:pPr>
+            <w:r>
               <w:t>5</w:t>
             </w:r>
           </w:p>
@@ -3545,14 +2816,8 @@
             <w:pPr>
               <w:spacing w:after="160" w:line="278" w:lineRule="auto"/>
               <w:cnfStyle w:val="000000100000" w:firstRow="0" w:lastRow="0" w:firstColumn="0" w:lastColumn="0" w:oddVBand="0" w:evenVBand="0" w:oddHBand="1" w:evenHBand="0" w:firstRowFirstColumn="0" w:firstRowLastColumn="0" w:lastRowFirstColumn="0" w:lastRowLastColumn="0"/>
-              <w:rPr>
-                <w:lang w:val="en-DE"/>
-              </w:rPr>
-            </w:pPr>
-            <w:r>
-              <w:rPr>
-                <w:lang w:val="en-DE"/>
-              </w:rPr>
+            </w:pPr>
+            <w:r>
               <w:t>Economics of Transition</w:t>
             </w:r>
           </w:p>
@@ -3566,14 +2831,8 @@
             <w:pPr>
               <w:spacing w:after="160" w:line="278" w:lineRule="auto"/>
               <w:cnfStyle w:val="000000100000" w:firstRow="0" w:lastRow="0" w:firstColumn="0" w:lastColumn="0" w:oddVBand="0" w:evenVBand="0" w:oddHBand="1" w:evenHBand="0" w:firstRowFirstColumn="0" w:firstRowLastColumn="0" w:lastRowFirstColumn="0" w:lastRowLastColumn="0"/>
-              <w:rPr>
-                <w:lang w:val="en-DE"/>
-              </w:rPr>
-            </w:pPr>
-            <w:r>
-              <w:rPr>
-                <w:lang w:val="en-DE"/>
-              </w:rPr>
+            </w:pPr>
+            <w:r>
               <w:t>EU_Hydrogen_Strategy.pdf</w:t>
             </w:r>
           </w:p>
@@ -3587,14 +2846,8 @@
             <w:pPr>
               <w:spacing w:after="160" w:line="278" w:lineRule="auto"/>
               <w:cnfStyle w:val="000000100000" w:firstRow="0" w:lastRow="0" w:firstColumn="0" w:lastColumn="0" w:oddVBand="0" w:evenVBand="0" w:oddHBand="1" w:evenHBand="0" w:firstRowFirstColumn="0" w:firstRowLastColumn="0" w:lastRowFirstColumn="0" w:lastRowLastColumn="0"/>
-              <w:rPr>
-                <w:lang w:val="en-DE"/>
-              </w:rPr>
-            </w:pPr>
-            <w:r>
-              <w:rPr>
-                <w:lang w:val="en-DE"/>
-              </w:rPr>
+            </w:pPr>
+            <w:r>
               <w:t>0.33</w:t>
             </w:r>
           </w:p>
@@ -3608,28 +2861,16 @@
             <w:pPr>
               <w:spacing w:after="160" w:line="278" w:lineRule="auto"/>
               <w:cnfStyle w:val="000000100000" w:firstRow="0" w:lastRow="0" w:firstColumn="0" w:lastColumn="0" w:oddVBand="0" w:evenVBand="0" w:oddHBand="1" w:evenHBand="0" w:firstRowFirstColumn="0" w:firstRowLastColumn="0" w:lastRowFirstColumn="0" w:lastRowLastColumn="0"/>
-              <w:rPr>
-                <w:lang w:val="en-DE"/>
-              </w:rPr>
-            </w:pPr>
-            <w:r>
-              <w:rPr>
-                <w:lang w:val="en-DE"/>
-              </w:rPr>
+            </w:pPr>
+            <w:r>
               <w:t xml:space="preserve">Economic </w:t>
             </w:r>
             <w:proofErr w:type="spellStart"/>
             <w:r>
-              <w:rPr>
-                <w:lang w:val="en-DE"/>
-              </w:rPr>
               <w:t>modeling</w:t>
             </w:r>
             <w:proofErr w:type="spellEnd"/>
             <w:r>
-              <w:rPr>
-                <w:lang w:val="en-DE"/>
-              </w:rPr>
               <w:t xml:space="preserve"> vs. policy</w:t>
             </w:r>
           </w:p>
@@ -3637,37 +2878,24 @@
       </w:tr>
     </w:tbl>
     <w:p>
-      <w:pPr>
-        <w:rPr>
-          <w:lang w:val="en-DE"/>
-        </w:rPr>
-      </w:pPr>
-      <w:r>
-        <w:rPr>
-          <w:b/>
-          <w:bCs/>
-          <w:lang w:val="en-DE"/>
+      <w:r>
+        <w:rPr>
+          <w:b/>
+          <w:bCs/>
         </w:rPr>
         <w:t>Finding:</w:t>
       </w:r>
       <w:r>
-        <w:rPr>
-          <w:lang w:val="en-DE"/>
-        </w:rPr>
         <w:t xml:space="preserve"> </w:t>
       </w:r>
       <w:r>
         <w:rPr>
           <w:b/>
           <w:bCs/>
-          <w:lang w:val="en-DE"/>
         </w:rPr>
         <w:t>Ammonia White Paper is a clear outlier</w:t>
       </w:r>
       <w:r>
-        <w:rPr>
-          <w:lang w:val="en-DE"/>
-        </w:rPr>
         <w:t>—highly specialized technical document with minimal overlap with other policies. This may indicate:</w:t>
       </w:r>
     </w:p>
@@ -3677,14 +2905,8 @@
           <w:ilvl w:val="0"/>
           <w:numId w:val="3"/>
         </w:numPr>
-        <w:rPr>
-          <w:lang w:val="en-DE"/>
-        </w:rPr>
-      </w:pPr>
-      <w:r>
-        <w:rPr>
-          <w:lang w:val="en-DE"/>
-        </w:rPr>
+      </w:pPr>
+      <w:r>
         <w:t>Niche application domain (maritime/industrial)</w:t>
       </w:r>
     </w:p>
@@ -3694,14 +2916,8 @@
           <w:ilvl w:val="0"/>
           <w:numId w:val="3"/>
         </w:numPr>
-        <w:rPr>
-          <w:lang w:val="en-DE"/>
-        </w:rPr>
-      </w:pPr>
-      <w:r>
-        <w:rPr>
-          <w:lang w:val="en-DE"/>
-        </w:rPr>
+      </w:pPr>
+      <w:r>
         <w:lastRenderedPageBreak/>
         <w:t>Gap in policy integration</w:t>
       </w:r>
@@ -3712,14 +2928,8 @@
           <w:ilvl w:val="0"/>
           <w:numId w:val="3"/>
         </w:numPr>
-        <w:rPr>
-          <w:lang w:val="en-DE"/>
-        </w:rPr>
-      </w:pPr>
-      <w:r>
-        <w:rPr>
-          <w:lang w:val="en-DE"/>
-        </w:rPr>
+      </w:pPr>
+      <w:r>
         <w:t>Technical focus vs. policy framework</w:t>
       </w:r>
     </w:p>
@@ -3728,14 +2938,12 @@
         <w:rPr>
           <w:b/>
           <w:bCs/>
-          <w:lang w:val="en-DE"/>
-        </w:rPr>
-      </w:pPr>
-      <w:r>
-        <w:rPr>
-          <w:b/>
-          <w:bCs/>
-          <w:lang w:val="en-DE"/>
+        </w:rPr>
+      </w:pPr>
+      <w:r>
+        <w:rPr>
+          <w:b/>
+          <w:bCs/>
         </w:rPr>
         <w:t>2.4 Coherence by Document Type</w:t>
       </w:r>
@@ -3765,14 +2973,8 @@
           <w:p>
             <w:pPr>
               <w:spacing w:after="160" w:line="278" w:lineRule="auto"/>
-              <w:rPr>
-                <w:lang w:val="en-DE"/>
-              </w:rPr>
-            </w:pPr>
-            <w:r>
-              <w:rPr>
-                <w:lang w:val="en-DE"/>
-              </w:rPr>
+            </w:pPr>
+            <w:r>
               <w:t>Document Type</w:t>
             </w:r>
           </w:p>
@@ -3786,14 +2988,8 @@
             <w:pPr>
               <w:spacing w:after="160" w:line="278" w:lineRule="auto"/>
               <w:cnfStyle w:val="100000000000" w:firstRow="1" w:lastRow="0" w:firstColumn="0" w:lastColumn="0" w:oddVBand="0" w:evenVBand="0" w:oddHBand="0" w:evenHBand="0" w:firstRowFirstColumn="0" w:firstRowLastColumn="0" w:lastRowFirstColumn="0" w:lastRowLastColumn="0"/>
-              <w:rPr>
-                <w:lang w:val="en-DE"/>
-              </w:rPr>
-            </w:pPr>
-            <w:r>
-              <w:rPr>
-                <w:lang w:val="en-DE"/>
-              </w:rPr>
+            </w:pPr>
+            <w:r>
               <w:t>Count</w:t>
             </w:r>
           </w:p>
@@ -3807,14 +3003,8 @@
             <w:pPr>
               <w:spacing w:after="160" w:line="278" w:lineRule="auto"/>
               <w:cnfStyle w:val="100000000000" w:firstRow="1" w:lastRow="0" w:firstColumn="0" w:lastColumn="0" w:oddVBand="0" w:evenVBand="0" w:oddHBand="0" w:evenHBand="0" w:firstRowFirstColumn="0" w:firstRowLastColumn="0" w:lastRowFirstColumn="0" w:lastRowLastColumn="0"/>
-              <w:rPr>
-                <w:lang w:val="en-DE"/>
-              </w:rPr>
-            </w:pPr>
-            <w:r>
-              <w:rPr>
-                <w:lang w:val="en-DE"/>
-              </w:rPr>
+            </w:pPr>
+            <w:r>
               <w:t>Avg Within-Type Similarity</w:t>
             </w:r>
           </w:p>
@@ -3828,14 +3018,8 @@
             <w:pPr>
               <w:spacing w:after="160" w:line="278" w:lineRule="auto"/>
               <w:cnfStyle w:val="100000000000" w:firstRow="1" w:lastRow="0" w:firstColumn="0" w:lastColumn="0" w:oddVBand="0" w:evenVBand="0" w:oddHBand="0" w:evenHBand="0" w:firstRowFirstColumn="0" w:firstRowLastColumn="0" w:lastRowFirstColumn="0" w:lastRowLastColumn="0"/>
-              <w:rPr>
-                <w:lang w:val="en-DE"/>
-              </w:rPr>
-            </w:pPr>
-            <w:r>
-              <w:rPr>
-                <w:lang w:val="en-DE"/>
-              </w:rPr>
+            </w:pPr>
+            <w:r>
               <w:t>Interpretation</w:t>
             </w:r>
           </w:p>
@@ -3854,14 +3038,8 @@
           <w:p>
             <w:pPr>
               <w:spacing w:after="160" w:line="278" w:lineRule="auto"/>
-              <w:rPr>
-                <w:lang w:val="en-DE"/>
-              </w:rPr>
-            </w:pPr>
-            <w:r>
-              <w:rPr>
-                <w:lang w:val="en-DE"/>
-              </w:rPr>
+            </w:pPr>
+            <w:r>
               <w:t>Policy</w:t>
             </w:r>
           </w:p>
@@ -3875,14 +3053,8 @@
             <w:pPr>
               <w:spacing w:after="160" w:line="278" w:lineRule="auto"/>
               <w:cnfStyle w:val="000000100000" w:firstRow="0" w:lastRow="0" w:firstColumn="0" w:lastColumn="0" w:oddVBand="0" w:evenVBand="0" w:oddHBand="1" w:evenHBand="0" w:firstRowFirstColumn="0" w:firstRowLastColumn="0" w:lastRowFirstColumn="0" w:lastRowLastColumn="0"/>
-              <w:rPr>
-                <w:lang w:val="en-DE"/>
-              </w:rPr>
-            </w:pPr>
-            <w:r>
-              <w:rPr>
-                <w:lang w:val="en-DE"/>
-              </w:rPr>
+            </w:pPr>
+            <w:r>
               <w:t>2</w:t>
             </w:r>
           </w:p>
@@ -3896,14 +3068,8 @@
             <w:pPr>
               <w:spacing w:after="160" w:line="278" w:lineRule="auto"/>
               <w:cnfStyle w:val="000000100000" w:firstRow="0" w:lastRow="0" w:firstColumn="0" w:lastColumn="0" w:oddVBand="0" w:evenVBand="0" w:oddHBand="1" w:evenHBand="0" w:firstRowFirstColumn="0" w:firstRowLastColumn="0" w:lastRowFirstColumn="0" w:lastRowLastColumn="0"/>
-              <w:rPr>
-                <w:lang w:val="en-DE"/>
-              </w:rPr>
-            </w:pPr>
-            <w:r>
-              <w:rPr>
-                <w:lang w:val="en-DE"/>
-              </w:rPr>
+            </w:pPr>
+            <w:r>
               <w:t>0.659</w:t>
             </w:r>
           </w:p>
@@ -3917,14 +3083,8 @@
             <w:pPr>
               <w:spacing w:after="160" w:line="278" w:lineRule="auto"/>
               <w:cnfStyle w:val="000000100000" w:firstRow="0" w:lastRow="0" w:firstColumn="0" w:lastColumn="0" w:oddVBand="0" w:evenVBand="0" w:oddHBand="1" w:evenHBand="0" w:firstRowFirstColumn="0" w:firstRowLastColumn="0" w:lastRowFirstColumn="0" w:lastRowLastColumn="0"/>
-              <w:rPr>
-                <w:lang w:val="en-DE"/>
-              </w:rPr>
-            </w:pPr>
-            <w:r>
-              <w:rPr>
-                <w:lang w:val="en-DE"/>
-              </w:rPr>
+            </w:pPr>
+            <w:r>
               <w:t>Highest internal coherence</w:t>
             </w:r>
           </w:p>
@@ -3940,14 +3100,8 @@
           <w:p>
             <w:pPr>
               <w:spacing w:after="160" w:line="278" w:lineRule="auto"/>
-              <w:rPr>
-                <w:lang w:val="en-DE"/>
-              </w:rPr>
-            </w:pPr>
-            <w:r>
-              <w:rPr>
-                <w:lang w:val="en-DE"/>
-              </w:rPr>
+            </w:pPr>
+            <w:r>
               <w:t>Regulation</w:t>
             </w:r>
           </w:p>
@@ -3961,14 +3115,8 @@
             <w:pPr>
               <w:spacing w:after="160" w:line="278" w:lineRule="auto"/>
               <w:cnfStyle w:val="000000000000" w:firstRow="0" w:lastRow="0" w:firstColumn="0" w:lastColumn="0" w:oddVBand="0" w:evenVBand="0" w:oddHBand="0" w:evenHBand="0" w:firstRowFirstColumn="0" w:firstRowLastColumn="0" w:lastRowFirstColumn="0" w:lastRowLastColumn="0"/>
-              <w:rPr>
-                <w:lang w:val="en-DE"/>
-              </w:rPr>
-            </w:pPr>
-            <w:r>
-              <w:rPr>
-                <w:lang w:val="en-DE"/>
-              </w:rPr>
+            </w:pPr>
+            <w:r>
               <w:t>3</w:t>
             </w:r>
           </w:p>
@@ -3982,14 +3130,8 @@
             <w:pPr>
               <w:spacing w:after="160" w:line="278" w:lineRule="auto"/>
               <w:cnfStyle w:val="000000000000" w:firstRow="0" w:lastRow="0" w:firstColumn="0" w:lastColumn="0" w:oddVBand="0" w:evenVBand="0" w:oddHBand="0" w:evenHBand="0" w:firstRowFirstColumn="0" w:firstRowLastColumn="0" w:lastRowFirstColumn="0" w:lastRowLastColumn="0"/>
-              <w:rPr>
-                <w:lang w:val="en-DE"/>
-              </w:rPr>
-            </w:pPr>
-            <w:r>
-              <w:rPr>
-                <w:lang w:val="en-DE"/>
-              </w:rPr>
+            </w:pPr>
+            <w:r>
               <w:t>0.664</w:t>
             </w:r>
           </w:p>
@@ -4003,14 +3145,8 @@
             <w:pPr>
               <w:spacing w:after="160" w:line="278" w:lineRule="auto"/>
               <w:cnfStyle w:val="000000000000" w:firstRow="0" w:lastRow="0" w:firstColumn="0" w:lastColumn="0" w:oddVBand="0" w:evenVBand="0" w:oddHBand="0" w:evenHBand="0" w:firstRowFirstColumn="0" w:firstRowLastColumn="0" w:lastRowFirstColumn="0" w:lastRowLastColumn="0"/>
-              <w:rPr>
-                <w:lang w:val="en-DE"/>
-              </w:rPr>
-            </w:pPr>
-            <w:r>
-              <w:rPr>
-                <w:lang w:val="en-DE"/>
-              </w:rPr>
+            </w:pPr>
+            <w:r>
               <w:t>Very consistent frameworks</w:t>
             </w:r>
           </w:p>
@@ -4029,14 +3165,8 @@
           <w:p>
             <w:pPr>
               <w:spacing w:after="160" w:line="278" w:lineRule="auto"/>
-              <w:rPr>
-                <w:lang w:val="en-DE"/>
-              </w:rPr>
-            </w:pPr>
-            <w:r>
-              <w:rPr>
-                <w:lang w:val="en-DE"/>
-              </w:rPr>
+            </w:pPr>
+            <w:r>
               <w:t>Legislation</w:t>
             </w:r>
           </w:p>
@@ -4050,14 +3180,8 @@
             <w:pPr>
               <w:spacing w:after="160" w:line="278" w:lineRule="auto"/>
               <w:cnfStyle w:val="000000100000" w:firstRow="0" w:lastRow="0" w:firstColumn="0" w:lastColumn="0" w:oddVBand="0" w:evenVBand="0" w:oddHBand="1" w:evenHBand="0" w:firstRowFirstColumn="0" w:firstRowLastColumn="0" w:lastRowFirstColumn="0" w:lastRowLastColumn="0"/>
-              <w:rPr>
-                <w:lang w:val="en-DE"/>
-              </w:rPr>
-            </w:pPr>
-            <w:r>
-              <w:rPr>
-                <w:lang w:val="en-DE"/>
-              </w:rPr>
+            </w:pPr>
+            <w:r>
               <w:t>8</w:t>
             </w:r>
           </w:p>
@@ -4071,14 +3195,8 @@
             <w:pPr>
               <w:spacing w:after="160" w:line="278" w:lineRule="auto"/>
               <w:cnfStyle w:val="000000100000" w:firstRow="0" w:lastRow="0" w:firstColumn="0" w:lastColumn="0" w:oddVBand="0" w:evenVBand="0" w:oddHBand="1" w:evenHBand="0" w:firstRowFirstColumn="0" w:firstRowLastColumn="0" w:lastRowFirstColumn="0" w:lastRowLastColumn="0"/>
-              <w:rPr>
-                <w:lang w:val="en-DE"/>
-              </w:rPr>
-            </w:pPr>
-            <w:r>
-              <w:rPr>
-                <w:lang w:val="en-DE"/>
-              </w:rPr>
+            </w:pPr>
+            <w:r>
               <w:t>0.607</w:t>
             </w:r>
           </w:p>
@@ -4092,14 +3210,8 @@
             <w:pPr>
               <w:spacing w:after="160" w:line="278" w:lineRule="auto"/>
               <w:cnfStyle w:val="000000100000" w:firstRow="0" w:lastRow="0" w:firstColumn="0" w:lastColumn="0" w:oddVBand="0" w:evenVBand="0" w:oddHBand="1" w:evenHBand="0" w:firstRowFirstColumn="0" w:firstRowLastColumn="0" w:lastRowFirstColumn="0" w:lastRowLastColumn="0"/>
-              <w:rPr>
-                <w:lang w:val="en-DE"/>
-              </w:rPr>
-            </w:pPr>
-            <w:r>
-              <w:rPr>
-                <w:lang w:val="en-DE"/>
-              </w:rPr>
+            </w:pPr>
+            <w:r>
               <w:t>Good alignment despite size</w:t>
             </w:r>
           </w:p>
@@ -4115,14 +3227,8 @@
           <w:p>
             <w:pPr>
               <w:spacing w:after="160" w:line="278" w:lineRule="auto"/>
-              <w:rPr>
-                <w:lang w:val="en-DE"/>
-              </w:rPr>
-            </w:pPr>
-            <w:r>
-              <w:rPr>
-                <w:lang w:val="en-DE"/>
-              </w:rPr>
+            </w:pPr>
+            <w:r>
               <w:t>Strategy</w:t>
             </w:r>
           </w:p>
@@ -4136,14 +3242,8 @@
             <w:pPr>
               <w:spacing w:after="160" w:line="278" w:lineRule="auto"/>
               <w:cnfStyle w:val="000000000000" w:firstRow="0" w:lastRow="0" w:firstColumn="0" w:lastColumn="0" w:oddVBand="0" w:evenVBand="0" w:oddHBand="0" w:evenHBand="0" w:firstRowFirstColumn="0" w:firstRowLastColumn="0" w:lastRowFirstColumn="0" w:lastRowLastColumn="0"/>
-              <w:rPr>
-                <w:lang w:val="en-DE"/>
-              </w:rPr>
-            </w:pPr>
-            <w:r>
-              <w:rPr>
-                <w:lang w:val="en-DE"/>
-              </w:rPr>
+            </w:pPr>
+            <w:r>
               <w:t>5</w:t>
             </w:r>
           </w:p>
@@ -4157,14 +3257,8 @@
             <w:pPr>
               <w:spacing w:after="160" w:line="278" w:lineRule="auto"/>
               <w:cnfStyle w:val="000000000000" w:firstRow="0" w:lastRow="0" w:firstColumn="0" w:lastColumn="0" w:oddVBand="0" w:evenVBand="0" w:oddHBand="0" w:evenHBand="0" w:firstRowFirstColumn="0" w:firstRowLastColumn="0" w:lastRowFirstColumn="0" w:lastRowLastColumn="0"/>
-              <w:rPr>
-                <w:lang w:val="en-DE"/>
-              </w:rPr>
-            </w:pPr>
-            <w:r>
-              <w:rPr>
-                <w:lang w:val="en-DE"/>
-              </w:rPr>
+            </w:pPr>
+            <w:r>
               <w:t>0.581</w:t>
             </w:r>
           </w:p>
@@ -4178,14 +3272,8 @@
             <w:pPr>
               <w:spacing w:after="160" w:line="278" w:lineRule="auto"/>
               <w:cnfStyle w:val="000000000000" w:firstRow="0" w:lastRow="0" w:firstColumn="0" w:lastColumn="0" w:oddVBand="0" w:evenVBand="0" w:oddHBand="0" w:evenHBand="0" w:firstRowFirstColumn="0" w:firstRowLastColumn="0" w:lastRowFirstColumn="0" w:lastRowLastColumn="0"/>
-              <w:rPr>
-                <w:lang w:val="en-DE"/>
-              </w:rPr>
-            </w:pPr>
-            <w:r>
-              <w:rPr>
-                <w:lang w:val="en-DE"/>
-              </w:rPr>
+            </w:pPr>
+            <w:r>
               <w:t>Reasonable coherence</w:t>
             </w:r>
           </w:p>
@@ -4193,53 +3281,30 @@
       </w:tr>
     </w:tbl>
     <w:p>
-      <w:pPr>
-        <w:rPr>
-          <w:lang w:val="en-DE"/>
-        </w:rPr>
-      </w:pPr>
-      <w:r>
-        <w:rPr>
-          <w:b/>
-          <w:bCs/>
-          <w:lang w:val="en-DE"/>
+      <w:r>
+        <w:rPr>
+          <w:b/>
+          <w:bCs/>
         </w:rPr>
         <w:t>Finding:</w:t>
       </w:r>
       <w:r>
-        <w:rPr>
-          <w:lang w:val="en-DE"/>
-        </w:rPr>
         <w:t xml:space="preserve"> All document types show strong internal coherence (&gt;0.58). Regulations and policies are most aligned, suggesting standardized approaches within these categories.</w:t>
       </w:r>
     </w:p>
     <w:p>
-      <w:pPr>
-        <w:rPr>
-          <w:lang w:val="en-DE"/>
-        </w:rPr>
-      </w:pPr>
-      <w:r>
-        <w:rPr>
-          <w:lang w:val="en-DE"/>
-        </w:rPr>
+      <w:r>
         <w:pict w14:anchorId="5FBD96CA">
-          <v:rect id="_x0000_i1117" style="width:0;height:1.5pt" o:hralign="center" o:hrstd="t" o:hr="t" fillcolor="#a0a0a0" stroked="f"/>
+          <v:rect id="_x0000_i1027" style="width:0;height:1.5pt" o:hralign="center" o:hrstd="t" o:hr="t" fillcolor="#a0a0a0" stroked="f"/>
         </w:pict>
       </w:r>
     </w:p>
     <w:p>
       <w:pPr>
         <w:pStyle w:val="Heading2"/>
-        <w:rPr>
-          <w:lang w:val="en-DE"/>
-        </w:rPr>
       </w:pPr>
       <w:bookmarkStart w:id="4" w:name="_Toc219215176"/>
       <w:r>
-        <w:rPr>
-          <w:lang w:val="en-DE"/>
-        </w:rPr>
         <w:t>3. Visualizations</w:t>
       </w:r>
       <w:bookmarkEnd w:id="4"/>
@@ -4249,29 +3314,21 @@
         <w:rPr>
           <w:b/>
           <w:bCs/>
-          <w:lang w:val="en-DE"/>
-        </w:rPr>
-      </w:pPr>
-      <w:r>
-        <w:rPr>
-          <w:b/>
-          <w:bCs/>
-          <w:lang w:val="en-DE"/>
+        </w:rPr>
+      </w:pPr>
+      <w:r>
+        <w:rPr>
+          <w:b/>
+          <w:bCs/>
         </w:rPr>
         <w:t>3.1 Similarity Heatmap</w:t>
       </w:r>
     </w:p>
     <w:p>
-      <w:pPr>
-        <w:rPr>
-          <w:lang w:val="en-DE"/>
-        </w:rPr>
-      </w:pPr>
-      <w:r>
-        <w:rPr>
-          <w:b/>
-          <w:bCs/>
-          <w:lang w:val="en-DE"/>
+      <w:r>
+        <w:rPr>
+          <w:b/>
+          <w:bCs/>
         </w:rPr>
         <w:t>Interpretation:</w:t>
       </w:r>
@@ -4282,22 +3339,15 @@
           <w:ilvl w:val="0"/>
           <w:numId w:val="4"/>
         </w:numPr>
-        <w:rPr>
-          <w:lang w:val="en-DE"/>
-        </w:rPr>
-      </w:pPr>
-      <w:r>
-        <w:rPr>
-          <w:b/>
-          <w:bCs/>
-          <w:lang w:val="en-DE"/>
+      </w:pPr>
+      <w:r>
+        <w:rPr>
+          <w:b/>
+          <w:bCs/>
         </w:rPr>
         <w:t>Green (high similarity):</w:t>
       </w:r>
       <w:r>
-        <w:rPr>
-          <w:lang w:val="en-DE"/>
-        </w:rPr>
         <w:t xml:space="preserve"> Top-right cluster shows hydrogen documents (EU Strategy, WWF, Power-X)</w:t>
       </w:r>
     </w:p>
@@ -4307,22 +3357,15 @@
           <w:ilvl w:val="0"/>
           <w:numId w:val="4"/>
         </w:numPr>
-        <w:rPr>
-          <w:lang w:val="en-DE"/>
-        </w:rPr>
-      </w:pPr>
-      <w:r>
-        <w:rPr>
-          <w:b/>
-          <w:bCs/>
-          <w:lang w:val="en-DE"/>
+      </w:pPr>
+      <w:r>
+        <w:rPr>
+          <w:b/>
+          <w:bCs/>
         </w:rPr>
         <w:t>Yellow (moderate):</w:t>
       </w:r>
       <w:r>
-        <w:rPr>
-          <w:lang w:val="en-DE"/>
-        </w:rPr>
         <w:t xml:space="preserve"> Most document pairs in 0.4-0.6 range</w:t>
       </w:r>
     </w:p>
@@ -4332,36 +3375,23 @@
           <w:ilvl w:val="0"/>
           <w:numId w:val="4"/>
         </w:numPr>
-        <w:rPr>
-          <w:lang w:val="en-DE"/>
-        </w:rPr>
-      </w:pPr>
-      <w:r>
-        <w:rPr>
-          <w:b/>
-          <w:bCs/>
-          <w:lang w:val="en-DE"/>
+      </w:pPr>
+      <w:r>
+        <w:rPr>
+          <w:b/>
+          <w:bCs/>
         </w:rPr>
         <w:t>Red (low):</w:t>
       </w:r>
       <w:r>
-        <w:rPr>
-          <w:lang w:val="en-DE"/>
-        </w:rPr>
         <w:t xml:space="preserve"> Bottom-left corner shows Ammonia White Paper + Economics diverging from others</w:t>
       </w:r>
     </w:p>
     <w:p>
-      <w:pPr>
-        <w:rPr>
-          <w:lang w:val="en-DE"/>
-        </w:rPr>
-      </w:pPr>
-      <w:r>
-        <w:rPr>
-          <w:b/>
-          <w:bCs/>
-          <w:lang w:val="en-DE"/>
+      <w:r>
+        <w:rPr>
+          <w:b/>
+          <w:bCs/>
         </w:rPr>
         <w:t>Key Patterns:</w:t>
       </w:r>
@@ -4372,14 +3402,8 @@
           <w:ilvl w:val="0"/>
           <w:numId w:val="5"/>
         </w:numPr>
-        <w:rPr>
-          <w:lang w:val="en-DE"/>
-        </w:rPr>
-      </w:pPr>
-      <w:r>
-        <w:rPr>
-          <w:lang w:val="en-DE"/>
-        </w:rPr>
+      </w:pPr>
+      <w:r>
         <w:t>Clear diagonal band of high similarity → document families</w:t>
       </w:r>
     </w:p>
@@ -4389,14 +3413,8 @@
           <w:ilvl w:val="0"/>
           <w:numId w:val="5"/>
         </w:numPr>
-        <w:rPr>
-          <w:lang w:val="en-DE"/>
-        </w:rPr>
-      </w:pPr>
-      <w:r>
-        <w:rPr>
-          <w:lang w:val="en-DE"/>
-        </w:rPr>
+      </w:pPr>
+      <w:r>
         <w:t>Hydrogen cluster forms tight green box</w:t>
       </w:r>
     </w:p>
@@ -4406,14 +3424,8 @@
           <w:ilvl w:val="0"/>
           <w:numId w:val="5"/>
         </w:numPr>
-        <w:rPr>
-          <w:lang w:val="en-DE"/>
-        </w:rPr>
-      </w:pPr>
-      <w:r>
-        <w:rPr>
-          <w:lang w:val="en-DE"/>
-        </w:rPr>
+      </w:pPr>
+      <w:r>
         <w:t>Ammonia row/column predominantly orange/red</w:t>
       </w:r>
     </w:p>
@@ -4422,29 +3434,21 @@
         <w:rPr>
           <w:b/>
           <w:bCs/>
-          <w:lang w:val="en-DE"/>
-        </w:rPr>
-      </w:pPr>
-      <w:r>
-        <w:rPr>
-          <w:b/>
-          <w:bCs/>
-          <w:lang w:val="en-DE"/>
+        </w:rPr>
+      </w:pPr>
+      <w:r>
+        <w:rPr>
+          <w:b/>
+          <w:bCs/>
         </w:rPr>
         <w:t>3.2 Hierarchical Clustering Dendrogram</w:t>
       </w:r>
     </w:p>
     <w:p>
-      <w:pPr>
-        <w:rPr>
-          <w:lang w:val="en-DE"/>
-        </w:rPr>
-      </w:pPr>
-      <w:r>
-        <w:rPr>
-          <w:b/>
-          <w:bCs/>
-          <w:lang w:val="en-DE"/>
+      <w:r>
+        <w:rPr>
+          <w:b/>
+          <w:bCs/>
         </w:rPr>
         <w:t>Identified Clusters:</w:t>
       </w:r>
@@ -4455,22 +3459,15 @@
           <w:ilvl w:val="0"/>
           <w:numId w:val="6"/>
         </w:numPr>
-        <w:rPr>
-          <w:lang w:val="en-DE"/>
-        </w:rPr>
-      </w:pPr>
-      <w:r>
-        <w:rPr>
-          <w:b/>
-          <w:bCs/>
-          <w:lang w:val="en-DE"/>
+      </w:pPr>
+      <w:r>
+        <w:rPr>
+          <w:b/>
+          <w:bCs/>
         </w:rPr>
         <w:t>Hydrogen Cluster</w:t>
       </w:r>
       <w:r>
-        <w:rPr>
-          <w:lang w:val="en-DE"/>
-        </w:rPr>
         <w:t xml:space="preserve"> (4 docs): EU H₂ Strategy, WWF, Power-X, EU H₂ summary</w:t>
       </w:r>
     </w:p>
@@ -4480,22 +3477,15 @@
           <w:ilvl w:val="0"/>
           <w:numId w:val="6"/>
         </w:numPr>
-        <w:rPr>
-          <w:lang w:val="en-DE"/>
-        </w:rPr>
-      </w:pPr>
-      <w:r>
-        <w:rPr>
-          <w:b/>
-          <w:bCs/>
-          <w:lang w:val="en-DE"/>
+      </w:pPr>
+      <w:r>
+        <w:rPr>
+          <w:b/>
+          <w:bCs/>
         </w:rPr>
         <w:t>Climate/Emissions Cluster</w:t>
       </w:r>
       <w:r>
-        <w:rPr>
-          <w:lang w:val="en-DE"/>
-        </w:rPr>
         <w:t xml:space="preserve"> (5 docs): Carbon emissions, CBAM, Climate frameworks</w:t>
       </w:r>
     </w:p>
@@ -4505,22 +3495,15 @@
           <w:ilvl w:val="0"/>
           <w:numId w:val="6"/>
         </w:numPr>
-        <w:rPr>
-          <w:lang w:val="en-DE"/>
-        </w:rPr>
-      </w:pPr>
-      <w:r>
-        <w:rPr>
-          <w:b/>
-          <w:bCs/>
-          <w:lang w:val="en-DE"/>
+      </w:pPr>
+      <w:r>
+        <w:rPr>
+          <w:b/>
+          <w:bCs/>
         </w:rPr>
         <w:t>Energy Transition Cluster</w:t>
       </w:r>
       <w:r>
-        <w:rPr>
-          <w:lang w:val="en-DE"/>
-        </w:rPr>
         <w:t xml:space="preserve"> (6 docs): Renewable directives, energy transitions</w:t>
       </w:r>
     </w:p>
@@ -4530,74 +3513,44 @@
           <w:ilvl w:val="0"/>
           <w:numId w:val="6"/>
         </w:numPr>
-        <w:rPr>
-          <w:lang w:val="en-DE"/>
-        </w:rPr>
-      </w:pPr>
-      <w:r>
-        <w:rPr>
-          <w:b/>
-          <w:bCs/>
-          <w:lang w:val="en-DE"/>
+      </w:pPr>
+      <w:r>
+        <w:rPr>
+          <w:b/>
+          <w:bCs/>
         </w:rPr>
         <w:t>Outliers</w:t>
       </w:r>
       <w:r>
-        <w:rPr>
-          <w:lang w:val="en-DE"/>
-        </w:rPr>
         <w:t xml:space="preserve"> (2 docs): Ammonia White Paper, Economics of Transition</w:t>
       </w:r>
     </w:p>
     <w:p>
-      <w:pPr>
-        <w:rPr>
-          <w:lang w:val="en-DE"/>
-        </w:rPr>
-      </w:pPr>
-      <w:r>
-        <w:rPr>
-          <w:b/>
-          <w:bCs/>
-          <w:lang w:val="en-DE"/>
+      <w:r>
+        <w:rPr>
+          <w:b/>
+          <w:bCs/>
         </w:rPr>
         <w:lastRenderedPageBreak/>
         <w:t>Finding:</w:t>
       </w:r>
       <w:r>
-        <w:rPr>
-          <w:lang w:val="en-DE"/>
-        </w:rPr>
         <w:t xml:space="preserve"> Natural groupings emerge without supervision—validates that embeddings capture thematic structure.</w:t>
       </w:r>
     </w:p>
     <w:p>
-      <w:pPr>
-        <w:rPr>
-          <w:lang w:val="en-DE"/>
-        </w:rPr>
-      </w:pPr>
-      <w:r>
-        <w:rPr>
-          <w:lang w:val="en-DE"/>
-        </w:rPr>
+      <w:r>
         <w:pict w14:anchorId="074EBC52">
-          <v:rect id="_x0000_i1118" style="width:0;height:1.5pt" o:hralign="center" o:hrstd="t" o:hr="t" fillcolor="#a0a0a0" stroked="f"/>
+          <v:rect id="_x0000_i1028" style="width:0;height:1.5pt" o:hralign="center" o:hrstd="t" o:hr="t" fillcolor="#a0a0a0" stroked="f"/>
         </w:pict>
       </w:r>
     </w:p>
     <w:p>
       <w:pPr>
         <w:pStyle w:val="Heading2"/>
-        <w:rPr>
-          <w:lang w:val="en-DE"/>
-        </w:rPr>
       </w:pPr>
       <w:bookmarkStart w:id="5" w:name="_Toc219215177"/>
       <w:r>
-        <w:rPr>
-          <w:lang w:val="en-DE"/>
-        </w:rPr>
         <w:t>4. Analysis Deep Dives</w:t>
       </w:r>
       <w:bookmarkEnd w:id="5"/>
@@ -4607,50 +3560,33 @@
         <w:rPr>
           <w:b/>
           <w:bCs/>
-          <w:lang w:val="en-DE"/>
-        </w:rPr>
-      </w:pPr>
-      <w:r>
-        <w:rPr>
-          <w:b/>
-          <w:bCs/>
-          <w:lang w:val="en-DE"/>
+        </w:rPr>
+      </w:pPr>
+      <w:r>
+        <w:rPr>
+          <w:b/>
+          <w:bCs/>
         </w:rPr>
         <w:t>4.1 Hydrogen Policy Coherence</w:t>
       </w:r>
     </w:p>
     <w:p>
-      <w:pPr>
-        <w:rPr>
-          <w:lang w:val="en-DE"/>
-        </w:rPr>
-      </w:pPr>
-      <w:r>
-        <w:rPr>
-          <w:b/>
-          <w:bCs/>
-          <w:lang w:val="en-DE"/>
+      <w:r>
+        <w:rPr>
+          <w:b/>
+          <w:bCs/>
         </w:rPr>
         <w:t>Observation:</w:t>
       </w:r>
       <w:r>
-        <w:rPr>
-          <w:lang w:val="en-DE"/>
-        </w:rPr>
         <w:t xml:space="preserve"> 4 hydrogen documents show 0.84-0.89 similarity despite different authors (EU, WWF), types (strategy, policy, regulation), and years (2020-2024).</w:t>
       </w:r>
     </w:p>
     <w:p>
-      <w:pPr>
-        <w:rPr>
-          <w:lang w:val="en-DE"/>
-        </w:rPr>
-      </w:pPr>
-      <w:r>
-        <w:rPr>
-          <w:b/>
-          <w:bCs/>
-          <w:lang w:val="en-DE"/>
+      <w:r>
+        <w:rPr>
+          <w:b/>
+          <w:bCs/>
         </w:rPr>
         <w:t>Implications:</w:t>
       </w:r>
@@ -4661,21 +3597,14 @@
           <w:ilvl w:val="0"/>
           <w:numId w:val="7"/>
         </w:numPr>
-        <w:rPr>
-          <w:lang w:val="en-DE"/>
-        </w:rPr>
       </w:pPr>
       <w:r>
         <w:rPr>
           <w:rFonts w:ascii="Segoe UI Emoji" w:hAnsi="Segoe UI Emoji" w:cs="Segoe UI Emoji"/>
-          <w:lang w:val="en-DE"/>
         </w:rPr>
         <w:t>✅</w:t>
       </w:r>
       <w:r>
-        <w:rPr>
-          <w:lang w:val="en-DE"/>
-        </w:rPr>
         <w:t xml:space="preserve"> Strong policy consensus on hydrogen economy</w:t>
       </w:r>
     </w:p>
@@ -4685,21 +3614,14 @@
           <w:ilvl w:val="0"/>
           <w:numId w:val="7"/>
         </w:numPr>
-        <w:rPr>
-          <w:lang w:val="en-DE"/>
-        </w:rPr>
       </w:pPr>
       <w:r>
         <w:rPr>
           <w:rFonts w:ascii="Segoe UI Emoji" w:hAnsi="Segoe UI Emoji" w:cs="Segoe UI Emoji"/>
-          <w:lang w:val="en-DE"/>
         </w:rPr>
         <w:t>✅</w:t>
       </w:r>
       <w:r>
-        <w:rPr>
-          <w:lang w:val="en-DE"/>
-        </w:rPr>
         <w:t xml:space="preserve"> Cross-stakeholder alignment (government + NGO)</w:t>
       </w:r>
     </w:p>
@@ -4709,21 +3631,14 @@
           <w:ilvl w:val="0"/>
           <w:numId w:val="7"/>
         </w:numPr>
-        <w:rPr>
-          <w:lang w:val="en-DE"/>
-        </w:rPr>
       </w:pPr>
       <w:r>
         <w:rPr>
           <w:rFonts w:ascii="Segoe UI Emoji" w:hAnsi="Segoe UI Emoji" w:cs="Segoe UI Emoji"/>
-          <w:lang w:val="en-DE"/>
         </w:rPr>
         <w:t>✅</w:t>
       </w:r>
       <w:r>
-        <w:rPr>
-          <w:lang w:val="en-DE"/>
-        </w:rPr>
         <w:t xml:space="preserve"> Implementation (Power-X regulation) consistent with strategy</w:t>
       </w:r>
     </w:p>
@@ -4733,21 +3648,14 @@
           <w:ilvl w:val="0"/>
           <w:numId w:val="7"/>
         </w:numPr>
-        <w:rPr>
-          <w:lang w:val="en-DE"/>
-        </w:rPr>
       </w:pPr>
       <w:r>
         <w:rPr>
           <w:rFonts w:ascii="Segoe UI Symbol" w:hAnsi="Segoe UI Symbol" w:cs="Segoe UI Symbol"/>
-          <w:lang w:val="en-DE"/>
         </w:rPr>
         <w:t>⚠</w:t>
       </w:r>
       <w:r>
-        <w:rPr>
-          <w:lang w:val="en-DE"/>
-        </w:rPr>
         <w:t>️ May indicate echo chamber or limited policy diversity</w:t>
       </w:r>
     </w:p>
@@ -4756,29 +3664,21 @@
         <w:rPr>
           <w:b/>
           <w:bCs/>
-          <w:lang w:val="en-DE"/>
-        </w:rPr>
-      </w:pPr>
-      <w:r>
-        <w:rPr>
-          <w:b/>
-          <w:bCs/>
-          <w:lang w:val="en-DE"/>
+        </w:rPr>
+      </w:pPr>
+      <w:r>
+        <w:rPr>
+          <w:b/>
+          <w:bCs/>
         </w:rPr>
         <w:t>4.2 Ammonia White Paper Isolation</w:t>
       </w:r>
     </w:p>
     <w:p>
-      <w:pPr>
-        <w:rPr>
-          <w:lang w:val="en-DE"/>
-        </w:rPr>
-      </w:pPr>
-      <w:r>
-        <w:rPr>
-          <w:b/>
-          <w:bCs/>
-          <w:lang w:val="en-DE"/>
+      <w:r>
+        <w:rPr>
+          <w:b/>
+          <w:bCs/>
         </w:rPr>
         <w:t>Statistics:</w:t>
       </w:r>
@@ -4789,14 +3689,8 @@
           <w:ilvl w:val="0"/>
           <w:numId w:val="8"/>
         </w:numPr>
-        <w:rPr>
-          <w:lang w:val="en-DE"/>
-        </w:rPr>
-      </w:pPr>
-      <w:r>
-        <w:rPr>
-          <w:lang w:val="en-DE"/>
-        </w:rPr>
+      </w:pPr>
+      <w:r>
         <w:t>Average similarity to other docs: 0.38 (vs. corpus avg 0.58)</w:t>
       </w:r>
     </w:p>
@@ -4806,14 +3700,8 @@
           <w:ilvl w:val="0"/>
           <w:numId w:val="8"/>
         </w:numPr>
-        <w:rPr>
-          <w:lang w:val="en-DE"/>
-        </w:rPr>
-      </w:pPr>
-      <w:r>
-        <w:rPr>
-          <w:lang w:val="en-DE"/>
-        </w:rPr>
+      </w:pPr>
+      <w:r>
         <w:t>4 of 5 lowest similarities involve Ammonia document</w:t>
       </w:r>
     </w:p>
@@ -4823,28 +3711,16 @@
           <w:ilvl w:val="0"/>
           <w:numId w:val="8"/>
         </w:numPr>
-        <w:rPr>
-          <w:lang w:val="en-DE"/>
-        </w:rPr>
-      </w:pPr>
-      <w:r>
-        <w:rPr>
-          <w:lang w:val="en-DE"/>
-        </w:rPr>
+      </w:pPr>
+      <w:r>
         <w:t>Only 21 paragraphs (specialized content)</w:t>
       </w:r>
     </w:p>
     <w:p>
-      <w:pPr>
-        <w:rPr>
-          <w:lang w:val="en-DE"/>
-        </w:rPr>
-      </w:pPr>
-      <w:r>
-        <w:rPr>
-          <w:b/>
-          <w:bCs/>
-          <w:lang w:val="en-DE"/>
+      <w:r>
+        <w:rPr>
+          <w:b/>
+          <w:bCs/>
         </w:rPr>
         <w:t>Possible Explanations:</w:t>
       </w:r>
@@ -4855,22 +3731,15 @@
           <w:ilvl w:val="0"/>
           <w:numId w:val="9"/>
         </w:numPr>
-        <w:rPr>
-          <w:lang w:val="en-DE"/>
-        </w:rPr>
-      </w:pPr>
-      <w:r>
-        <w:rPr>
-          <w:b/>
-          <w:bCs/>
-          <w:lang w:val="en-DE"/>
+      </w:pPr>
+      <w:r>
+        <w:rPr>
+          <w:b/>
+          <w:bCs/>
         </w:rPr>
         <w:t>Technical specificity:</w:t>
       </w:r>
       <w:r>
-        <w:rPr>
-          <w:lang w:val="en-DE"/>
-        </w:rPr>
         <w:t xml:space="preserve"> Maritime ammonia fuel systems (niche application)</w:t>
       </w:r>
     </w:p>
@@ -4880,36 +3749,23 @@
           <w:ilvl w:val="0"/>
           <w:numId w:val="9"/>
         </w:numPr>
-        <w:rPr>
-          <w:lang w:val="en-DE"/>
-        </w:rPr>
-      </w:pPr>
-      <w:r>
-        <w:rPr>
-          <w:b/>
-          <w:bCs/>
-          <w:lang w:val="en-DE"/>
+      </w:pPr>
+      <w:r>
+        <w:rPr>
+          <w:b/>
+          <w:bCs/>
         </w:rPr>
         <w:t>Author perspective:</w:t>
       </w:r>
       <w:r>
-        <w:rPr>
-          <w:lang w:val="en-DE"/>
-        </w:rPr>
         <w:t xml:space="preserve"> </w:t>
       </w:r>
       <w:proofErr w:type="gramStart"/>
       <w:r>
-        <w:rPr>
-          <w:lang w:val="en-DE"/>
-        </w:rPr>
         <w:t>MAN</w:t>
       </w:r>
       <w:proofErr w:type="gramEnd"/>
       <w:r>
-        <w:rPr>
-          <w:lang w:val="en-DE"/>
-        </w:rPr>
         <w:t xml:space="preserve"> Energy Solutions (industry vs. policy)</w:t>
       </w:r>
     </w:p>
@@ -4919,22 +3775,15 @@
           <w:ilvl w:val="0"/>
           <w:numId w:val="9"/>
         </w:numPr>
-        <w:rPr>
-          <w:lang w:val="en-DE"/>
-        </w:rPr>
-      </w:pPr>
-      <w:r>
-        <w:rPr>
-          <w:b/>
-          <w:bCs/>
-          <w:lang w:val="en-DE"/>
+      </w:pPr>
+      <w:r>
+        <w:rPr>
+          <w:b/>
+          <w:bCs/>
         </w:rPr>
         <w:t>Missing integration:</w:t>
       </w:r>
       <w:r>
-        <w:rPr>
-          <w:lang w:val="en-DE"/>
-        </w:rPr>
         <w:t xml:space="preserve"> Ammonia not yet mainstream in policy discussions</w:t>
       </w:r>
     </w:p>
@@ -4944,22 +3793,15 @@
           <w:ilvl w:val="0"/>
           <w:numId w:val="9"/>
         </w:numPr>
-        <w:rPr>
-          <w:lang w:val="en-DE"/>
-        </w:rPr>
-      </w:pPr>
-      <w:r>
-        <w:rPr>
-          <w:b/>
-          <w:bCs/>
-          <w:lang w:val="en-DE"/>
+      </w:pPr>
+      <w:r>
+        <w:rPr>
+          <w:b/>
+          <w:bCs/>
         </w:rPr>
         <w:t>Research gap:</w:t>
       </w:r>
       <w:r>
-        <w:rPr>
-          <w:lang w:val="en-DE"/>
-        </w:rPr>
         <w:t xml:space="preserve"> Opportunity for policy to address ammonia carriers</w:t>
       </w:r>
     </w:p>
@@ -4968,50 +3810,33 @@
         <w:rPr>
           <w:b/>
           <w:bCs/>
-          <w:lang w:val="en-DE"/>
-        </w:rPr>
-      </w:pPr>
-      <w:r>
-        <w:rPr>
-          <w:b/>
-          <w:bCs/>
-          <w:lang w:val="en-DE"/>
+        </w:rPr>
+      </w:pPr>
+      <w:r>
+        <w:rPr>
+          <w:b/>
+          <w:bCs/>
         </w:rPr>
         <w:t>4.3 Temporal Analysis (Limited)</w:t>
       </w:r>
     </w:p>
     <w:p>
-      <w:pPr>
-        <w:rPr>
-          <w:lang w:val="en-DE"/>
-        </w:rPr>
-      </w:pPr>
-      <w:r>
-        <w:rPr>
-          <w:b/>
-          <w:bCs/>
-          <w:lang w:val="en-DE"/>
+      <w:r>
+        <w:rPr>
+          <w:b/>
+          <w:bCs/>
         </w:rPr>
         <w:t>Challenge:</w:t>
       </w:r>
       <w:r>
-        <w:rPr>
-          <w:lang w:val="en-DE"/>
-        </w:rPr>
         <w:t xml:space="preserve"> Only 15 of 20 documents have identified years; 5 marked "unknown"</w:t>
       </w:r>
     </w:p>
     <w:p>
-      <w:pPr>
-        <w:rPr>
-          <w:lang w:val="en-DE"/>
-        </w:rPr>
-      </w:pPr>
-      <w:r>
-        <w:rPr>
-          <w:b/>
-          <w:bCs/>
-          <w:lang w:val="en-DE"/>
+      <w:r>
+        <w:rPr>
+          <w:b/>
+          <w:bCs/>
         </w:rPr>
         <w:t>Observable Trends:</w:t>
       </w:r>
@@ -5022,14 +3847,8 @@
           <w:ilvl w:val="0"/>
           <w:numId w:val="10"/>
         </w:numPr>
-        <w:rPr>
-          <w:lang w:val="en-DE"/>
-        </w:rPr>
-      </w:pPr>
-      <w:r>
-        <w:rPr>
-          <w:lang w:val="en-DE"/>
-        </w:rPr>
+      </w:pPr>
+      <w:r>
         <w:t>2020-2024 documents show 0.61 avg similarity (high continuity)</w:t>
       </w:r>
     </w:p>
@@ -5039,66 +3858,37 @@
           <w:ilvl w:val="0"/>
           <w:numId w:val="10"/>
         </w:numPr>
-        <w:rPr>
-          <w:lang w:val="en-DE"/>
-        </w:rPr>
-      </w:pPr>
-      <w:r>
-        <w:rPr>
-          <w:lang w:val="en-DE"/>
-        </w:rPr>
+      </w:pPr>
+      <w:r>
         <w:t>2013 document (Cost-Benefits) has 0.48 avg similarity to recent docs (moderate shift)</w:t>
       </w:r>
     </w:p>
     <w:p>
-      <w:pPr>
-        <w:rPr>
-          <w:lang w:val="en-DE"/>
-        </w:rPr>
-      </w:pPr>
-      <w:r>
-        <w:rPr>
-          <w:b/>
-          <w:bCs/>
-          <w:lang w:val="en-DE"/>
+      <w:r>
+        <w:rPr>
+          <w:b/>
+          <w:bCs/>
         </w:rPr>
         <w:t>Limitation:</w:t>
       </w:r>
       <w:r>
-        <w:rPr>
-          <w:lang w:val="en-DE"/>
-        </w:rPr>
         <w:t xml:space="preserve"> Insufficient temporal coverage for robust trend analysis—recommend manual year enrichment for Phase 6.</w:t>
       </w:r>
     </w:p>
     <w:p>
-      <w:pPr>
-        <w:rPr>
-          <w:lang w:val="en-DE"/>
-        </w:rPr>
-      </w:pPr>
-      <w:r>
-        <w:rPr>
-          <w:lang w:val="en-DE"/>
-        </w:rPr>
+      <w:r>
         <w:lastRenderedPageBreak/>
         <w:pict w14:anchorId="729B4FB5">
-          <v:rect id="_x0000_i1119" style="width:0;height:1.5pt" o:hralign="center" o:hrstd="t" o:hr="t" fillcolor="#a0a0a0" stroked="f"/>
+          <v:rect id="_x0000_i1029" style="width:0;height:1.5pt" o:hralign="center" o:hrstd="t" o:hr="t" fillcolor="#a0a0a0" stroked="f"/>
         </w:pict>
       </w:r>
     </w:p>
     <w:p>
       <w:pPr>
         <w:pStyle w:val="Heading2"/>
-        <w:rPr>
-          <w:lang w:val="en-DE"/>
-        </w:rPr>
       </w:pPr>
       <w:bookmarkStart w:id="6" w:name="_Toc219215178"/>
       <w:r>
-        <w:rPr>
-          <w:lang w:val="en-DE"/>
-        </w:rPr>
         <w:t>5. Conflict Detection</w:t>
       </w:r>
       <w:bookmarkEnd w:id="6"/>
@@ -5108,50 +3898,33 @@
         <w:rPr>
           <w:b/>
           <w:bCs/>
-          <w:lang w:val="en-DE"/>
-        </w:rPr>
-      </w:pPr>
-      <w:r>
-        <w:rPr>
-          <w:b/>
-          <w:bCs/>
-          <w:lang w:val="en-DE"/>
+        </w:rPr>
+      </w:pPr>
+      <w:r>
+        <w:rPr>
+          <w:b/>
+          <w:bCs/>
         </w:rPr>
         <w:t>5.1 Methodology</w:t>
       </w:r>
     </w:p>
     <w:p>
-      <w:pPr>
-        <w:rPr>
-          <w:lang w:val="en-DE"/>
-        </w:rPr>
-      </w:pPr>
-      <w:r>
-        <w:rPr>
-          <w:b/>
-          <w:bCs/>
-          <w:lang w:val="en-DE"/>
+      <w:r>
+        <w:rPr>
+          <w:b/>
+          <w:bCs/>
         </w:rPr>
         <w:t>Definition:</w:t>
       </w:r>
       <w:r>
-        <w:rPr>
-          <w:lang w:val="en-DE"/>
-        </w:rPr>
         <w:t xml:space="preserve"> Documents with similarity &lt;0.3 considered potentially conflicting</w:t>
       </w:r>
     </w:p>
     <w:p>
-      <w:pPr>
-        <w:rPr>
-          <w:lang w:val="en-DE"/>
-        </w:rPr>
-      </w:pPr>
-      <w:r>
-        <w:rPr>
-          <w:b/>
-          <w:bCs/>
-          <w:lang w:val="en-DE"/>
+      <w:r>
+        <w:rPr>
+          <w:b/>
+          <w:bCs/>
         </w:rPr>
         <w:t>Rationale:</w:t>
       </w:r>
@@ -5162,14 +3935,8 @@
           <w:ilvl w:val="0"/>
           <w:numId w:val="11"/>
         </w:numPr>
-        <w:rPr>
-          <w:lang w:val="en-DE"/>
-        </w:rPr>
-      </w:pPr>
-      <w:r>
-        <w:rPr>
-          <w:lang w:val="en-DE"/>
-        </w:rPr>
+      </w:pPr>
+      <w:r>
         <w:t>0.7-1.0: Aligned</w:t>
       </w:r>
     </w:p>
@@ -5179,14 +3946,8 @@
           <w:ilvl w:val="0"/>
           <w:numId w:val="11"/>
         </w:numPr>
-        <w:rPr>
-          <w:lang w:val="en-DE"/>
-        </w:rPr>
-      </w:pPr>
-      <w:r>
-        <w:rPr>
-          <w:lang w:val="en-DE"/>
-        </w:rPr>
+      </w:pPr>
+      <w:r>
         <w:t>0.4-0.7: Different topics but compatible</w:t>
       </w:r>
     </w:p>
@@ -5196,15 +3957,11 @@
           <w:ilvl w:val="0"/>
           <w:numId w:val="11"/>
         </w:numPr>
-        <w:rPr>
-          <w:lang w:val="en-DE"/>
-        </w:rPr>
-      </w:pPr>
-      <w:r>
-        <w:rPr>
-          <w:b/>
-          <w:bCs/>
-          <w:lang w:val="en-DE"/>
+      </w:pPr>
+      <w:r>
+        <w:rPr>
+          <w:b/>
+          <w:bCs/>
         </w:rPr>
         <w:t>0.0-0.3: Possibly contradictory or orthogonal</w:t>
       </w:r>
@@ -5214,36 +3971,25 @@
         <w:rPr>
           <w:b/>
           <w:bCs/>
-          <w:lang w:val="en-DE"/>
-        </w:rPr>
-      </w:pPr>
-      <w:r>
-        <w:rPr>
-          <w:b/>
-          <w:bCs/>
-          <w:lang w:val="en-DE"/>
+        </w:rPr>
+      </w:pPr>
+      <w:r>
+        <w:rPr>
+          <w:b/>
+          <w:bCs/>
         </w:rPr>
         <w:t>5.2 Detected Conflicts</w:t>
       </w:r>
     </w:p>
     <w:p>
-      <w:pPr>
-        <w:rPr>
-          <w:lang w:val="en-DE"/>
-        </w:rPr>
-      </w:pPr>
-      <w:r>
-        <w:rPr>
-          <w:b/>
-          <w:bCs/>
-          <w:lang w:val="en-DE"/>
+      <w:r>
+        <w:rPr>
+          <w:b/>
+          <w:bCs/>
         </w:rPr>
         <w:t>Total:</w:t>
       </w:r>
       <w:r>
-        <w:rPr>
-          <w:lang w:val="en-DE"/>
-        </w:rPr>
         <w:t xml:space="preserve"> 3 pairs (out of 190 possible pairs = 1.6% conflict rate)</w:t>
       </w:r>
     </w:p>
@@ -5273,14 +4019,8 @@
           <w:p>
             <w:pPr>
               <w:spacing w:after="160" w:line="278" w:lineRule="auto"/>
-              <w:rPr>
-                <w:lang w:val="en-DE"/>
-              </w:rPr>
-            </w:pPr>
-            <w:r>
-              <w:rPr>
-                <w:lang w:val="en-DE"/>
-              </w:rPr>
+            </w:pPr>
+            <w:r>
               <w:t>Doc 1</w:t>
             </w:r>
           </w:p>
@@ -5294,14 +4034,8 @@
             <w:pPr>
               <w:spacing w:after="160" w:line="278" w:lineRule="auto"/>
               <w:cnfStyle w:val="100000000000" w:firstRow="1" w:lastRow="0" w:firstColumn="0" w:lastColumn="0" w:oddVBand="0" w:evenVBand="0" w:oddHBand="0" w:evenHBand="0" w:firstRowFirstColumn="0" w:firstRowLastColumn="0" w:lastRowFirstColumn="0" w:lastRowLastColumn="0"/>
-              <w:rPr>
-                <w:lang w:val="en-DE"/>
-              </w:rPr>
-            </w:pPr>
-            <w:r>
-              <w:rPr>
-                <w:lang w:val="en-DE"/>
-              </w:rPr>
+            </w:pPr>
+            <w:r>
               <w:t>Doc 2</w:t>
             </w:r>
           </w:p>
@@ -5315,14 +4049,8 @@
             <w:pPr>
               <w:spacing w:after="160" w:line="278" w:lineRule="auto"/>
               <w:cnfStyle w:val="100000000000" w:firstRow="1" w:lastRow="0" w:firstColumn="0" w:lastColumn="0" w:oddVBand="0" w:evenVBand="0" w:oddHBand="0" w:evenHBand="0" w:firstRowFirstColumn="0" w:firstRowLastColumn="0" w:lastRowFirstColumn="0" w:lastRowLastColumn="0"/>
-              <w:rPr>
-                <w:lang w:val="en-DE"/>
-              </w:rPr>
-            </w:pPr>
-            <w:r>
-              <w:rPr>
-                <w:lang w:val="en-DE"/>
-              </w:rPr>
+            </w:pPr>
+            <w:r>
               <w:t>Similarity</w:t>
             </w:r>
           </w:p>
@@ -5336,14 +4064,8 @@
             <w:pPr>
               <w:spacing w:after="160" w:line="278" w:lineRule="auto"/>
               <w:cnfStyle w:val="100000000000" w:firstRow="1" w:lastRow="0" w:firstColumn="0" w:lastColumn="0" w:oddVBand="0" w:evenVBand="0" w:oddHBand="0" w:evenHBand="0" w:firstRowFirstColumn="0" w:firstRowLastColumn="0" w:lastRowFirstColumn="0" w:lastRowLastColumn="0"/>
-              <w:rPr>
-                <w:lang w:val="en-DE"/>
-              </w:rPr>
-            </w:pPr>
-            <w:r>
-              <w:rPr>
-                <w:lang w:val="en-DE"/>
-              </w:rPr>
+            </w:pPr>
+            <w:r>
               <w:t>Severity</w:t>
             </w:r>
           </w:p>
@@ -5357,14 +4079,8 @@
             <w:pPr>
               <w:spacing w:after="160" w:line="278" w:lineRule="auto"/>
               <w:cnfStyle w:val="100000000000" w:firstRow="1" w:lastRow="0" w:firstColumn="0" w:lastColumn="0" w:oddVBand="0" w:evenVBand="0" w:oddHBand="0" w:evenHBand="0" w:firstRowFirstColumn="0" w:firstRowLastColumn="0" w:lastRowFirstColumn="0" w:lastRowLastColumn="0"/>
-              <w:rPr>
-                <w:lang w:val="en-DE"/>
-              </w:rPr>
-            </w:pPr>
-            <w:r>
-              <w:rPr>
-                <w:lang w:val="en-DE"/>
-              </w:rPr>
+            </w:pPr>
+            <w:r>
               <w:t>Explanation</w:t>
             </w:r>
           </w:p>
@@ -5383,14 +4099,8 @@
           <w:p>
             <w:pPr>
               <w:spacing w:after="160" w:line="278" w:lineRule="auto"/>
-              <w:rPr>
-                <w:lang w:val="en-DE"/>
-              </w:rPr>
-            </w:pPr>
-            <w:r>
-              <w:rPr>
-                <w:lang w:val="en-DE"/>
-              </w:rPr>
+            </w:pPr>
+            <w:r>
               <w:t>Ammonia WP</w:t>
             </w:r>
           </w:p>
@@ -5404,14 +4114,8 @@
             <w:pPr>
               <w:spacing w:after="160" w:line="278" w:lineRule="auto"/>
               <w:cnfStyle w:val="000000100000" w:firstRow="0" w:lastRow="0" w:firstColumn="0" w:lastColumn="0" w:oddVBand="0" w:evenVBand="0" w:oddHBand="1" w:evenHBand="0" w:firstRowFirstColumn="0" w:firstRowLastColumn="0" w:lastRowFirstColumn="0" w:lastRowLastColumn="0"/>
-              <w:rPr>
-                <w:lang w:val="en-DE"/>
-              </w:rPr>
-            </w:pPr>
-            <w:r>
-              <w:rPr>
-                <w:lang w:val="en-DE"/>
-              </w:rPr>
+            </w:pPr>
+            <w:r>
               <w:t>Economics of Transition</w:t>
             </w:r>
           </w:p>
@@ -5425,14 +4129,8 @@
             <w:pPr>
               <w:spacing w:after="160" w:line="278" w:lineRule="auto"/>
               <w:cnfStyle w:val="000000100000" w:firstRow="0" w:lastRow="0" w:firstColumn="0" w:lastColumn="0" w:oddVBand="0" w:evenVBand="0" w:oddHBand="1" w:evenHBand="0" w:firstRowFirstColumn="0" w:firstRowLastColumn="0" w:lastRowFirstColumn="0" w:lastRowLastColumn="0"/>
-              <w:rPr>
-                <w:lang w:val="en-DE"/>
-              </w:rPr>
-            </w:pPr>
-            <w:r>
-              <w:rPr>
-                <w:lang w:val="en-DE"/>
-              </w:rPr>
+            </w:pPr>
+            <w:r>
               <w:t>0.256</w:t>
             </w:r>
           </w:p>
@@ -5446,14 +4144,8 @@
             <w:pPr>
               <w:spacing w:after="160" w:line="278" w:lineRule="auto"/>
               <w:cnfStyle w:val="000000100000" w:firstRow="0" w:lastRow="0" w:firstColumn="0" w:lastColumn="0" w:oddVBand="0" w:evenVBand="0" w:oddHBand="1" w:evenHBand="0" w:firstRowFirstColumn="0" w:firstRowLastColumn="0" w:lastRowFirstColumn="0" w:lastRowLastColumn="0"/>
-              <w:rPr>
-                <w:lang w:val="en-DE"/>
-              </w:rPr>
-            </w:pPr>
-            <w:r>
-              <w:rPr>
-                <w:lang w:val="en-DE"/>
-              </w:rPr>
+            </w:pPr>
+            <w:r>
               <w:t>Moderate</w:t>
             </w:r>
           </w:p>
@@ -5467,14 +4159,8 @@
             <w:pPr>
               <w:spacing w:after="160" w:line="278" w:lineRule="auto"/>
               <w:cnfStyle w:val="000000100000" w:firstRow="0" w:lastRow="0" w:firstColumn="0" w:lastColumn="0" w:oddVBand="0" w:evenVBand="0" w:oddHBand="1" w:evenHBand="0" w:firstRowFirstColumn="0" w:firstRowLastColumn="0" w:lastRowFirstColumn="0" w:lastRowLastColumn="0"/>
-              <w:rPr>
-                <w:lang w:val="en-DE"/>
-              </w:rPr>
-            </w:pPr>
-            <w:r>
-              <w:rPr>
-                <w:lang w:val="en-DE"/>
-              </w:rPr>
+            </w:pPr>
+            <w:r>
               <w:t>Different domains, not contradictory</w:t>
             </w:r>
           </w:p>
@@ -5490,14 +4176,8 @@
           <w:p>
             <w:pPr>
               <w:spacing w:after="160" w:line="278" w:lineRule="auto"/>
-              <w:rPr>
-                <w:lang w:val="en-DE"/>
-              </w:rPr>
-            </w:pPr>
-            <w:r>
-              <w:rPr>
-                <w:lang w:val="en-DE"/>
-              </w:rPr>
+            </w:pPr>
+            <w:r>
               <w:t>Ammonia WP</w:t>
             </w:r>
           </w:p>
@@ -5511,14 +4191,8 @@
             <w:pPr>
               <w:spacing w:after="160" w:line="278" w:lineRule="auto"/>
               <w:cnfStyle w:val="000000000000" w:firstRow="0" w:lastRow="0" w:firstColumn="0" w:lastColumn="0" w:oddVBand="0" w:evenVBand="0" w:oddHBand="0" w:evenHBand="0" w:firstRowFirstColumn="0" w:firstRowLastColumn="0" w:lastRowFirstColumn="0" w:lastRowLastColumn="0"/>
-              <w:rPr>
-                <w:lang w:val="en-DE"/>
-              </w:rPr>
-            </w:pPr>
-            <w:r>
-              <w:rPr>
-                <w:lang w:val="en-DE"/>
-              </w:rPr>
+            </w:pPr>
+            <w:r>
               <w:t>Cost-Benefits</w:t>
             </w:r>
           </w:p>
@@ -5532,14 +4206,8 @@
             <w:pPr>
               <w:spacing w:after="160" w:line="278" w:lineRule="auto"/>
               <w:cnfStyle w:val="000000000000" w:firstRow="0" w:lastRow="0" w:firstColumn="0" w:lastColumn="0" w:oddVBand="0" w:evenVBand="0" w:oddHBand="0" w:evenHBand="0" w:firstRowFirstColumn="0" w:firstRowLastColumn="0" w:lastRowFirstColumn="0" w:lastRowLastColumn="0"/>
-              <w:rPr>
-                <w:lang w:val="en-DE"/>
-              </w:rPr>
-            </w:pPr>
-            <w:r>
-              <w:rPr>
-                <w:lang w:val="en-DE"/>
-              </w:rPr>
+            </w:pPr>
+            <w:r>
               <w:t>0.259</w:t>
             </w:r>
           </w:p>
@@ -5553,14 +4221,8 @@
             <w:pPr>
               <w:spacing w:after="160" w:line="278" w:lineRule="auto"/>
               <w:cnfStyle w:val="000000000000" w:firstRow="0" w:lastRow="0" w:firstColumn="0" w:lastColumn="0" w:oddVBand="0" w:evenVBand="0" w:oddHBand="0" w:evenHBand="0" w:firstRowFirstColumn="0" w:firstRowLastColumn="0" w:lastRowFirstColumn="0" w:lastRowLastColumn="0"/>
-              <w:rPr>
-                <w:lang w:val="en-DE"/>
-              </w:rPr>
-            </w:pPr>
-            <w:r>
-              <w:rPr>
-                <w:lang w:val="en-DE"/>
-              </w:rPr>
+            </w:pPr>
+            <w:r>
               <w:t>Moderate</w:t>
             </w:r>
           </w:p>
@@ -5574,14 +4236,8 @@
             <w:pPr>
               <w:spacing w:after="160" w:line="278" w:lineRule="auto"/>
               <w:cnfStyle w:val="000000000000" w:firstRow="0" w:lastRow="0" w:firstColumn="0" w:lastColumn="0" w:oddVBand="0" w:evenVBand="0" w:oddHBand="0" w:evenHBand="0" w:firstRowFirstColumn="0" w:firstRowLastColumn="0" w:lastRowFirstColumn="0" w:lastRowLastColumn="0"/>
-              <w:rPr>
-                <w:lang w:val="en-DE"/>
-              </w:rPr>
-            </w:pPr>
-            <w:r>
-              <w:rPr>
-                <w:lang w:val="en-DE"/>
-              </w:rPr>
+            </w:pPr>
+            <w:r>
               <w:t>Technical vs. economic analysis</w:t>
             </w:r>
           </w:p>
@@ -5600,14 +4256,8 @@
           <w:p>
             <w:pPr>
               <w:spacing w:after="160" w:line="278" w:lineRule="auto"/>
-              <w:rPr>
-                <w:lang w:val="en-DE"/>
-              </w:rPr>
-            </w:pPr>
-            <w:r>
-              <w:rPr>
-                <w:lang w:val="en-DE"/>
-              </w:rPr>
+            </w:pPr>
+            <w:r>
               <w:t>Ammonia WP</w:t>
             </w:r>
           </w:p>
@@ -5621,14 +4271,8 @@
             <w:pPr>
               <w:spacing w:after="160" w:line="278" w:lineRule="auto"/>
               <w:cnfStyle w:val="000000100000" w:firstRow="0" w:lastRow="0" w:firstColumn="0" w:lastColumn="0" w:oddVBand="0" w:evenVBand="0" w:oddHBand="1" w:evenHBand="0" w:firstRowFirstColumn="0" w:firstRowLastColumn="0" w:lastRowFirstColumn="0" w:lastRowLastColumn="0"/>
-              <w:rPr>
-                <w:lang w:val="en-DE"/>
-              </w:rPr>
-            </w:pPr>
-            <w:r>
-              <w:rPr>
-                <w:lang w:val="en-DE"/>
-              </w:rPr>
+            </w:pPr>
+            <w:r>
               <w:t>Climate Framework Laws</w:t>
             </w:r>
           </w:p>
@@ -5642,14 +4286,8 @@
             <w:pPr>
               <w:spacing w:after="160" w:line="278" w:lineRule="auto"/>
               <w:cnfStyle w:val="000000100000" w:firstRow="0" w:lastRow="0" w:firstColumn="0" w:lastColumn="0" w:oddVBand="0" w:evenVBand="0" w:oddHBand="1" w:evenHBand="0" w:firstRowFirstColumn="0" w:firstRowLastColumn="0" w:lastRowFirstColumn="0" w:lastRowLastColumn="0"/>
-              <w:rPr>
-                <w:lang w:val="en-DE"/>
-              </w:rPr>
-            </w:pPr>
-            <w:r>
-              <w:rPr>
-                <w:lang w:val="en-DE"/>
-              </w:rPr>
+            </w:pPr>
+            <w:r>
               <w:t>0.290</w:t>
             </w:r>
           </w:p>
@@ -5663,14 +4301,8 @@
             <w:pPr>
               <w:spacing w:after="160" w:line="278" w:lineRule="auto"/>
               <w:cnfStyle w:val="000000100000" w:firstRow="0" w:lastRow="0" w:firstColumn="0" w:lastColumn="0" w:oddVBand="0" w:evenVBand="0" w:oddHBand="1" w:evenHBand="0" w:firstRowFirstColumn="0" w:firstRowLastColumn="0" w:lastRowFirstColumn="0" w:lastRowLastColumn="0"/>
-              <w:rPr>
-                <w:lang w:val="en-DE"/>
-              </w:rPr>
-            </w:pPr>
-            <w:r>
-              <w:rPr>
-                <w:lang w:val="en-DE"/>
-              </w:rPr>
+            </w:pPr>
+            <w:r>
               <w:t>Moderate</w:t>
             </w:r>
           </w:p>
@@ -5684,14 +4316,8 @@
             <w:pPr>
               <w:spacing w:after="160" w:line="278" w:lineRule="auto"/>
               <w:cnfStyle w:val="000000100000" w:firstRow="0" w:lastRow="0" w:firstColumn="0" w:lastColumn="0" w:oddVBand="0" w:evenVBand="0" w:oddHBand="1" w:evenHBand="0" w:firstRowFirstColumn="0" w:firstRowLastColumn="0" w:lastRowFirstColumn="0" w:lastRowLastColumn="0"/>
-              <w:rPr>
-                <w:lang w:val="en-DE"/>
-              </w:rPr>
-            </w:pPr>
-            <w:r>
-              <w:rPr>
-                <w:lang w:val="en-DE"/>
-              </w:rPr>
+            </w:pPr>
+            <w:r>
               <w:t>Technical vs. legislative frameworks</w:t>
             </w:r>
           </w:p>
@@ -5699,67 +4325,40 @@
       </w:tr>
     </w:tbl>
     <w:p>
-      <w:pPr>
-        <w:rPr>
-          <w:lang w:val="en-DE"/>
-        </w:rPr>
-      </w:pPr>
-      <w:r>
-        <w:rPr>
-          <w:b/>
-          <w:bCs/>
-          <w:lang w:val="en-DE"/>
+      <w:r>
+        <w:rPr>
+          <w:b/>
+          <w:bCs/>
         </w:rPr>
         <w:t>Finding:</w:t>
       </w:r>
       <w:r>
-        <w:rPr>
-          <w:lang w:val="en-DE"/>
-        </w:rPr>
         <w:t xml:space="preserve"> All 3 "conflicts" involve Ammonia White Paper—these are </w:t>
       </w:r>
       <w:r>
         <w:rPr>
           <w:b/>
           <w:bCs/>
-          <w:lang w:val="en-DE"/>
         </w:rPr>
         <w:t>topic divergences, not contradictions</w:t>
       </w:r>
       <w:r>
-        <w:rPr>
-          <w:lang w:val="en-DE"/>
-        </w:rPr>
         <w:t>. No actual policy conflicts detected → corpus is highly coherent.</w:t>
       </w:r>
     </w:p>
     <w:p>
-      <w:pPr>
-        <w:rPr>
-          <w:lang w:val="en-DE"/>
-        </w:rPr>
-      </w:pPr>
-      <w:r>
-        <w:rPr>
-          <w:lang w:val="en-DE"/>
-        </w:rPr>
+      <w:r>
         <w:pict w14:anchorId="4B4DBC41">
-          <v:rect id="_x0000_i1120" style="width:0;height:1.5pt" o:hralign="center" o:hrstd="t" o:hr="t" fillcolor="#a0a0a0" stroked="f"/>
+          <v:rect id="_x0000_i1030" style="width:0;height:1.5pt" o:hralign="center" o:hrstd="t" o:hr="t" fillcolor="#a0a0a0" stroked="f"/>
         </w:pict>
       </w:r>
     </w:p>
     <w:p>
       <w:pPr>
         <w:pStyle w:val="Heading2"/>
-        <w:rPr>
-          <w:lang w:val="en-DE"/>
-        </w:rPr>
       </w:pPr>
       <w:bookmarkStart w:id="7" w:name="_Toc219215179"/>
       <w:r>
-        <w:rPr>
-          <w:lang w:val="en-DE"/>
-        </w:rPr>
         <w:t>6. Coherence Insights for Policy Analysis</w:t>
       </w:r>
       <w:bookmarkEnd w:id="7"/>
@@ -5769,29 +4368,21 @@
         <w:rPr>
           <w:b/>
           <w:bCs/>
-          <w:lang w:val="en-DE"/>
-        </w:rPr>
-      </w:pPr>
-      <w:r>
-        <w:rPr>
-          <w:b/>
-          <w:bCs/>
-          <w:lang w:val="en-DE"/>
+        </w:rPr>
+      </w:pPr>
+      <w:r>
+        <w:rPr>
+          <w:b/>
+          <w:bCs/>
         </w:rPr>
         <w:t>6.1 What High Coherence Means</w:t>
       </w:r>
     </w:p>
     <w:p>
-      <w:pPr>
-        <w:rPr>
-          <w:lang w:val="en-DE"/>
-        </w:rPr>
-      </w:pPr>
-      <w:r>
-        <w:rPr>
-          <w:b/>
-          <w:bCs/>
-          <w:lang w:val="en-DE"/>
+      <w:r>
+        <w:rPr>
+          <w:b/>
+          <w:bCs/>
         </w:rPr>
         <w:t>Positive Interpretation:</w:t>
       </w:r>
@@ -5802,21 +4393,14 @@
           <w:ilvl w:val="0"/>
           <w:numId w:val="12"/>
         </w:numPr>
-        <w:rPr>
-          <w:lang w:val="en-DE"/>
-        </w:rPr>
       </w:pPr>
       <w:r>
         <w:rPr>
           <w:rFonts w:ascii="Segoe UI Emoji" w:hAnsi="Segoe UI Emoji" w:cs="Segoe UI Emoji"/>
-          <w:lang w:val="en-DE"/>
         </w:rPr>
         <w:t>✅</w:t>
       </w:r>
       <w:r>
-        <w:rPr>
-          <w:lang w:val="en-DE"/>
-        </w:rPr>
         <w:t xml:space="preserve"> Policies build on each other (no contradictions)</w:t>
       </w:r>
     </w:p>
@@ -5826,21 +4410,14 @@
           <w:ilvl w:val="0"/>
           <w:numId w:val="12"/>
         </w:numPr>
-        <w:rPr>
-          <w:lang w:val="en-DE"/>
-        </w:rPr>
       </w:pPr>
       <w:r>
         <w:rPr>
           <w:rFonts w:ascii="Segoe UI Emoji" w:hAnsi="Segoe UI Emoji" w:cs="Segoe UI Emoji"/>
-          <w:lang w:val="en-DE"/>
         </w:rPr>
         <w:t>✅</w:t>
       </w:r>
       <w:r>
-        <w:rPr>
-          <w:lang w:val="en-DE"/>
-        </w:rPr>
         <w:t xml:space="preserve"> Cross-stakeholder consensus (EU, WWF aligned)</w:t>
       </w:r>
     </w:p>
@@ -5850,35 +4427,22 @@
           <w:ilvl w:val="0"/>
           <w:numId w:val="12"/>
         </w:numPr>
-        <w:rPr>
-          <w:lang w:val="en-DE"/>
-        </w:rPr>
       </w:pPr>
       <w:r>
         <w:rPr>
           <w:rFonts w:ascii="Segoe UI Emoji" w:hAnsi="Segoe UI Emoji" w:cs="Segoe UI Emoji"/>
-          <w:lang w:val="en-DE"/>
         </w:rPr>
         <w:t>✅</w:t>
       </w:r>
       <w:r>
-        <w:rPr>
-          <w:lang w:val="en-DE"/>
-        </w:rPr>
         <w:t xml:space="preserve"> Clear policy direction (hydrogen prioritized)</w:t>
       </w:r>
     </w:p>
     <w:p>
-      <w:pPr>
-        <w:rPr>
-          <w:lang w:val="en-DE"/>
-        </w:rPr>
-      </w:pPr>
-      <w:r>
-        <w:rPr>
-          <w:b/>
-          <w:bCs/>
-          <w:lang w:val="en-DE"/>
+      <w:r>
+        <w:rPr>
+          <w:b/>
+          <w:bCs/>
         </w:rPr>
         <w:t>Potential Concerns:</w:t>
       </w:r>
@@ -5889,21 +4453,14 @@
           <w:ilvl w:val="0"/>
           <w:numId w:val="13"/>
         </w:numPr>
-        <w:rPr>
-          <w:lang w:val="en-DE"/>
-        </w:rPr>
       </w:pPr>
       <w:r>
         <w:rPr>
           <w:rFonts w:ascii="Segoe UI Symbol" w:hAnsi="Segoe UI Symbol" w:cs="Segoe UI Symbol"/>
-          <w:lang w:val="en-DE"/>
         </w:rPr>
         <w:t>⚠</w:t>
       </w:r>
       <w:r>
-        <w:rPr>
-          <w:lang w:val="en-DE"/>
-        </w:rPr>
         <w:t>️ Limited policy diversity (consensus = groupthink?)</w:t>
       </w:r>
     </w:p>
@@ -5913,21 +4470,14 @@
           <w:ilvl w:val="0"/>
           <w:numId w:val="13"/>
         </w:numPr>
-        <w:rPr>
-          <w:lang w:val="en-DE"/>
-        </w:rPr>
       </w:pPr>
       <w:r>
         <w:rPr>
           <w:rFonts w:ascii="Segoe UI Symbol" w:hAnsi="Segoe UI Symbol" w:cs="Segoe UI Symbol"/>
-          <w:lang w:val="en-DE"/>
         </w:rPr>
         <w:t>⚠</w:t>
       </w:r>
       <w:r>
-        <w:rPr>
-          <w:lang w:val="en-DE"/>
-        </w:rPr>
         <w:t>️ Niche areas underrepresented (ammonia isolation)</w:t>
       </w:r>
     </w:p>
@@ -5937,22 +4487,15 @@
           <w:ilvl w:val="0"/>
           <w:numId w:val="13"/>
         </w:numPr>
-        <w:rPr>
-          <w:lang w:val="en-DE"/>
-        </w:rPr>
       </w:pPr>
       <w:r>
         <w:rPr>
           <w:rFonts w:ascii="Segoe UI Symbol" w:hAnsi="Segoe UI Symbol" w:cs="Segoe UI Symbol"/>
-          <w:lang w:val="en-DE"/>
         </w:rPr>
         <w:lastRenderedPageBreak/>
         <w:t>⚠</w:t>
       </w:r>
       <w:r>
-        <w:rPr>
-          <w:lang w:val="en-DE"/>
-        </w:rPr>
         <w:t>️ Innovation constrained by convergent thinking</w:t>
       </w:r>
     </w:p>
@@ -5961,36 +4504,25 @@
         <w:rPr>
           <w:b/>
           <w:bCs/>
-          <w:lang w:val="en-DE"/>
-        </w:rPr>
-      </w:pPr>
-      <w:r>
-        <w:rPr>
-          <w:b/>
-          <w:bCs/>
-          <w:lang w:val="en-DE"/>
+        </w:rPr>
+      </w:pPr>
+      <w:r>
+        <w:rPr>
+          <w:b/>
+          <w:bCs/>
         </w:rPr>
         <w:t>6.2 Implications for PhD Research</w:t>
       </w:r>
     </w:p>
     <w:p>
-      <w:pPr>
-        <w:rPr>
-          <w:lang w:val="en-DE"/>
-        </w:rPr>
-      </w:pPr>
-      <w:r>
-        <w:rPr>
-          <w:b/>
-          <w:bCs/>
-          <w:lang w:val="en-DE"/>
+      <w:r>
+        <w:rPr>
+          <w:b/>
+          <w:bCs/>
         </w:rPr>
         <w:t>Policy Monitoring:</w:t>
       </w:r>
       <w:r>
-        <w:rPr>
-          <w:lang w:val="en-DE"/>
-        </w:rPr>
         <w:t xml:space="preserve"> System can automatically:</w:t>
       </w:r>
     </w:p>
@@ -6000,14 +4532,8 @@
           <w:ilvl w:val="0"/>
           <w:numId w:val="14"/>
         </w:numPr>
-        <w:rPr>
-          <w:lang w:val="en-DE"/>
-        </w:rPr>
-      </w:pPr>
-      <w:r>
-        <w:rPr>
-          <w:lang w:val="en-DE"/>
-        </w:rPr>
+      </w:pPr>
+      <w:r>
         <w:t>Flag new documents that conflict with existing policies (similarity &lt;0.4)</w:t>
       </w:r>
     </w:p>
@@ -6017,14 +4543,8 @@
           <w:ilvl w:val="0"/>
           <w:numId w:val="14"/>
         </w:numPr>
-        <w:rPr>
-          <w:lang w:val="en-DE"/>
-        </w:rPr>
-      </w:pPr>
-      <w:r>
-        <w:rPr>
-          <w:lang w:val="en-DE"/>
-        </w:rPr>
+      </w:pPr>
+      <w:r>
         <w:t>Identify policy gaps (topics with no similar documents)</w:t>
       </w:r>
     </w:p>
@@ -6034,28 +4554,16 @@
           <w:ilvl w:val="0"/>
           <w:numId w:val="14"/>
         </w:numPr>
-        <w:rPr>
-          <w:lang w:val="en-DE"/>
-        </w:rPr>
-      </w:pPr>
-      <w:r>
-        <w:rPr>
-          <w:lang w:val="en-DE"/>
-        </w:rPr>
+      </w:pPr>
+      <w:r>
         <w:t>Track convergence/divergence over time</w:t>
       </w:r>
     </w:p>
     <w:p>
-      <w:pPr>
-        <w:rPr>
-          <w:lang w:val="en-DE"/>
-        </w:rPr>
-      </w:pPr>
-      <w:r>
-        <w:rPr>
-          <w:b/>
-          <w:bCs/>
-          <w:lang w:val="en-DE"/>
+      <w:r>
+        <w:rPr>
+          <w:b/>
+          <w:bCs/>
         </w:rPr>
         <w:t>Reverse Policy Evaluation:</w:t>
       </w:r>
@@ -6066,14 +4574,8 @@
           <w:ilvl w:val="0"/>
           <w:numId w:val="15"/>
         </w:numPr>
-        <w:rPr>
-          <w:lang w:val="en-DE"/>
-        </w:rPr>
-      </w:pPr>
-      <w:r>
-        <w:rPr>
-          <w:lang w:val="en-DE"/>
-        </w:rPr>
+      </w:pPr>
+      <w:r>
         <w:t>High similarity to successful policies → likely effective</w:t>
       </w:r>
     </w:p>
@@ -6083,28 +4585,16 @@
           <w:ilvl w:val="0"/>
           <w:numId w:val="15"/>
         </w:numPr>
-        <w:rPr>
-          <w:lang w:val="en-DE"/>
-        </w:rPr>
-      </w:pPr>
-      <w:r>
-        <w:rPr>
-          <w:lang w:val="en-DE"/>
-        </w:rPr>
+      </w:pPr>
+      <w:r>
         <w:t>Low similarity to corpus → may face implementation challenges</w:t>
       </w:r>
     </w:p>
     <w:p>
-      <w:pPr>
-        <w:rPr>
-          <w:lang w:val="en-DE"/>
-        </w:rPr>
-      </w:pPr>
-      <w:r>
-        <w:rPr>
-          <w:b/>
-          <w:bCs/>
-          <w:lang w:val="en-DE"/>
+      <w:r>
+        <w:rPr>
+          <w:b/>
+          <w:bCs/>
         </w:rPr>
         <w:t>Coherence Assessment:</w:t>
       </w:r>
@@ -6115,14 +4605,8 @@
           <w:ilvl w:val="0"/>
           <w:numId w:val="16"/>
         </w:numPr>
-        <w:rPr>
-          <w:lang w:val="en-DE"/>
-        </w:rPr>
-      </w:pPr>
-      <w:r>
-        <w:rPr>
-          <w:lang w:val="en-DE"/>
-        </w:rPr>
+      </w:pPr>
+      <w:r>
         <w:t>Quantify policy alignment across jurisdictions</w:t>
       </w:r>
     </w:p>
@@ -6132,44 +4616,24 @@
           <w:ilvl w:val="0"/>
           <w:numId w:val="16"/>
         </w:numPr>
-        <w:rPr>
-          <w:lang w:val="en-DE"/>
-        </w:rPr>
-      </w:pPr>
-      <w:r>
-        <w:rPr>
-          <w:lang w:val="en-DE"/>
-        </w:rPr>
+      </w:pPr>
+      <w:r>
         <w:t>Measure standardization within document types</w:t>
       </w:r>
     </w:p>
     <w:p>
-      <w:pPr>
-        <w:rPr>
-          <w:lang w:val="en-DE"/>
-        </w:rPr>
-      </w:pPr>
-      <w:r>
-        <w:rPr>
-          <w:lang w:val="en-DE"/>
-        </w:rPr>
+      <w:r>
         <w:pict w14:anchorId="003BD9DE">
-          <v:rect id="_x0000_i1121" style="width:0;height:1.5pt" o:hralign="center" o:hrstd="t" o:hr="t" fillcolor="#a0a0a0" stroked="f"/>
+          <v:rect id="_x0000_i1031" style="width:0;height:1.5pt" o:hralign="center" o:hrstd="t" o:hr="t" fillcolor="#a0a0a0" stroked="f"/>
         </w:pict>
       </w:r>
     </w:p>
     <w:p>
       <w:pPr>
         <w:pStyle w:val="Heading2"/>
-        <w:rPr>
-          <w:lang w:val="en-DE"/>
-        </w:rPr>
       </w:pPr>
       <w:bookmarkStart w:id="8" w:name="_Toc219215180"/>
       <w:r>
-        <w:rPr>
-          <w:lang w:val="en-DE"/>
-        </w:rPr>
         <w:t>7. Technical Implementation</w:t>
       </w:r>
       <w:bookmarkEnd w:id="8"/>
@@ -6179,29 +4643,21 @@
         <w:rPr>
           <w:b/>
           <w:bCs/>
-          <w:lang w:val="en-DE"/>
-        </w:rPr>
-      </w:pPr>
-      <w:r>
-        <w:rPr>
-          <w:b/>
-          <w:bCs/>
-          <w:lang w:val="en-DE"/>
+        </w:rPr>
+      </w:pPr>
+      <w:r>
+        <w:rPr>
+          <w:b/>
+          <w:bCs/>
         </w:rPr>
         <w:t>7.1 Key Algorithms</w:t>
       </w:r>
     </w:p>
     <w:p>
-      <w:pPr>
-        <w:rPr>
-          <w:lang w:val="en-DE"/>
-        </w:rPr>
-      </w:pPr>
-      <w:r>
-        <w:rPr>
-          <w:b/>
-          <w:bCs/>
-          <w:lang w:val="en-DE"/>
+      <w:r>
+        <w:rPr>
+          <w:b/>
+          <w:bCs/>
         </w:rPr>
         <w:t>Document Embedding Aggregation:</w:t>
       </w:r>
@@ -6210,13 +4666,11 @@
       <w:pPr>
         <w:rPr>
           <w:highlight w:val="green"/>
-          <w:lang w:val="en-DE"/>
-        </w:rPr>
-      </w:pPr>
-      <w:r>
-        <w:rPr>
-          <w:highlight w:val="green"/>
-          <w:lang w:val="en-DE"/>
+        </w:rPr>
+      </w:pPr>
+      <w:r>
+        <w:rPr>
+          <w:highlight w:val="green"/>
         </w:rPr>
         <w:t># For each document</w:t>
       </w:r>
@@ -6225,13 +4679,11 @@
       <w:pPr>
         <w:rPr>
           <w:highlight w:val="green"/>
-          <w:lang w:val="en-DE"/>
-        </w:rPr>
-      </w:pPr>
-      <w:r>
-        <w:rPr>
-          <w:highlight w:val="green"/>
-          <w:lang w:val="en-DE"/>
+        </w:rPr>
+      </w:pPr>
+      <w:r>
+        <w:rPr>
+          <w:highlight w:val="green"/>
         </w:rPr>
         <w:t xml:space="preserve">chunk_indices = [i for i, meta in enumerate(chunk_metadata) </w:t>
       </w:r>
@@ -6240,13 +4692,11 @@
       <w:pPr>
         <w:rPr>
           <w:highlight w:val="green"/>
-          <w:lang w:val="en-DE"/>
-        </w:rPr>
-      </w:pPr>
-      <w:r>
-        <w:rPr>
-          <w:highlight w:val="green"/>
-          <w:lang w:val="en-DE"/>
+        </w:rPr>
+      </w:pPr>
+      <w:r>
+        <w:rPr>
+          <w:highlight w:val="green"/>
         </w:rPr>
         <w:t xml:space="preserve">                if meta['doc_id'] == doc_id]</w:t>
       </w:r>
@@ -6255,13 +4705,11 @@
       <w:pPr>
         <w:rPr>
           <w:highlight w:val="green"/>
-          <w:lang w:val="en-DE"/>
-        </w:rPr>
-      </w:pPr>
-      <w:r>
-        <w:rPr>
-          <w:highlight w:val="green"/>
-          <w:lang w:val="en-DE"/>
+        </w:rPr>
+      </w:pPr>
+      <w:r>
+        <w:rPr>
+          <w:highlight w:val="green"/>
         </w:rPr>
         <w:t xml:space="preserve">doc_embedding = </w:t>
       </w:r>
@@ -6269,7 +4717,6 @@
       <w:r>
         <w:rPr>
           <w:highlight w:val="green"/>
-          <w:lang w:val="en-DE"/>
         </w:rPr>
         <w:t>np.mean</w:t>
       </w:r>
@@ -6277,21 +4724,14 @@
       <w:r>
         <w:rPr>
           <w:highlight w:val="green"/>
-          <w:lang w:val="en-DE"/>
         </w:rPr>
         <w:t>(chunk_embeddings[chunk_indices], axis=0)</w:t>
       </w:r>
     </w:p>
     <w:p>
-      <w:pPr>
-        <w:rPr>
-          <w:lang w:val="en-DE"/>
-        </w:rPr>
-      </w:pPr>
-      <w:r>
-        <w:rPr>
-          <w:highlight w:val="green"/>
-          <w:lang w:val="en-DE"/>
+      <w:r>
+        <w:rPr>
+          <w:highlight w:val="green"/>
         </w:rPr>
         <w:t>doc_embedding = normalize(doc_</w:t>
       </w:r>
@@ -6299,7 +4739,6 @@
       <w:r>
         <w:rPr>
           <w:highlight w:val="green"/>
-          <w:lang w:val="en-DE"/>
         </w:rPr>
         <w:t>embedding)  #</w:t>
       </w:r>
@@ -6307,192 +4746,86 @@
       <w:r>
         <w:rPr>
           <w:highlight w:val="green"/>
-          <w:lang w:val="en-DE"/>
         </w:rPr>
         <w:t xml:space="preserve"> L2 normalization</w:t>
       </w:r>
     </w:p>
     <w:p>
-      <w:pPr>
-        <w:rPr>
-          <w:lang w:val="en-DE"/>
-        </w:rPr>
-      </w:pPr>
-      <w:r>
-        <w:rPr>
-          <w:b/>
-          <w:bCs/>
-          <w:lang w:val="en-DE"/>
+      <w:r>
+        <w:rPr>
+          <w:b/>
+          <w:bCs/>
         </w:rPr>
         <w:t>Similarity Matrix:</w:t>
       </w:r>
     </w:p>
     <w:p>
-      <w:pPr>
-        <w:rPr>
-          <w:lang w:val="en-DE"/>
-        </w:rPr>
-      </w:pPr>
+      <w:r>
+        <w:rPr>
+          <w:highlight w:val="green"/>
+        </w:rPr>
+        <w:t>similarity_matrix = cosine_similarity(doc_embeddings)</w:t>
+      </w:r>
+    </w:p>
+    <w:p>
+      <w:r>
+        <w:t># Output: 20×20 symmetric matrix</w:t>
+      </w:r>
+    </w:p>
+    <w:p>
+      <w:r>
+        <w:t># Diagonal = 1.0 (self-similarity)</w:t>
+      </w:r>
+    </w:p>
+    <w:p>
+      <w:r>
+        <w:t># Off-diagonal = pairwise similarity</w:t>
+      </w:r>
+    </w:p>
+    <w:p>
+      <w:pPr>
+        <w:rPr>
+          <w:b/>
+          <w:bCs/>
+        </w:rPr>
+      </w:pPr>
+      <w:r>
+        <w:rPr>
+          <w:b/>
+          <w:bCs/>
+        </w:rPr>
+        <w:t>7.2 Challenges Solved</w:t>
+      </w:r>
+    </w:p>
+    <w:p>
+      <w:r>
+        <w:rPr>
+          <w:b/>
+          <w:bCs/>
+        </w:rPr>
+        <w:t>Challenge 1: JSON Serialization Error</w:t>
+      </w:r>
+    </w:p>
+    <w:p>
       <w:proofErr w:type="spellStart"/>
       <w:r>
-        <w:rPr>
-          <w:highlight w:val="green"/>
-          <w:lang w:val="en-DE"/>
-        </w:rPr>
-        <w:t>similarity_matrix</w:t>
+        <w:t>TypeError</w:t>
       </w:r>
       <w:proofErr w:type="spellEnd"/>
       <w:r>
-        <w:rPr>
-          <w:highlight w:val="green"/>
-          <w:lang w:val="en-DE"/>
-        </w:rPr>
-        <w:t xml:space="preserve"> = </w:t>
-      </w:r>
-      <w:proofErr w:type="spellStart"/>
-      <w:r>
-        <w:rPr>
-          <w:highlight w:val="green"/>
-          <w:lang w:val="en-DE"/>
-        </w:rPr>
-        <w:t>cosine_similarity</w:t>
-      </w:r>
-      <w:proofErr w:type="spellEnd"/>
-      <w:r>
-        <w:rPr>
-          <w:highlight w:val="green"/>
-          <w:lang w:val="en-DE"/>
-        </w:rPr>
-        <w:t>(</w:t>
-      </w:r>
-      <w:proofErr w:type="spellStart"/>
-      <w:r>
-        <w:rPr>
-          <w:highlight w:val="green"/>
-          <w:lang w:val="en-DE"/>
-        </w:rPr>
-        <w:t>doc_embeddings</w:t>
-      </w:r>
-      <w:proofErr w:type="spellEnd"/>
-      <w:r>
-        <w:rPr>
-          <w:highlight w:val="green"/>
-          <w:lang w:val="en-DE"/>
-        </w:rPr>
-        <w:t>)</w:t>
-      </w:r>
-    </w:p>
-    <w:p>
-      <w:pPr>
-        <w:rPr>
-          <w:lang w:val="en-DE"/>
-        </w:rPr>
-      </w:pPr>
-      <w:r>
-        <w:rPr>
-          <w:lang w:val="en-DE"/>
-        </w:rPr>
-        <w:t># Output: 20×20 symmetric matrix</w:t>
-      </w:r>
-    </w:p>
-    <w:p>
-      <w:pPr>
-        <w:rPr>
-          <w:lang w:val="en-DE"/>
-        </w:rPr>
-      </w:pPr>
-      <w:r>
-        <w:rPr>
-          <w:lang w:val="en-DE"/>
-        </w:rPr>
-        <w:t># Diagonal = 1.0 (self-similarity)</w:t>
-      </w:r>
-    </w:p>
-    <w:p>
-      <w:pPr>
-        <w:rPr>
-          <w:lang w:val="en-DE"/>
-        </w:rPr>
-      </w:pPr>
-      <w:r>
-        <w:rPr>
-          <w:lang w:val="en-DE"/>
-        </w:rPr>
-        <w:t># Off-diagonal = pairwise similarity</w:t>
-      </w:r>
-    </w:p>
-    <w:p>
-      <w:pPr>
-        <w:rPr>
-          <w:b/>
-          <w:bCs/>
-          <w:lang w:val="en-DE"/>
-        </w:rPr>
-      </w:pPr>
-      <w:r>
-        <w:rPr>
-          <w:b/>
-          <w:bCs/>
-          <w:lang w:val="en-DE"/>
-        </w:rPr>
-        <w:t>7.2 Challenges Solved</w:t>
-      </w:r>
-    </w:p>
-    <w:p>
-      <w:pPr>
-        <w:rPr>
-          <w:lang w:val="en-DE"/>
-        </w:rPr>
-      </w:pPr>
-      <w:r>
-        <w:rPr>
-          <w:b/>
-          <w:bCs/>
-          <w:lang w:val="en-DE"/>
-        </w:rPr>
-        <w:t>Challenge 1: JSON Serialization Error</w:t>
-      </w:r>
-    </w:p>
-    <w:p>
-      <w:pPr>
-        <w:rPr>
-          <w:lang w:val="en-DE"/>
-        </w:rPr>
-      </w:pPr>
-      <w:proofErr w:type="spellStart"/>
-      <w:r>
-        <w:rPr>
-          <w:lang w:val="en-DE"/>
-        </w:rPr>
-        <w:t>TypeError</w:t>
-      </w:r>
-      <w:proofErr w:type="spellEnd"/>
-      <w:r>
-        <w:rPr>
-          <w:lang w:val="en-DE"/>
-        </w:rPr>
         <w:t>: Object of type float32 is not JSON serializable</w:t>
       </w:r>
     </w:p>
     <w:p>
-      <w:pPr>
-        <w:rPr>
-          <w:lang w:val="en-DE"/>
-        </w:rPr>
-      </w:pPr>
-      <w:r>
-        <w:rPr>
-          <w:b/>
-          <w:bCs/>
-          <w:lang w:val="en-DE"/>
+      <w:r>
+        <w:rPr>
+          <w:b/>
+          <w:bCs/>
         </w:rPr>
         <w:lastRenderedPageBreak/>
         <w:t>Solution:</w:t>
       </w:r>
       <w:r>
-        <w:rPr>
-          <w:lang w:val="en-DE"/>
-        </w:rPr>
         <w:t xml:space="preserve"> Type conversion before saving</w:t>
       </w:r>
     </w:p>
@@ -6500,13 +4833,11 @@
       <w:pPr>
         <w:rPr>
           <w:highlight w:val="green"/>
-          <w:lang w:val="en-DE"/>
-        </w:rPr>
-      </w:pPr>
-      <w:r>
-        <w:rPr>
-          <w:highlight w:val="green"/>
-          <w:lang w:val="en-DE"/>
+        </w:rPr>
+      </w:pPr>
+      <w:r>
+        <w:rPr>
+          <w:highlight w:val="green"/>
         </w:rPr>
         <w:t xml:space="preserve">def </w:t>
       </w:r>
@@ -6514,7 +4845,6 @@
       <w:r>
         <w:rPr>
           <w:highlight w:val="green"/>
-          <w:lang w:val="en-DE"/>
         </w:rPr>
         <w:t>convert_to_serializable</w:t>
       </w:r>
@@ -6522,7 +4852,6 @@
       <w:r>
         <w:rPr>
           <w:highlight w:val="green"/>
-          <w:lang w:val="en-DE"/>
         </w:rPr>
         <w:t>(obj):</w:t>
       </w:r>
@@ -6531,13 +4860,11 @@
       <w:pPr>
         <w:rPr>
           <w:highlight w:val="green"/>
-          <w:lang w:val="en-DE"/>
-        </w:rPr>
-      </w:pPr>
-      <w:r>
-        <w:rPr>
-          <w:highlight w:val="green"/>
-          <w:lang w:val="en-DE"/>
+        </w:rPr>
+      </w:pPr>
+      <w:r>
+        <w:rPr>
+          <w:highlight w:val="green"/>
         </w:rPr>
         <w:t xml:space="preserve">    if </w:t>
       </w:r>
@@ -6546,7 +4873,6 @@
       <w:r>
         <w:rPr>
           <w:highlight w:val="green"/>
-          <w:lang w:val="en-DE"/>
         </w:rPr>
         <w:t>isinstance</w:t>
       </w:r>
@@ -6554,7 +4880,6 @@
       <w:r>
         <w:rPr>
           <w:highlight w:val="green"/>
-          <w:lang w:val="en-DE"/>
         </w:rPr>
         <w:t>(</w:t>
       </w:r>
@@ -6562,7 +4887,6 @@
       <w:r>
         <w:rPr>
           <w:highlight w:val="green"/>
-          <w:lang w:val="en-DE"/>
         </w:rPr>
         <w:t xml:space="preserve">obj, </w:t>
       </w:r>
@@ -6570,7 +4894,6 @@
       <w:r>
         <w:rPr>
           <w:highlight w:val="green"/>
-          <w:lang w:val="en-DE"/>
         </w:rPr>
         <w:t>np.floating</w:t>
       </w:r>
@@ -6578,7 +4901,6 @@
       <w:r>
         <w:rPr>
           <w:highlight w:val="green"/>
-          <w:lang w:val="en-DE"/>
         </w:rPr>
         <w:t>):</w:t>
       </w:r>
@@ -6587,13 +4909,11 @@
       <w:pPr>
         <w:rPr>
           <w:highlight w:val="green"/>
-          <w:lang w:val="en-DE"/>
-        </w:rPr>
-      </w:pPr>
-      <w:r>
-        <w:rPr>
-          <w:highlight w:val="green"/>
-          <w:lang w:val="en-DE"/>
+        </w:rPr>
+      </w:pPr>
+      <w:r>
+        <w:rPr>
+          <w:highlight w:val="green"/>
         </w:rPr>
         <w:t xml:space="preserve">        return float(obj)</w:t>
       </w:r>
@@ -6602,13 +4922,11 @@
       <w:pPr>
         <w:rPr>
           <w:highlight w:val="green"/>
-          <w:lang w:val="en-DE"/>
-        </w:rPr>
-      </w:pPr>
-      <w:r>
-        <w:rPr>
-          <w:highlight w:val="green"/>
-          <w:lang w:val="en-DE"/>
+        </w:rPr>
+      </w:pPr>
+      <w:r>
+        <w:rPr>
+          <w:highlight w:val="green"/>
         </w:rPr>
         <w:t xml:space="preserve">    </w:t>
       </w:r>
@@ -6616,7 +4934,6 @@
       <w:r>
         <w:rPr>
           <w:highlight w:val="green"/>
-          <w:lang w:val="en-DE"/>
         </w:rPr>
         <w:t>elif</w:t>
       </w:r>
@@ -6624,7 +4941,6 @@
       <w:r>
         <w:rPr>
           <w:highlight w:val="green"/>
-          <w:lang w:val="en-DE"/>
         </w:rPr>
         <w:t xml:space="preserve"> </w:t>
       </w:r>
@@ -6633,7 +4949,6 @@
       <w:r>
         <w:rPr>
           <w:highlight w:val="green"/>
-          <w:lang w:val="en-DE"/>
         </w:rPr>
         <w:t>isinstance</w:t>
       </w:r>
@@ -6641,7 +4956,6 @@
       <w:r>
         <w:rPr>
           <w:highlight w:val="green"/>
-          <w:lang w:val="en-DE"/>
         </w:rPr>
         <w:t>(</w:t>
       </w:r>
@@ -6649,7 +4963,6 @@
       <w:r>
         <w:rPr>
           <w:highlight w:val="green"/>
-          <w:lang w:val="en-DE"/>
         </w:rPr>
         <w:t xml:space="preserve">obj, </w:t>
       </w:r>
@@ -6657,7 +4970,6 @@
       <w:r>
         <w:rPr>
           <w:highlight w:val="green"/>
-          <w:lang w:val="en-DE"/>
         </w:rPr>
         <w:t>np.integer</w:t>
       </w:r>
@@ -6665,7 +4977,6 @@
       <w:r>
         <w:rPr>
           <w:highlight w:val="green"/>
-          <w:lang w:val="en-DE"/>
         </w:rPr>
         <w:t>):</w:t>
       </w:r>
@@ -6674,27 +4985,19 @@
       <w:pPr>
         <w:rPr>
           <w:highlight w:val="green"/>
-          <w:lang w:val="en-DE"/>
-        </w:rPr>
-      </w:pPr>
-      <w:r>
-        <w:rPr>
-          <w:highlight w:val="green"/>
-          <w:lang w:val="en-DE"/>
+        </w:rPr>
+      </w:pPr>
+      <w:r>
+        <w:rPr>
+          <w:highlight w:val="green"/>
         </w:rPr>
         <w:t xml:space="preserve">        return int(obj)</w:t>
       </w:r>
     </w:p>
     <w:p>
-      <w:pPr>
-        <w:rPr>
-          <w:lang w:val="en-DE"/>
-        </w:rPr>
-      </w:pPr>
-      <w:r>
-        <w:rPr>
-          <w:highlight w:val="green"/>
-          <w:lang w:val="en-DE"/>
+      <w:r>
+        <w:rPr>
+          <w:highlight w:val="green"/>
         </w:rPr>
         <w:t xml:space="preserve">    # ... handle arrays, </w:t>
       </w:r>
@@ -6702,7 +5005,6 @@
       <w:r>
         <w:rPr>
           <w:highlight w:val="green"/>
-          <w:lang w:val="en-DE"/>
         </w:rPr>
         <w:t>dicts</w:t>
       </w:r>
@@ -6710,59 +5012,35 @@
       <w:r>
         <w:rPr>
           <w:highlight w:val="green"/>
-          <w:lang w:val="en-DE"/>
         </w:rPr>
         <w:t>, lists</w:t>
       </w:r>
     </w:p>
     <w:p>
-      <w:pPr>
-        <w:rPr>
-          <w:lang w:val="en-DE"/>
-        </w:rPr>
-      </w:pPr>
-      <w:r>
-        <w:rPr>
-          <w:b/>
-          <w:bCs/>
-          <w:lang w:val="en-DE"/>
+      <w:r>
+        <w:rPr>
+          <w:b/>
+          <w:bCs/>
         </w:rPr>
         <w:t>Challenge 2: Missing Metadata Fields</w:t>
       </w:r>
       <w:r>
-        <w:rPr>
-          <w:lang w:val="en-DE"/>
-        </w:rPr>
         <w:t xml:space="preserve"> Initial filtered search results lacked document_type field → added in result dictionary construction.</w:t>
       </w:r>
     </w:p>
     <w:p>
-      <w:pPr>
-        <w:rPr>
-          <w:lang w:val="en-DE"/>
-        </w:rPr>
-      </w:pPr>
-      <w:r>
-        <w:rPr>
-          <w:lang w:val="en-DE"/>
-        </w:rPr>
+      <w:r>
         <w:pict w14:anchorId="1321BB5F">
-          <v:rect id="_x0000_i1122" style="width:0;height:1.5pt" o:hralign="center" o:hrstd="t" o:hr="t" fillcolor="#a0a0a0" stroked="f"/>
+          <v:rect id="_x0000_i1032" style="width:0;height:1.5pt" o:hralign="center" o:hrstd="t" o:hr="t" fillcolor="#a0a0a0" stroked="f"/>
         </w:pict>
       </w:r>
     </w:p>
     <w:p>
       <w:pPr>
         <w:pStyle w:val="Heading2"/>
-        <w:rPr>
-          <w:lang w:val="en-DE"/>
-        </w:rPr>
       </w:pPr>
       <w:bookmarkStart w:id="9" w:name="_Toc219215181"/>
       <w:r>
-        <w:rPr>
-          <w:lang w:val="en-DE"/>
-        </w:rPr>
         <w:t>8. Outputs</w:t>
       </w:r>
       <w:bookmarkEnd w:id="9"/>
@@ -6772,129 +5050,69 @@
         <w:rPr>
           <w:b/>
           <w:bCs/>
-          <w:lang w:val="en-DE"/>
-        </w:rPr>
-      </w:pPr>
-      <w:r>
-        <w:rPr>
-          <w:b/>
-          <w:bCs/>
-          <w:lang w:val="en-DE"/>
+        </w:rPr>
+      </w:pPr>
+      <w:r>
+        <w:rPr>
+          <w:b/>
+          <w:bCs/>
         </w:rPr>
         <w:t>8.1 Generated Files</w:t>
       </w:r>
     </w:p>
     <w:p>
-      <w:pPr>
-        <w:rPr>
-          <w:lang w:val="en-DE"/>
-        </w:rPr>
-      </w:pPr>
-      <w:r>
-        <w:rPr>
-          <w:lang w:val="en-DE"/>
-        </w:rPr>
-        <w:t>preprocessed_output/</w:t>
-      </w:r>
       <w:proofErr w:type="spellStart"/>
       <w:r>
-        <w:rPr>
-          <w:lang w:val="en-DE"/>
-        </w:rPr>
+        <w:t>preprocessed_output</w:t>
+      </w:r>
+      <w:proofErr w:type="spellEnd"/>
+      <w:r>
+        <w:t>/</w:t>
+      </w:r>
+      <w:proofErr w:type="spellStart"/>
+      <w:r>
         <w:t>document_comparison</w:t>
       </w:r>
       <w:proofErr w:type="spellEnd"/>
       <w:r>
-        <w:rPr>
-          <w:lang w:val="en-DE"/>
-        </w:rPr>
         <w:t>/</w:t>
       </w:r>
     </w:p>
     <w:p>
-      <w:pPr>
-        <w:rPr>
-          <w:lang w:val="en-DE"/>
-        </w:rPr>
-      </w:pPr>
-      <w:r>
-        <w:rPr>
-          <w:lang w:val="en-DE"/>
-        </w:rPr>
+      <w:r>
         <w:t>├── similarity_matrix.csv         # 20×20 pairwise similarities</w:t>
       </w:r>
     </w:p>
     <w:p>
-      <w:pPr>
-        <w:rPr>
-          <w:lang w:val="en-DE"/>
-        </w:rPr>
-      </w:pPr>
-      <w:r>
-        <w:rPr>
-          <w:lang w:val="en-DE"/>
-        </w:rPr>
+      <w:r>
         <w:t xml:space="preserve">├── </w:t>
       </w:r>
       <w:proofErr w:type="spellStart"/>
       <w:r>
-        <w:rPr>
-          <w:lang w:val="en-DE"/>
-        </w:rPr>
         <w:t>comparison_</w:t>
       </w:r>
       <w:proofErr w:type="gramStart"/>
       <w:r>
-        <w:rPr>
-          <w:lang w:val="en-DE"/>
-        </w:rPr>
         <w:t>report.json</w:t>
       </w:r>
       <w:proofErr w:type="spellEnd"/>
       <w:proofErr w:type="gramEnd"/>
       <w:r>
-        <w:rPr>
-          <w:lang w:val="en-DE"/>
-        </w:rPr>
         <w:t xml:space="preserve">        # Complete analysis results</w:t>
       </w:r>
     </w:p>
     <w:p>
-      <w:pPr>
-        <w:rPr>
-          <w:lang w:val="en-DE"/>
-        </w:rPr>
-      </w:pPr>
-      <w:r>
-        <w:rPr>
-          <w:lang w:val="en-DE"/>
-        </w:rPr>
+      <w:r>
         <w:t>├── comparison_summary.txt        # Human-readable summary</w:t>
       </w:r>
     </w:p>
     <w:p>
-      <w:pPr>
-        <w:rPr>
-          <w:lang w:val="en-DE"/>
-        </w:rPr>
-      </w:pPr>
-      <w:r>
-        <w:rPr>
-          <w:lang w:val="en-DE"/>
-        </w:rPr>
+      <w:r>
         <w:t>├── similarity_heatmap.png        # Visual similarity matrix</w:t>
       </w:r>
     </w:p>
     <w:p>
-      <w:pPr>
-        <w:rPr>
-          <w:lang w:val="en-DE"/>
-        </w:rPr>
-      </w:pPr>
-      <w:r>
-        <w:rPr>
-          <w:lang w:val="en-DE"/>
-        </w:rPr>
+      <w:r>
         <w:t>└── clustering_dendrogram.png     # Hierarchical clustering</w:t>
       </w:r>
     </w:p>
@@ -6903,14 +5121,12 @@
         <w:rPr>
           <w:b/>
           <w:bCs/>
-          <w:lang w:val="en-DE"/>
-        </w:rPr>
-      </w:pPr>
-      <w:r>
-        <w:rPr>
-          <w:b/>
-          <w:bCs/>
-          <w:lang w:val="en-DE"/>
+        </w:rPr>
+      </w:pPr>
+      <w:r>
+        <w:rPr>
+          <w:b/>
+          <w:bCs/>
         </w:rPr>
         <w:t>8.2 Sample JSON Structure</w:t>
       </w:r>
@@ -6919,13 +5135,11 @@
       <w:pPr>
         <w:rPr>
           <w:highlight w:val="green"/>
-          <w:lang w:val="en-DE"/>
-        </w:rPr>
-      </w:pPr>
-      <w:r>
-        <w:rPr>
-          <w:highlight w:val="green"/>
-          <w:lang w:val="en-DE"/>
+        </w:rPr>
+      </w:pPr>
+      <w:r>
+        <w:rPr>
+          <w:highlight w:val="green"/>
         </w:rPr>
         <w:t>{</w:t>
       </w:r>
@@ -6934,13 +5148,11 @@
       <w:pPr>
         <w:rPr>
           <w:highlight w:val="green"/>
-          <w:lang w:val="en-DE"/>
-        </w:rPr>
-      </w:pPr>
-      <w:r>
-        <w:rPr>
-          <w:highlight w:val="green"/>
-          <w:lang w:val="en-DE"/>
+        </w:rPr>
+      </w:pPr>
+      <w:r>
+        <w:rPr>
+          <w:highlight w:val="green"/>
         </w:rPr>
         <w:t xml:space="preserve">  "summary": {</w:t>
       </w:r>
@@ -6949,13 +5161,11 @@
       <w:pPr>
         <w:rPr>
           <w:highlight w:val="green"/>
-          <w:lang w:val="en-DE"/>
-        </w:rPr>
-      </w:pPr>
-      <w:r>
-        <w:rPr>
-          <w:highlight w:val="green"/>
-          <w:lang w:val="en-DE"/>
+        </w:rPr>
+      </w:pPr>
+      <w:r>
+        <w:rPr>
+          <w:highlight w:val="green"/>
         </w:rPr>
         <w:t xml:space="preserve">    "</w:t>
       </w:r>
@@ -6963,7 +5173,6 @@
       <w:r>
         <w:rPr>
           <w:highlight w:val="green"/>
-          <w:lang w:val="en-DE"/>
         </w:rPr>
         <w:t>total</w:t>
       </w:r>
@@ -6971,7 +5180,6 @@
       <w:r>
         <w:rPr>
           <w:highlight w:val="green"/>
-          <w:lang w:val="en-DE"/>
         </w:rPr>
         <w:t>_documents": 20,</w:t>
       </w:r>
@@ -6980,13 +5188,11 @@
       <w:pPr>
         <w:rPr>
           <w:highlight w:val="green"/>
-          <w:lang w:val="en-DE"/>
-        </w:rPr>
-      </w:pPr>
-      <w:r>
-        <w:rPr>
-          <w:highlight w:val="green"/>
-          <w:lang w:val="en-DE"/>
+        </w:rPr>
+      </w:pPr>
+      <w:r>
+        <w:rPr>
+          <w:highlight w:val="green"/>
         </w:rPr>
         <w:t xml:space="preserve">    "</w:t>
       </w:r>
@@ -6994,7 +5200,6 @@
       <w:r>
         <w:rPr>
           <w:highlight w:val="green"/>
-          <w:lang w:val="en-DE"/>
         </w:rPr>
         <w:t>avg</w:t>
       </w:r>
@@ -7002,7 +5207,6 @@
       <w:r>
         <w:rPr>
           <w:highlight w:val="green"/>
-          <w:lang w:val="en-DE"/>
         </w:rPr>
         <w:t>_similarity": 0.5766,</w:t>
       </w:r>
@@ -7011,13 +5215,11 @@
       <w:pPr>
         <w:rPr>
           <w:highlight w:val="green"/>
-          <w:lang w:val="en-DE"/>
-        </w:rPr>
-      </w:pPr>
-      <w:r>
-        <w:rPr>
-          <w:highlight w:val="green"/>
-          <w:lang w:val="en-DE"/>
+        </w:rPr>
+      </w:pPr>
+      <w:r>
+        <w:rPr>
+          <w:highlight w:val="green"/>
         </w:rPr>
         <w:t xml:space="preserve">    "</w:t>
       </w:r>
@@ -7025,7 +5227,6 @@
       <w:r>
         <w:rPr>
           <w:highlight w:val="green"/>
-          <w:lang w:val="en-DE"/>
         </w:rPr>
         <w:t>most</w:t>
       </w:r>
@@ -7033,7 +5234,6 @@
       <w:r>
         <w:rPr>
           <w:highlight w:val="green"/>
-          <w:lang w:val="en-DE"/>
         </w:rPr>
         <w:t>_similar_score": 0.8916,</w:t>
       </w:r>
@@ -7042,13 +5242,11 @@
       <w:pPr>
         <w:rPr>
           <w:highlight w:val="green"/>
-          <w:lang w:val="en-DE"/>
-        </w:rPr>
-      </w:pPr>
-      <w:r>
-        <w:rPr>
-          <w:highlight w:val="green"/>
-          <w:lang w:val="en-DE"/>
+        </w:rPr>
+      </w:pPr>
+      <w:r>
+        <w:rPr>
+          <w:highlight w:val="green"/>
         </w:rPr>
         <w:t xml:space="preserve">    "</w:t>
       </w:r>
@@ -7056,7 +5254,6 @@
       <w:r>
         <w:rPr>
           <w:highlight w:val="green"/>
-          <w:lang w:val="en-DE"/>
         </w:rPr>
         <w:t>potential</w:t>
       </w:r>
@@ -7064,7 +5261,6 @@
       <w:r>
         <w:rPr>
           <w:highlight w:val="green"/>
-          <w:lang w:val="en-DE"/>
         </w:rPr>
         <w:t>_conflicts": 3</w:t>
       </w:r>
@@ -7073,13 +5269,11 @@
       <w:pPr>
         <w:rPr>
           <w:highlight w:val="green"/>
-          <w:lang w:val="en-DE"/>
-        </w:rPr>
-      </w:pPr>
-      <w:r>
-        <w:rPr>
-          <w:highlight w:val="green"/>
-          <w:lang w:val="en-DE"/>
+        </w:rPr>
+      </w:pPr>
+      <w:r>
+        <w:rPr>
+          <w:highlight w:val="green"/>
         </w:rPr>
         <w:t xml:space="preserve">  },</w:t>
       </w:r>
@@ -7088,13 +5282,11 @@
       <w:pPr>
         <w:rPr>
           <w:highlight w:val="green"/>
-          <w:lang w:val="en-DE"/>
-        </w:rPr>
-      </w:pPr>
-      <w:r>
-        <w:rPr>
-          <w:highlight w:val="green"/>
-          <w:lang w:val="en-DE"/>
+        </w:rPr>
+      </w:pPr>
+      <w:r>
+        <w:rPr>
+          <w:highlight w:val="green"/>
         </w:rPr>
         <w:t xml:space="preserve">  "</w:t>
       </w:r>
@@ -7102,7 +5294,6 @@
       <w:r>
         <w:rPr>
           <w:highlight w:val="green"/>
-          <w:lang w:val="en-DE"/>
         </w:rPr>
         <w:t>top</w:t>
       </w:r>
@@ -7110,7 +5301,6 @@
       <w:r>
         <w:rPr>
           <w:highlight w:val="green"/>
-          <w:lang w:val="en-DE"/>
         </w:rPr>
         <w:t>_similar_pairs": [</w:t>
       </w:r>
@@ -7119,13 +5309,11 @@
       <w:pPr>
         <w:rPr>
           <w:highlight w:val="green"/>
-          <w:lang w:val="en-DE"/>
-        </w:rPr>
-      </w:pPr>
-      <w:r>
-        <w:rPr>
-          <w:highlight w:val="green"/>
-          <w:lang w:val="en-DE"/>
+        </w:rPr>
+      </w:pPr>
+      <w:r>
+        <w:rPr>
+          <w:highlight w:val="green"/>
         </w:rPr>
         <w:t xml:space="preserve">    {</w:t>
       </w:r>
@@ -7134,13 +5322,11 @@
       <w:pPr>
         <w:rPr>
           <w:highlight w:val="green"/>
-          <w:lang w:val="en-DE"/>
-        </w:rPr>
-      </w:pPr>
-      <w:r>
-        <w:rPr>
-          <w:highlight w:val="green"/>
-          <w:lang w:val="en-DE"/>
+        </w:rPr>
+      </w:pPr>
+      <w:r>
+        <w:rPr>
+          <w:highlight w:val="green"/>
         </w:rPr>
         <w:t xml:space="preserve">      "doc1": "EU Hydrogen Strategy",</w:t>
       </w:r>
@@ -7149,13 +5335,11 @@
       <w:pPr>
         <w:rPr>
           <w:highlight w:val="green"/>
-          <w:lang w:val="en-DE"/>
-        </w:rPr>
-      </w:pPr>
-      <w:r>
-        <w:rPr>
-          <w:highlight w:val="green"/>
-          <w:lang w:val="en-DE"/>
+        </w:rPr>
+      </w:pPr>
+      <w:r>
+        <w:rPr>
+          <w:highlight w:val="green"/>
         </w:rPr>
         <w:lastRenderedPageBreak/>
         <w:t xml:space="preserve">      "doc2": "WWF Hydrogen Recommendation",</w:t>
@@ -7165,13 +5349,11 @@
       <w:pPr>
         <w:rPr>
           <w:highlight w:val="green"/>
-          <w:lang w:val="en-DE"/>
-        </w:rPr>
-      </w:pPr>
-      <w:r>
-        <w:rPr>
-          <w:highlight w:val="green"/>
-          <w:lang w:val="en-DE"/>
+        </w:rPr>
+      </w:pPr>
+      <w:r>
+        <w:rPr>
+          <w:highlight w:val="green"/>
         </w:rPr>
         <w:t xml:space="preserve">      "similarity": 0.8916,</w:t>
       </w:r>
@@ -7180,13 +5362,11 @@
       <w:pPr>
         <w:rPr>
           <w:highlight w:val="green"/>
-          <w:lang w:val="en-DE"/>
-        </w:rPr>
-      </w:pPr>
-      <w:r>
-        <w:rPr>
-          <w:highlight w:val="green"/>
-          <w:lang w:val="en-DE"/>
+        </w:rPr>
+      </w:pPr>
+      <w:r>
+        <w:rPr>
+          <w:highlight w:val="green"/>
         </w:rPr>
         <w:t xml:space="preserve">      "doc1_type": "strategy",</w:t>
       </w:r>
@@ -7195,13 +5375,11 @@
       <w:pPr>
         <w:rPr>
           <w:highlight w:val="green"/>
-          <w:lang w:val="en-DE"/>
-        </w:rPr>
-      </w:pPr>
-      <w:r>
-        <w:rPr>
-          <w:highlight w:val="green"/>
-          <w:lang w:val="en-DE"/>
+        </w:rPr>
+      </w:pPr>
+      <w:r>
+        <w:rPr>
+          <w:highlight w:val="green"/>
         </w:rPr>
         <w:t xml:space="preserve">      "doc2_type": "policy"</w:t>
       </w:r>
@@ -7210,13 +5388,11 @@
       <w:pPr>
         <w:rPr>
           <w:highlight w:val="green"/>
-          <w:lang w:val="en-DE"/>
-        </w:rPr>
-      </w:pPr>
-      <w:r>
-        <w:rPr>
-          <w:highlight w:val="green"/>
-          <w:lang w:val="en-DE"/>
+        </w:rPr>
+      </w:pPr>
+      <w:r>
+        <w:rPr>
+          <w:highlight w:val="green"/>
         </w:rPr>
         <w:t xml:space="preserve">    }</w:t>
       </w:r>
@@ -7225,13 +5401,11 @@
       <w:pPr>
         <w:rPr>
           <w:highlight w:val="green"/>
-          <w:lang w:val="en-DE"/>
-        </w:rPr>
-      </w:pPr>
-      <w:r>
-        <w:rPr>
-          <w:highlight w:val="green"/>
-          <w:lang w:val="en-DE"/>
+        </w:rPr>
+      </w:pPr>
+      <w:r>
+        <w:rPr>
+          <w:highlight w:val="green"/>
         </w:rPr>
         <w:t xml:space="preserve">  ],</w:t>
       </w:r>
@@ -7240,13 +5414,11 @@
       <w:pPr>
         <w:rPr>
           <w:highlight w:val="green"/>
-          <w:lang w:val="en-DE"/>
-        </w:rPr>
-      </w:pPr>
-      <w:r>
-        <w:rPr>
-          <w:highlight w:val="green"/>
-          <w:lang w:val="en-DE"/>
+        </w:rPr>
+      </w:pPr>
+      <w:r>
+        <w:rPr>
+          <w:highlight w:val="green"/>
         </w:rPr>
         <w:t xml:space="preserve">  "</w:t>
       </w:r>
@@ -7254,7 +5426,6 @@
       <w:r>
         <w:rPr>
           <w:highlight w:val="green"/>
-          <w:lang w:val="en-DE"/>
         </w:rPr>
         <w:t>coherence</w:t>
       </w:r>
@@ -7262,7 +5433,6 @@
       <w:r>
         <w:rPr>
           <w:highlight w:val="green"/>
-          <w:lang w:val="en-DE"/>
         </w:rPr>
         <w:t>_analysis": {</w:t>
       </w:r>
@@ -7271,13 +5441,11 @@
       <w:pPr>
         <w:rPr>
           <w:highlight w:val="green"/>
-          <w:lang w:val="en-DE"/>
-        </w:rPr>
-      </w:pPr>
-      <w:r>
-        <w:rPr>
-          <w:highlight w:val="green"/>
-          <w:lang w:val="en-DE"/>
+        </w:rPr>
+      </w:pPr>
+      <w:r>
+        <w:rPr>
+          <w:highlight w:val="green"/>
         </w:rPr>
         <w:t xml:space="preserve">    "</w:t>
       </w:r>
@@ -7285,7 +5453,6 @@
       <w:r>
         <w:rPr>
           <w:highlight w:val="green"/>
-          <w:lang w:val="en-DE"/>
         </w:rPr>
         <w:t>within</w:t>
       </w:r>
@@ -7293,7 +5460,6 @@
       <w:r>
         <w:rPr>
           <w:highlight w:val="green"/>
-          <w:lang w:val="en-DE"/>
         </w:rPr>
         <w:t>_type": {</w:t>
       </w:r>
@@ -7302,13 +5468,11 @@
       <w:pPr>
         <w:rPr>
           <w:highlight w:val="green"/>
-          <w:lang w:val="en-DE"/>
-        </w:rPr>
-      </w:pPr>
-      <w:r>
-        <w:rPr>
-          <w:highlight w:val="green"/>
-          <w:lang w:val="en-DE"/>
+        </w:rPr>
+      </w:pPr>
+      <w:r>
+        <w:rPr>
+          <w:highlight w:val="green"/>
         </w:rPr>
         <w:t xml:space="preserve">      "regulation": {</w:t>
       </w:r>
@@ -7317,13 +5481,11 @@
       <w:pPr>
         <w:rPr>
           <w:highlight w:val="green"/>
-          <w:lang w:val="en-DE"/>
-        </w:rPr>
-      </w:pPr>
-      <w:r>
-        <w:rPr>
-          <w:highlight w:val="green"/>
-          <w:lang w:val="en-DE"/>
+        </w:rPr>
+      </w:pPr>
+      <w:r>
+        <w:rPr>
+          <w:highlight w:val="green"/>
         </w:rPr>
         <w:t xml:space="preserve">        "count": 3,</w:t>
       </w:r>
@@ -7332,13 +5494,11 @@
       <w:pPr>
         <w:rPr>
           <w:highlight w:val="green"/>
-          <w:lang w:val="en-DE"/>
-        </w:rPr>
-      </w:pPr>
-      <w:r>
-        <w:rPr>
-          <w:highlight w:val="green"/>
-          <w:lang w:val="en-DE"/>
+        </w:rPr>
+      </w:pPr>
+      <w:r>
+        <w:rPr>
+          <w:highlight w:val="green"/>
         </w:rPr>
         <w:t xml:space="preserve">        "</w:t>
       </w:r>
@@ -7346,7 +5506,6 @@
       <w:r>
         <w:rPr>
           <w:highlight w:val="green"/>
-          <w:lang w:val="en-DE"/>
         </w:rPr>
         <w:t>avg</w:t>
       </w:r>
@@ -7354,7 +5513,6 @@
       <w:r>
         <w:rPr>
           <w:highlight w:val="green"/>
-          <w:lang w:val="en-DE"/>
         </w:rPr>
         <w:t>_similarity": 0.664</w:t>
       </w:r>
@@ -7363,13 +5521,11 @@
       <w:pPr>
         <w:rPr>
           <w:highlight w:val="green"/>
-          <w:lang w:val="en-DE"/>
-        </w:rPr>
-      </w:pPr>
-      <w:r>
-        <w:rPr>
-          <w:highlight w:val="green"/>
-          <w:lang w:val="en-DE"/>
+        </w:rPr>
+      </w:pPr>
+      <w:r>
+        <w:rPr>
+          <w:highlight w:val="green"/>
         </w:rPr>
         <w:t xml:space="preserve">      }</w:t>
       </w:r>
@@ -7378,13 +5534,11 @@
       <w:pPr>
         <w:rPr>
           <w:highlight w:val="green"/>
-          <w:lang w:val="en-DE"/>
-        </w:rPr>
-      </w:pPr>
-      <w:r>
-        <w:rPr>
-          <w:highlight w:val="green"/>
-          <w:lang w:val="en-DE"/>
+        </w:rPr>
+      </w:pPr>
+      <w:r>
+        <w:rPr>
+          <w:highlight w:val="green"/>
         </w:rPr>
         <w:t xml:space="preserve">    }</w:t>
       </w:r>
@@ -7393,58 +5547,36 @@
       <w:pPr>
         <w:rPr>
           <w:highlight w:val="green"/>
-          <w:lang w:val="en-DE"/>
-        </w:rPr>
-      </w:pPr>
-      <w:r>
-        <w:rPr>
-          <w:highlight w:val="green"/>
-          <w:lang w:val="en-DE"/>
+        </w:rPr>
+      </w:pPr>
+      <w:r>
+        <w:rPr>
+          <w:highlight w:val="green"/>
         </w:rPr>
         <w:t xml:space="preserve">  }</w:t>
       </w:r>
     </w:p>
     <w:p>
-      <w:pPr>
-        <w:rPr>
-          <w:lang w:val="en-DE"/>
-        </w:rPr>
-      </w:pPr>
-      <w:r>
-        <w:rPr>
-          <w:highlight w:val="green"/>
-          <w:lang w:val="en-DE"/>
+      <w:r>
+        <w:rPr>
+          <w:highlight w:val="green"/>
         </w:rPr>
         <w:t>}</w:t>
       </w:r>
     </w:p>
     <w:p>
-      <w:pPr>
-        <w:rPr>
-          <w:lang w:val="en-DE"/>
-        </w:rPr>
-      </w:pPr>
-      <w:r>
-        <w:rPr>
-          <w:lang w:val="en-DE"/>
-        </w:rPr>
+      <w:r>
         <w:pict w14:anchorId="101DD4F4">
-          <v:rect id="_x0000_i1123" style="width:0;height:1.5pt" o:hralign="center" o:hrstd="t" o:hr="t" fillcolor="#a0a0a0" stroked="f"/>
+          <v:rect id="_x0000_i1033" style="width:0;height:1.5pt" o:hralign="center" o:hrstd="t" o:hr="t" fillcolor="#a0a0a0" stroked="f"/>
         </w:pict>
       </w:r>
     </w:p>
     <w:p>
       <w:pPr>
         <w:pStyle w:val="Heading2"/>
-        <w:rPr>
-          <w:lang w:val="en-DE"/>
-        </w:rPr>
       </w:pPr>
       <w:bookmarkStart w:id="10" w:name="_Toc219215182"/>
       <w:r>
-        <w:rPr>
-          <w:lang w:val="en-DE"/>
-        </w:rPr>
         <w:t>9. Validation</w:t>
       </w:r>
       <w:bookmarkEnd w:id="10"/>
@@ -7454,195 +5586,122 @@
         <w:rPr>
           <w:b/>
           <w:bCs/>
-          <w:lang w:val="en-DE"/>
-        </w:rPr>
-      </w:pPr>
-      <w:r>
-        <w:rPr>
-          <w:b/>
-          <w:bCs/>
-          <w:lang w:val="en-DE"/>
+        </w:rPr>
+      </w:pPr>
+      <w:r>
+        <w:rPr>
+          <w:b/>
+          <w:bCs/>
         </w:rPr>
         <w:t>9.1 Sanity Checks Performed</w:t>
       </w:r>
     </w:p>
     <w:p>
-      <w:pPr>
-        <w:rPr>
-          <w:lang w:val="en-DE"/>
-        </w:rPr>
-      </w:pPr>
       <w:r>
         <w:rPr>
           <w:rFonts w:ascii="Segoe UI Emoji" w:hAnsi="Segoe UI Emoji" w:cs="Segoe UI Emoji"/>
-          <w:lang w:val="en-DE"/>
         </w:rPr>
         <w:t>✅</w:t>
       </w:r>
       <w:r>
-        <w:rPr>
-          <w:lang w:val="en-DE"/>
-        </w:rPr>
         <w:t xml:space="preserve"> </w:t>
       </w:r>
       <w:r>
         <w:rPr>
           <w:b/>
           <w:bCs/>
-          <w:lang w:val="en-DE"/>
         </w:rPr>
         <w:t>Duplicate detection:</w:t>
       </w:r>
       <w:r>
-        <w:rPr>
-          <w:lang w:val="en-DE"/>
-        </w:rPr>
         <w:t xml:space="preserve"> EU Hydrogen Strategy documents show 0.88 similarity (expected)</w:t>
       </w:r>
       <w:r>
-        <w:rPr>
-          <w:lang w:val="en-DE"/>
-        </w:rPr>
         <w:br/>
       </w:r>
       <w:r>
         <w:rPr>
           <w:rFonts w:ascii="Segoe UI Emoji" w:hAnsi="Segoe UI Emoji" w:cs="Segoe UI Emoji"/>
-          <w:lang w:val="en-DE"/>
         </w:rPr>
         <w:t>✅</w:t>
       </w:r>
       <w:r>
-        <w:rPr>
-          <w:lang w:val="en-DE"/>
-        </w:rPr>
         <w:t xml:space="preserve"> </w:t>
       </w:r>
       <w:r>
         <w:rPr>
           <w:b/>
           <w:bCs/>
-          <w:lang w:val="en-DE"/>
         </w:rPr>
         <w:t>Diagonal verification:</w:t>
       </w:r>
       <w:r>
-        <w:rPr>
-          <w:lang w:val="en-DE"/>
-        </w:rPr>
         <w:t xml:space="preserve"> All self-similarities = 1.0</w:t>
       </w:r>
       <w:r>
-        <w:rPr>
-          <w:lang w:val="en-DE"/>
-        </w:rPr>
         <w:br/>
       </w:r>
       <w:r>
         <w:rPr>
           <w:rFonts w:ascii="Segoe UI Emoji" w:hAnsi="Segoe UI Emoji" w:cs="Segoe UI Emoji"/>
-          <w:lang w:val="en-DE"/>
         </w:rPr>
         <w:t>✅</w:t>
       </w:r>
       <w:r>
-        <w:rPr>
-          <w:lang w:val="en-DE"/>
-        </w:rPr>
         <w:t xml:space="preserve"> </w:t>
       </w:r>
       <w:r>
         <w:rPr>
           <w:b/>
           <w:bCs/>
-          <w:lang w:val="en-DE"/>
         </w:rPr>
         <w:t>Symmetry:</w:t>
       </w:r>
       <w:r>
-        <w:rPr>
-          <w:lang w:val="en-DE"/>
-        </w:rPr>
-        <w:t xml:space="preserve"> similarity(</w:t>
-      </w:r>
-      <w:proofErr w:type="gramStart"/>
-      <w:r>
-        <w:rPr>
-          <w:lang w:val="en-DE"/>
-        </w:rPr>
-        <w:t>A,B</w:t>
-      </w:r>
-      <w:proofErr w:type="gramEnd"/>
-      <w:r>
-        <w:rPr>
-          <w:lang w:val="en-DE"/>
-        </w:rPr>
-        <w:t>) = similarity(B,A)</w:t>
-      </w:r>
-      <w:r>
-        <w:rPr>
-          <w:lang w:val="en-DE"/>
-        </w:rPr>
+        <w:t xml:space="preserve"> similarity(A,B) = similarity(B,A)</w:t>
+      </w:r>
+      <w:r>
         <w:br/>
       </w:r>
       <w:r>
         <w:rPr>
           <w:rFonts w:ascii="Segoe UI Emoji" w:hAnsi="Segoe UI Emoji" w:cs="Segoe UI Emoji"/>
-          <w:lang w:val="en-DE"/>
         </w:rPr>
         <w:t>✅</w:t>
       </w:r>
       <w:r>
-        <w:rPr>
-          <w:lang w:val="en-DE"/>
-        </w:rPr>
         <w:t xml:space="preserve"> </w:t>
       </w:r>
       <w:r>
         <w:rPr>
           <w:b/>
           <w:bCs/>
-          <w:lang w:val="en-DE"/>
         </w:rPr>
         <w:t>Range check:</w:t>
       </w:r>
       <w:r>
-        <w:rPr>
-          <w:lang w:val="en-DE"/>
-        </w:rPr>
         <w:t xml:space="preserve"> All values in [0, 1]</w:t>
       </w:r>
       <w:r>
-        <w:rPr>
-          <w:lang w:val="en-DE"/>
-        </w:rPr>
         <w:br/>
       </w:r>
       <w:r>
         <w:rPr>
           <w:rFonts w:ascii="Segoe UI Emoji" w:hAnsi="Segoe UI Emoji" w:cs="Segoe UI Emoji"/>
-          <w:lang w:val="en-DE"/>
         </w:rPr>
         <w:t>✅</w:t>
       </w:r>
       <w:r>
-        <w:rPr>
-          <w:lang w:val="en-DE"/>
-        </w:rPr>
         <w:t xml:space="preserve"> </w:t>
       </w:r>
       <w:r>
         <w:rPr>
           <w:b/>
           <w:bCs/>
-          <w:lang w:val="en-DE"/>
         </w:rPr>
         <w:t>Cluster alignment:</w:t>
       </w:r>
       <w:r>
-        <w:rPr>
-          <w:lang w:val="en-DE"/>
-        </w:rPr>
         <w:t xml:space="preserve"> Hydrogen docs cluster together (manual verification confirms same topic)</w:t>
       </w:r>
     </w:p>
@@ -7651,36 +5710,25 @@
         <w:rPr>
           <w:b/>
           <w:bCs/>
-          <w:lang w:val="en-DE"/>
-        </w:rPr>
-      </w:pPr>
-      <w:r>
-        <w:rPr>
-          <w:b/>
-          <w:bCs/>
-          <w:lang w:val="en-DE"/>
+        </w:rPr>
+      </w:pPr>
+      <w:r>
+        <w:rPr>
+          <w:b/>
+          <w:bCs/>
         </w:rPr>
         <w:t>9.2 Manual Review</w:t>
       </w:r>
     </w:p>
     <w:p>
-      <w:pPr>
-        <w:rPr>
-          <w:lang w:val="en-DE"/>
-        </w:rPr>
-      </w:pPr>
-      <w:r>
-        <w:rPr>
-          <w:b/>
-          <w:bCs/>
-          <w:lang w:val="en-DE"/>
+      <w:r>
+        <w:rPr>
+          <w:b/>
+          <w:bCs/>
         </w:rPr>
         <w:t>Sample validation:</w:t>
       </w:r>
       <w:r>
-        <w:rPr>
-          <w:lang w:val="en-DE"/>
-        </w:rPr>
         <w:t xml:space="preserve"> 10 randomly selected pairs manually reviewed by domain expert:</w:t>
       </w:r>
     </w:p>
@@ -7690,14 +5738,8 @@
           <w:ilvl w:val="0"/>
           <w:numId w:val="17"/>
         </w:numPr>
-        <w:rPr>
-          <w:lang w:val="en-DE"/>
-        </w:rPr>
-      </w:pPr>
-      <w:r>
-        <w:rPr>
-          <w:lang w:val="en-DE"/>
-        </w:rPr>
+      </w:pPr>
+      <w:r>
         <w:t>8 pairs: Similarity score matches semantic relatedness</w:t>
       </w:r>
     </w:p>
@@ -7707,79 +5749,46 @@
           <w:ilvl w:val="0"/>
           <w:numId w:val="17"/>
         </w:numPr>
-        <w:rPr>
-          <w:lang w:val="en-DE"/>
-        </w:rPr>
-      </w:pPr>
-      <w:r>
-        <w:rPr>
-          <w:lang w:val="en-DE"/>
-        </w:rPr>
+      </w:pPr>
+      <w:r>
         <w:t>2 pairs: Slightly higher similarity than expected (both EU regulations → institutional similarity)</w:t>
       </w:r>
     </w:p>
     <w:p>
-      <w:pPr>
-        <w:rPr>
-          <w:lang w:val="en-DE"/>
-        </w:rPr>
-      </w:pPr>
-      <w:r>
-        <w:rPr>
-          <w:b/>
-          <w:bCs/>
-          <w:lang w:val="en-DE"/>
+      <w:r>
+        <w:rPr>
+          <w:b/>
+          <w:bCs/>
         </w:rPr>
         <w:t>Verdict:</w:t>
       </w:r>
       <w:r>
-        <w:rPr>
-          <w:lang w:val="en-DE"/>
-        </w:rPr>
         <w:t xml:space="preserve"> </w:t>
       </w:r>
       <w:r>
         <w:rPr>
           <w:rFonts w:ascii="Segoe UI Emoji" w:hAnsi="Segoe UI Emoji" w:cs="Segoe UI Emoji"/>
-          <w:lang w:val="en-DE"/>
         </w:rPr>
         <w:t>✅</w:t>
       </w:r>
       <w:r>
-        <w:rPr>
-          <w:lang w:val="en-DE"/>
-        </w:rPr>
         <w:t xml:space="preserve"> Similarity scores reliably reflect document relationships</w:t>
       </w:r>
     </w:p>
     <w:p>
-      <w:pPr>
-        <w:rPr>
-          <w:lang w:val="en-DE"/>
-        </w:rPr>
-      </w:pPr>
-      <w:r>
-        <w:rPr>
-          <w:lang w:val="en-DE"/>
-        </w:rPr>
+      <w:r>
         <w:lastRenderedPageBreak/>
         <w:pict w14:anchorId="637F4147">
-          <v:rect id="_x0000_i1124" style="width:0;height:1.5pt" o:hralign="center" o:hrstd="t" o:hr="t" fillcolor="#a0a0a0" stroked="f"/>
+          <v:rect id="_x0000_i1034" style="width:0;height:1.5pt" o:hralign="center" o:hrstd="t" o:hr="t" fillcolor="#a0a0a0" stroked="f"/>
         </w:pict>
       </w:r>
     </w:p>
     <w:p>
       <w:pPr>
         <w:pStyle w:val="Heading2"/>
-        <w:rPr>
-          <w:lang w:val="en-DE"/>
-        </w:rPr>
       </w:pPr>
       <w:bookmarkStart w:id="11" w:name="_Toc219215183"/>
       <w:r>
-        <w:rPr>
-          <w:lang w:val="en-DE"/>
-        </w:rPr>
         <w:t>10. Lessons Learned</w:t>
       </w:r>
       <w:bookmarkEnd w:id="11"/>
@@ -7789,78 +5798,49 @@
         <w:rPr>
           <w:b/>
           <w:bCs/>
-          <w:lang w:val="en-DE"/>
-        </w:rPr>
-      </w:pPr>
-      <w:r>
-        <w:rPr>
-          <w:b/>
-          <w:bCs/>
-          <w:lang w:val="en-DE"/>
+        </w:rPr>
+      </w:pPr>
+      <w:r>
+        <w:rPr>
+          <w:b/>
+          <w:bCs/>
         </w:rPr>
         <w:t>10.1 Methodological Insights</w:t>
       </w:r>
     </w:p>
     <w:p>
-      <w:pPr>
-        <w:rPr>
-          <w:lang w:val="en-DE"/>
-        </w:rPr>
-      </w:pPr>
-      <w:r>
-        <w:rPr>
-          <w:b/>
-          <w:bCs/>
-          <w:lang w:val="en-DE"/>
+      <w:r>
+        <w:rPr>
+          <w:b/>
+          <w:bCs/>
         </w:rPr>
         <w:t>Averaging Works Well:</w:t>
       </w:r>
       <w:r>
-        <w:rPr>
-          <w:lang w:val="en-DE"/>
-        </w:rPr>
         <w:t xml:space="preserve"> Document embeddings via chunk averaging produce semantically meaningful representations—validated by duplicate detection and clustering.</w:t>
       </w:r>
     </w:p>
     <w:p>
-      <w:pPr>
-        <w:rPr>
-          <w:lang w:val="en-DE"/>
-        </w:rPr>
-      </w:pPr>
-      <w:r>
-        <w:rPr>
-          <w:b/>
-          <w:bCs/>
-          <w:lang w:val="en-DE"/>
+      <w:r>
+        <w:rPr>
+          <w:b/>
+          <w:bCs/>
         </w:rPr>
         <w:t>Cosine Similarity Appropriate:</w:t>
       </w:r>
       <w:r>
-        <w:rPr>
-          <w:lang w:val="en-DE"/>
-        </w:rPr>
         <w:t xml:space="preserve"> Policy documents vary in length (500-58K words), but normalized cosine similarity handles this effectively.</w:t>
       </w:r>
     </w:p>
     <w:p>
-      <w:pPr>
-        <w:rPr>
-          <w:lang w:val="en-DE"/>
-        </w:rPr>
-      </w:pPr>
-      <w:r>
-        <w:rPr>
-          <w:b/>
-          <w:bCs/>
-          <w:lang w:val="en-DE"/>
+      <w:r>
+        <w:rPr>
+          <w:b/>
+          <w:bCs/>
         </w:rPr>
         <w:t>Conflict Detection Needs Context:</w:t>
       </w:r>
       <w:r>
-        <w:rPr>
-          <w:lang w:val="en-DE"/>
-        </w:rPr>
         <w:t xml:space="preserve"> Low similarity ≠ conflict. Domain knowledge required to distinguish divergent topics from contradictory positions.</w:t>
       </w:r>
     </w:p>
@@ -7869,14 +5849,12 @@
         <w:rPr>
           <w:b/>
           <w:bCs/>
-          <w:lang w:val="en-DE"/>
-        </w:rPr>
-      </w:pPr>
-      <w:r>
-        <w:rPr>
-          <w:b/>
-          <w:bCs/>
-          <w:lang w:val="en-DE"/>
+        </w:rPr>
+      </w:pPr>
+      <w:r>
+        <w:rPr>
+          <w:b/>
+          <w:bCs/>
         </w:rPr>
         <w:t>10.2 Best Practices</w:t>
       </w:r>
@@ -7887,22 +5865,15 @@
           <w:ilvl w:val="0"/>
           <w:numId w:val="18"/>
         </w:numPr>
-        <w:rPr>
-          <w:lang w:val="en-DE"/>
-        </w:rPr>
-      </w:pPr>
-      <w:r>
-        <w:rPr>
-          <w:b/>
-          <w:bCs/>
-          <w:lang w:val="en-DE"/>
+      </w:pPr>
+      <w:r>
+        <w:rPr>
+          <w:b/>
+          <w:bCs/>
         </w:rPr>
         <w:t>Always normalize embeddings</w:t>
       </w:r>
       <w:r>
-        <w:rPr>
-          <w:lang w:val="en-DE"/>
-        </w:rPr>
         <w:t xml:space="preserve"> before cosine similarity</w:t>
       </w:r>
     </w:p>
@@ -7912,22 +5883,15 @@
           <w:ilvl w:val="0"/>
           <w:numId w:val="18"/>
         </w:numPr>
-        <w:rPr>
-          <w:lang w:val="en-DE"/>
-        </w:rPr>
-      </w:pPr>
-      <w:r>
-        <w:rPr>
-          <w:b/>
-          <w:bCs/>
-          <w:lang w:val="en-DE"/>
+      </w:pPr>
+      <w:r>
+        <w:rPr>
+          <w:b/>
+          <w:bCs/>
         </w:rPr>
         <w:t>Validate with duplicates</w:t>
       </w:r>
       <w:r>
-        <w:rPr>
-          <w:lang w:val="en-DE"/>
-        </w:rPr>
         <w:t xml:space="preserve"> (if available) to confirm embedding quality</w:t>
       </w:r>
     </w:p>
@@ -7937,22 +5901,15 @@
           <w:ilvl w:val="0"/>
           <w:numId w:val="18"/>
         </w:numPr>
-        <w:rPr>
-          <w:lang w:val="en-DE"/>
-        </w:rPr>
-      </w:pPr>
-      <w:r>
-        <w:rPr>
-          <w:b/>
-          <w:bCs/>
-          <w:lang w:val="en-DE"/>
+      </w:pPr>
+      <w:r>
+        <w:rPr>
+          <w:b/>
+          <w:bCs/>
         </w:rPr>
         <w:t>Set conflict threshold empirically</w:t>
       </w:r>
       <w:r>
-        <w:rPr>
-          <w:lang w:val="en-DE"/>
-        </w:rPr>
         <w:t xml:space="preserve"> based on corpus distribution</w:t>
       </w:r>
     </w:p>
@@ -7962,22 +5919,15 @@
           <w:ilvl w:val="0"/>
           <w:numId w:val="18"/>
         </w:numPr>
-        <w:rPr>
-          <w:lang w:val="en-DE"/>
-        </w:rPr>
-      </w:pPr>
-      <w:r>
-        <w:rPr>
-          <w:b/>
-          <w:bCs/>
-          <w:lang w:val="en-DE"/>
+      </w:pPr>
+      <w:r>
+        <w:rPr>
+          <w:b/>
+          <w:bCs/>
         </w:rPr>
         <w:t>Combine quantitative + qualitative analysis</w:t>
       </w:r>
       <w:r>
-        <w:rPr>
-          <w:lang w:val="en-DE"/>
-        </w:rPr>
         <w:t xml:space="preserve"> for conflict interpretation</w:t>
       </w:r>
     </w:p>
@@ -7987,22 +5937,15 @@
           <w:ilvl w:val="0"/>
           <w:numId w:val="18"/>
         </w:numPr>
-        <w:rPr>
-          <w:lang w:val="en-DE"/>
-        </w:rPr>
-      </w:pPr>
-      <w:r>
-        <w:rPr>
-          <w:b/>
-          <w:bCs/>
-          <w:lang w:val="en-DE"/>
+      </w:pPr>
+      <w:r>
+        <w:rPr>
+          <w:b/>
+          <w:bCs/>
         </w:rPr>
         <w:t>Save intermediate outputs</w:t>
       </w:r>
       <w:r>
-        <w:rPr>
-          <w:lang w:val="en-DE"/>
-        </w:rPr>
         <w:t xml:space="preserve"> (embeddings, matrices) for iterative analysis</w:t>
       </w:r>
     </w:p>
@@ -8011,57 +5954,37 @@
         <w:rPr>
           <w:b/>
           <w:bCs/>
-          <w:lang w:val="en-DE"/>
-        </w:rPr>
-      </w:pPr>
-      <w:r>
-        <w:rPr>
-          <w:b/>
-          <w:bCs/>
-          <w:lang w:val="en-DE"/>
+        </w:rPr>
+      </w:pPr>
+      <w:r>
+        <w:rPr>
+          <w:b/>
+          <w:bCs/>
         </w:rPr>
         <w:t>10.3 PhD Scalability</w:t>
       </w:r>
     </w:p>
     <w:p>
-      <w:pPr>
-        <w:rPr>
-          <w:lang w:val="en-DE"/>
-        </w:rPr>
-      </w:pPr>
-      <w:r>
-        <w:rPr>
-          <w:b/>
-          <w:bCs/>
-          <w:lang w:val="en-DE"/>
+      <w:r>
+        <w:rPr>
+          <w:b/>
+          <w:bCs/>
         </w:rPr>
         <w:t>Current:</w:t>
       </w:r>
       <w:r>
-        <w:rPr>
-          <w:lang w:val="en-DE"/>
-        </w:rPr>
         <w:t xml:space="preserve"> 20 documents = 190 pairwise comparisons = instant computation</w:t>
       </w:r>
     </w:p>
     <w:p>
-      <w:pPr>
-        <w:rPr>
-          <w:lang w:val="en-DE"/>
-        </w:rPr>
-      </w:pPr>
-      <w:r>
-        <w:rPr>
-          <w:b/>
-          <w:bCs/>
-          <w:lang w:val="en-DE"/>
+      <w:r>
+        <w:rPr>
+          <w:b/>
+          <w:bCs/>
         </w:rPr>
         <w:t>PhD Scale (500 docs):</w:t>
       </w:r>
       <w:r>
-        <w:rPr>
-          <w:lang w:val="en-DE"/>
-        </w:rPr>
         <w:t xml:space="preserve"> 124,750 comparisons</w:t>
       </w:r>
     </w:p>
@@ -8071,22 +5994,15 @@
           <w:ilvl w:val="0"/>
           <w:numId w:val="19"/>
         </w:numPr>
-        <w:rPr>
-          <w:lang w:val="en-DE"/>
-        </w:rPr>
-      </w:pPr>
-      <w:r>
-        <w:rPr>
-          <w:b/>
-          <w:bCs/>
-          <w:lang w:val="en-DE"/>
+      </w:pPr>
+      <w:r>
+        <w:rPr>
+          <w:b/>
+          <w:bCs/>
         </w:rPr>
         <w:t>Computation time:</w:t>
       </w:r>
       <w:r>
-        <w:rPr>
-          <w:lang w:val="en-DE"/>
-        </w:rPr>
         <w:t xml:space="preserve"> ~5 seconds (scales quadratically but manageable)</w:t>
       </w:r>
     </w:p>
@@ -8096,22 +6012,15 @@
           <w:ilvl w:val="0"/>
           <w:numId w:val="19"/>
         </w:numPr>
-        <w:rPr>
-          <w:lang w:val="en-DE"/>
-        </w:rPr>
-      </w:pPr>
-      <w:r>
-        <w:rPr>
-          <w:b/>
-          <w:bCs/>
-          <w:lang w:val="en-DE"/>
+      </w:pPr>
+      <w:r>
+        <w:rPr>
+          <w:b/>
+          <w:bCs/>
         </w:rPr>
         <w:t>Memory:</w:t>
       </w:r>
       <w:r>
-        <w:rPr>
-          <w:lang w:val="en-DE"/>
-        </w:rPr>
         <w:t xml:space="preserve"> ~2GB for similarity matrix (500×500 float32)</w:t>
       </w:r>
     </w:p>
@@ -8121,67 +6030,40 @@
           <w:ilvl w:val="0"/>
           <w:numId w:val="19"/>
         </w:numPr>
-        <w:rPr>
-          <w:lang w:val="en-DE"/>
-        </w:rPr>
-      </w:pPr>
-      <w:r>
-        <w:rPr>
-          <w:b/>
-          <w:bCs/>
-          <w:lang w:val="en-DE"/>
+      </w:pPr>
+      <w:r>
+        <w:rPr>
+          <w:b/>
+          <w:bCs/>
         </w:rPr>
         <w:t>Recommendation:</w:t>
       </w:r>
       <w:r>
-        <w:rPr>
-          <w:lang w:val="en-DE"/>
-        </w:rPr>
         <w:t xml:space="preserve"> Use sparse matrix storage for &gt;1000 docs</w:t>
       </w:r>
     </w:p>
     <w:p>
-      <w:pPr>
-        <w:rPr>
-          <w:lang w:val="en-DE"/>
-        </w:rPr>
-      </w:pPr>
-      <w:r>
-        <w:rPr>
-          <w:lang w:val="en-DE"/>
-        </w:rPr>
+      <w:r>
         <w:pict w14:anchorId="23F82C60">
-          <v:rect id="_x0000_i1125" style="width:0;height:1.5pt" o:hralign="center" o:hrstd="t" o:hr="t" fillcolor="#a0a0a0" stroked="f"/>
+          <v:rect id="_x0000_i1035" style="width:0;height:1.5pt" o:hralign="center" o:hrstd="t" o:hr="t" fillcolor="#a0a0a0" stroked="f"/>
         </w:pict>
       </w:r>
     </w:p>
     <w:p>
       <w:pPr>
         <w:pStyle w:val="Heading2"/>
-        <w:rPr>
-          <w:lang w:val="en-DE"/>
-        </w:rPr>
       </w:pPr>
       <w:bookmarkStart w:id="12" w:name="_Toc219215184"/>
       <w:r>
-        <w:rPr>
-          <w:lang w:val="en-DE"/>
-        </w:rPr>
         <w:t>11. Integration with Other Phases</w:t>
       </w:r>
       <w:bookmarkEnd w:id="12"/>
     </w:p>
     <w:p>
-      <w:pPr>
-        <w:rPr>
-          <w:lang w:val="en-DE"/>
-        </w:rPr>
-      </w:pPr>
-      <w:r>
-        <w:rPr>
-          <w:b/>
-          <w:bCs/>
-          <w:lang w:val="en-DE"/>
+      <w:r>
+        <w:rPr>
+          <w:b/>
+          <w:bCs/>
         </w:rPr>
         <w:t>From Phase 1:</w:t>
       </w:r>
@@ -8192,14 +6074,8 @@
           <w:ilvl w:val="0"/>
           <w:numId w:val="20"/>
         </w:numPr>
-        <w:rPr>
-          <w:lang w:val="en-DE"/>
-        </w:rPr>
-      </w:pPr>
-      <w:r>
-        <w:rPr>
-          <w:lang w:val="en-DE"/>
-        </w:rPr>
+      </w:pPr>
+      <w:r>
         <w:t>Reused chunk embeddings (no re-computation)</w:t>
       </w:r>
     </w:p>
@@ -8209,42 +6085,22 @@
           <w:ilvl w:val="0"/>
           <w:numId w:val="20"/>
         </w:numPr>
-        <w:rPr>
-          <w:lang w:val="en-DE"/>
-        </w:rPr>
-      </w:pPr>
-      <w:r>
-        <w:rPr>
-          <w:lang w:val="en-DE"/>
-        </w:rPr>
-        <w:t xml:space="preserve">Used metadata </w:t>
-      </w:r>
-      <w:proofErr w:type="spellStart"/>
-      <w:r>
-        <w:rPr>
-          <w:lang w:val="en-DE"/>
-        </w:rPr>
-        <w:t>catalog</w:t>
-      </w:r>
-      <w:proofErr w:type="spellEnd"/>
-      <w:r>
-        <w:rPr>
-          <w:lang w:val="en-DE"/>
-        </w:rPr>
+      </w:pPr>
+      <w:r>
+        <w:t>Used metadata catalog</w:t>
+      </w:r>
+      <w:r>
+        <w:t>ue</w:t>
+      </w:r>
+      <w:r>
         <w:t xml:space="preserve"> for document info</w:t>
       </w:r>
     </w:p>
     <w:p>
-      <w:pPr>
-        <w:rPr>
-          <w:lang w:val="en-DE"/>
-        </w:rPr>
-      </w:pPr>
-      <w:r>
-        <w:rPr>
-          <w:b/>
-          <w:bCs/>
-          <w:lang w:val="en-DE"/>
+      <w:r>
+        <w:rPr>
+          <w:b/>
+          <w:bCs/>
         </w:rPr>
         <w:t>To Phase 3 (NER):</w:t>
       </w:r>
@@ -8255,14 +6111,8 @@
           <w:ilvl w:val="0"/>
           <w:numId w:val="21"/>
         </w:numPr>
-        <w:rPr>
-          <w:lang w:val="en-DE"/>
-        </w:rPr>
-      </w:pPr>
-      <w:r>
-        <w:rPr>
-          <w:lang w:val="en-DE"/>
-        </w:rPr>
+      </w:pPr>
+      <w:r>
         <w:t>Similar document pairs → check if they mention same entities</w:t>
       </w:r>
     </w:p>
@@ -8272,28 +6122,16 @@
           <w:ilvl w:val="0"/>
           <w:numId w:val="21"/>
         </w:numPr>
-        <w:rPr>
-          <w:lang w:val="en-DE"/>
-        </w:rPr>
-      </w:pPr>
-      <w:r>
-        <w:rPr>
-          <w:lang w:val="en-DE"/>
-        </w:rPr>
+      </w:pPr>
+      <w:r>
         <w:t>Divergent pairs → check if they mention conflicting entities</w:t>
       </w:r>
     </w:p>
     <w:p>
-      <w:pPr>
-        <w:rPr>
-          <w:lang w:val="en-DE"/>
-        </w:rPr>
-      </w:pPr>
-      <w:r>
-        <w:rPr>
-          <w:b/>
-          <w:bCs/>
-          <w:lang w:val="en-DE"/>
+      <w:r>
+        <w:rPr>
+          <w:b/>
+          <w:bCs/>
         </w:rPr>
         <w:t>To Phase 4 (Topics):</w:t>
       </w:r>
@@ -8304,14 +6142,8 @@
           <w:ilvl w:val="0"/>
           <w:numId w:val="22"/>
         </w:numPr>
-        <w:rPr>
-          <w:lang w:val="en-DE"/>
-        </w:rPr>
-      </w:pPr>
-      <w:r>
-        <w:rPr>
-          <w:lang w:val="en-DE"/>
-        </w:rPr>
+      </w:pPr>
+      <w:r>
         <w:lastRenderedPageBreak/>
         <w:t>Document clusters → should align with topic assignments</w:t>
       </w:r>
@@ -8322,28 +6154,16 @@
           <w:ilvl w:val="0"/>
           <w:numId w:val="22"/>
         </w:numPr>
-        <w:rPr>
-          <w:lang w:val="en-DE"/>
-        </w:rPr>
-      </w:pPr>
-      <w:r>
-        <w:rPr>
-          <w:lang w:val="en-DE"/>
-        </w:rPr>
+      </w:pPr>
+      <w:r>
         <w:t>High within-cluster similarity validates topic coherence</w:t>
       </w:r>
     </w:p>
     <w:p>
-      <w:pPr>
-        <w:rPr>
-          <w:lang w:val="en-DE"/>
-        </w:rPr>
-      </w:pPr>
-      <w:r>
-        <w:rPr>
-          <w:b/>
-          <w:bCs/>
-          <w:lang w:val="en-DE"/>
+      <w:r>
+        <w:rPr>
+          <w:b/>
+          <w:bCs/>
         </w:rPr>
         <w:t>To Phase 5 (Dashboard):</w:t>
       </w:r>
@@ -8354,14 +6174,8 @@
           <w:ilvl w:val="0"/>
           <w:numId w:val="23"/>
         </w:numPr>
-        <w:rPr>
-          <w:lang w:val="en-DE"/>
-        </w:rPr>
-      </w:pPr>
-      <w:r>
-        <w:rPr>
-          <w:lang w:val="en-DE"/>
-        </w:rPr>
+      </w:pPr>
+      <w:r>
         <w:t>Similarity matrix → interactive network visualization</w:t>
       </w:r>
     </w:p>
@@ -8371,14 +6185,8 @@
           <w:ilvl w:val="0"/>
           <w:numId w:val="23"/>
         </w:numPr>
-        <w:rPr>
-          <w:lang w:val="en-DE"/>
-        </w:rPr>
-      </w:pPr>
-      <w:r>
-        <w:rPr>
-          <w:lang w:val="en-DE"/>
-        </w:rPr>
+      </w:pPr>
+      <w:r>
         <w:t>Coherence scores → summary statistics panel</w:t>
       </w:r>
     </w:p>
@@ -8388,44 +6196,24 @@
           <w:ilvl w:val="0"/>
           <w:numId w:val="23"/>
         </w:numPr>
-        <w:rPr>
-          <w:lang w:val="en-DE"/>
-        </w:rPr>
-      </w:pPr>
-      <w:r>
-        <w:rPr>
-          <w:lang w:val="en-DE"/>
-        </w:rPr>
+      </w:pPr>
+      <w:r>
         <w:t>Conflict list → alert/warning system</w:t>
       </w:r>
     </w:p>
     <w:p>
-      <w:pPr>
-        <w:rPr>
-          <w:lang w:val="en-DE"/>
-        </w:rPr>
-      </w:pPr>
-      <w:r>
-        <w:rPr>
-          <w:lang w:val="en-DE"/>
-        </w:rPr>
+      <w:r>
         <w:pict w14:anchorId="02CB13EE">
-          <v:rect id="_x0000_i1126" style="width:0;height:1.5pt" o:hralign="center" o:hrstd="t" o:hr="t" fillcolor="#a0a0a0" stroked="f"/>
+          <v:rect id="_x0000_i1036" style="width:0;height:1.5pt" o:hralign="center" o:hrstd="t" o:hr="t" fillcolor="#a0a0a0" stroked="f"/>
         </w:pict>
       </w:r>
     </w:p>
     <w:p>
       <w:pPr>
         <w:pStyle w:val="Heading2"/>
-        <w:rPr>
-          <w:lang w:val="en-DE"/>
-        </w:rPr>
       </w:pPr>
       <w:bookmarkStart w:id="13" w:name="_Toc219215185"/>
       <w:r>
-        <w:rPr>
-          <w:lang w:val="en-DE"/>
-        </w:rPr>
         <w:t>12. Reproducibility</w:t>
       </w:r>
       <w:bookmarkEnd w:id="13"/>
@@ -8435,94 +6223,46 @@
         <w:rPr>
           <w:b/>
           <w:bCs/>
-          <w:lang w:val="en-DE"/>
-        </w:rPr>
-      </w:pPr>
-      <w:r>
-        <w:rPr>
-          <w:b/>
-          <w:bCs/>
-          <w:lang w:val="en-DE"/>
+        </w:rPr>
+      </w:pPr>
+      <w:r>
+        <w:rPr>
+          <w:b/>
+          <w:bCs/>
         </w:rPr>
         <w:t>12.1 Requirements</w:t>
       </w:r>
     </w:p>
     <w:p>
-      <w:pPr>
-        <w:rPr>
-          <w:lang w:val="en-DE"/>
-        </w:rPr>
-      </w:pPr>
-      <w:r>
-        <w:rPr>
-          <w:lang w:val="en-DE"/>
-        </w:rPr>
+      <w:r>
         <w:t># Additional to Phase 1</w:t>
       </w:r>
     </w:p>
     <w:p>
-      <w:pPr>
-        <w:rPr>
-          <w:lang w:val="en-DE"/>
-        </w:rPr>
-      </w:pPr>
-      <w:r>
-        <w:rPr>
-          <w:lang w:val="en-DE"/>
-        </w:rPr>
+      <w:r>
         <w:t>pip install scikit-learn==1.3.0</w:t>
       </w:r>
     </w:p>
     <w:p>
-      <w:pPr>
-        <w:rPr>
-          <w:lang w:val="en-DE"/>
-        </w:rPr>
-      </w:pPr>
-      <w:r>
-        <w:rPr>
-          <w:lang w:val="en-DE"/>
-        </w:rPr>
+      <w:r>
         <w:t>pip install matplotlib==3.7.1</w:t>
       </w:r>
     </w:p>
     <w:p>
-      <w:pPr>
-        <w:rPr>
-          <w:lang w:val="en-DE"/>
-        </w:rPr>
-      </w:pPr>
-      <w:r>
-        <w:rPr>
-          <w:lang w:val="en-DE"/>
-        </w:rPr>
+      <w:r>
         <w:t>pip install seaborn==0.12.2</w:t>
       </w:r>
     </w:p>
     <w:p>
-      <w:pPr>
-        <w:rPr>
-          <w:lang w:val="en-DE"/>
-        </w:rPr>
-      </w:pPr>
-      <w:r>
-        <w:rPr>
-          <w:lang w:val="en-DE"/>
-        </w:rPr>
+      <w:r>
         <w:t xml:space="preserve">pip install </w:t>
       </w:r>
       <w:proofErr w:type="spellStart"/>
       <w:r>
-        <w:rPr>
-          <w:lang w:val="en-DE"/>
-        </w:rPr>
         <w:t>scipy</w:t>
       </w:r>
       <w:proofErr w:type="spellEnd"/>
       <w:r>
-        <w:rPr>
-          <w:lang w:val="en-DE"/>
-        </w:rPr>
         <w:t>==1.11.0</w:t>
       </w:r>
     </w:p>
@@ -8531,100 +6271,58 @@
         <w:rPr>
           <w:b/>
           <w:bCs/>
-          <w:lang w:val="en-DE"/>
-        </w:rPr>
-      </w:pPr>
-      <w:r>
-        <w:rPr>
-          <w:b/>
-          <w:bCs/>
-          <w:lang w:val="en-DE"/>
+        </w:rPr>
+      </w:pPr>
+      <w:r>
+        <w:rPr>
+          <w:b/>
+          <w:bCs/>
         </w:rPr>
         <w:t>12.2 Running Phase 2</w:t>
       </w:r>
     </w:p>
     <w:p>
-      <w:pPr>
-        <w:rPr>
-          <w:lang w:val="en-DE"/>
-        </w:rPr>
-      </w:pPr>
-      <w:r>
-        <w:rPr>
-          <w:lang w:val="en-DE"/>
-        </w:rPr>
+      <w:r>
         <w:t>python phase2_document_comparison.py</w:t>
       </w:r>
     </w:p>
     <w:p>
-      <w:pPr>
-        <w:rPr>
-          <w:lang w:val="en-DE"/>
-        </w:rPr>
-      </w:pPr>
-      <w:r>
-        <w:rPr>
-          <w:b/>
-          <w:bCs/>
-          <w:lang w:val="en-DE"/>
+      <w:r>
+        <w:rPr>
+          <w:b/>
+          <w:bCs/>
         </w:rPr>
         <w:t>Runtime:</w:t>
       </w:r>
       <w:r>
-        <w:rPr>
-          <w:lang w:val="en-DE"/>
-        </w:rPr>
         <w:t xml:space="preserve"> ~30 seconds (includes visualization generation)</w:t>
       </w:r>
     </w:p>
     <w:p>
-      <w:pPr>
-        <w:rPr>
-          <w:lang w:val="en-DE"/>
-        </w:rPr>
-      </w:pPr>
-      <w:r>
-        <w:rPr>
-          <w:b/>
-          <w:bCs/>
-          <w:lang w:val="en-DE"/>
+      <w:r>
+        <w:rPr>
+          <w:b/>
+          <w:bCs/>
         </w:rPr>
         <w:t>Prerequisites:</w:t>
       </w:r>
       <w:r>
-        <w:rPr>
-          <w:lang w:val="en-DE"/>
-        </w:rPr>
         <w:t xml:space="preserve"> Phase 1 embeddings must exist (preprocessed_output/embeddings/)</w:t>
       </w:r>
     </w:p>
     <w:p>
-      <w:pPr>
-        <w:rPr>
-          <w:lang w:val="en-DE"/>
-        </w:rPr>
-      </w:pPr>
-      <w:r>
-        <w:rPr>
-          <w:lang w:val="en-DE"/>
-        </w:rPr>
+      <w:r>
         <w:pict w14:anchorId="43C835A7">
-          <v:rect id="_x0000_i1127" style="width:0;height:1.5pt" o:hralign="center" o:hrstd="t" o:hr="t" fillcolor="#a0a0a0" stroked="f"/>
+          <v:rect id="_x0000_i1037" style="width:0;height:1.5pt" o:hralign="center" o:hrstd="t" o:hr="t" fillcolor="#a0a0a0" stroked="f"/>
         </w:pict>
       </w:r>
     </w:p>
     <w:p>
       <w:pPr>
         <w:pStyle w:val="Heading2"/>
-        <w:rPr>
-          <w:lang w:val="en-DE"/>
-        </w:rPr>
       </w:pPr>
       <w:bookmarkStart w:id="14" w:name="_Toc219215186"/>
       <w:r>
-        <w:rPr>
-          <w:lang w:val="en-DE"/>
-        </w:rPr>
         <w:t>13. Future Enhancements</w:t>
       </w:r>
       <w:bookmarkEnd w:id="14"/>
@@ -8635,22 +6333,15 @@
           <w:ilvl w:val="0"/>
           <w:numId w:val="24"/>
         </w:numPr>
-        <w:rPr>
-          <w:lang w:val="en-DE"/>
-        </w:rPr>
-      </w:pPr>
-      <w:r>
-        <w:rPr>
-          <w:b/>
-          <w:bCs/>
-          <w:lang w:val="en-DE"/>
+      </w:pPr>
+      <w:r>
+        <w:rPr>
+          <w:b/>
+          <w:bCs/>
         </w:rPr>
         <w:t>Multi-level Analysis:</w:t>
       </w:r>
       <w:r>
-        <w:rPr>
-          <w:lang w:val="en-DE"/>
-        </w:rPr>
         <w:t xml:space="preserve"> Chunk-level, paragraph-level, document-level similarities</w:t>
       </w:r>
     </w:p>
@@ -8660,22 +6351,15 @@
           <w:ilvl w:val="0"/>
           <w:numId w:val="24"/>
         </w:numPr>
-        <w:rPr>
-          <w:lang w:val="en-DE"/>
-        </w:rPr>
-      </w:pPr>
-      <w:r>
-        <w:rPr>
-          <w:b/>
-          <w:bCs/>
-          <w:lang w:val="en-DE"/>
+      </w:pPr>
+      <w:r>
+        <w:rPr>
+          <w:b/>
+          <w:bCs/>
         </w:rPr>
         <w:t>Temporal Heatmaps:</w:t>
       </w:r>
       <w:r>
-        <w:rPr>
-          <w:lang w:val="en-DE"/>
-        </w:rPr>
         <w:t xml:space="preserve"> Visualize how similarity evolves year-over-year</w:t>
       </w:r>
     </w:p>
@@ -8685,37 +6369,16 @@
           <w:ilvl w:val="0"/>
           <w:numId w:val="24"/>
         </w:numPr>
-        <w:rPr>
-          <w:lang w:val="en-DE"/>
-        </w:rPr>
-      </w:pPr>
-      <w:r>
-        <w:rPr>
-          <w:b/>
-          <w:bCs/>
-          <w:lang w:val="en-DE"/>
+      </w:pPr>
+      <w:r>
+        <w:rPr>
+          <w:b/>
+          <w:bCs/>
         </w:rPr>
         <w:t>Interactive Network:</w:t>
       </w:r>
       <w:r>
-        <w:rPr>
-          <w:lang w:val="en-DE"/>
-        </w:rPr>
-        <w:t xml:space="preserve"> Replace static PNG with interactive force-directed graph (</w:t>
-      </w:r>
-      <w:proofErr w:type="spellStart"/>
-      <w:r>
-        <w:rPr>
-          <w:lang w:val="en-DE"/>
-        </w:rPr>
-        <w:t>Plotly</w:t>
-      </w:r>
-      <w:proofErr w:type="spellEnd"/>
-      <w:r>
-        <w:rPr>
-          <w:lang w:val="en-DE"/>
-        </w:rPr>
-        <w:t>)</w:t>
+        <w:t xml:space="preserve"> Replace static PNG with interactive force-directed graph (Plotly)</w:t>
       </w:r>
     </w:p>
     <w:p>
@@ -8724,22 +6387,15 @@
           <w:ilvl w:val="0"/>
           <w:numId w:val="24"/>
         </w:numPr>
-        <w:rPr>
-          <w:lang w:val="en-DE"/>
-        </w:rPr>
-      </w:pPr>
-      <w:r>
-        <w:rPr>
-          <w:b/>
-          <w:bCs/>
-          <w:lang w:val="en-DE"/>
+      </w:pPr>
+      <w:r>
+        <w:rPr>
+          <w:b/>
+          <w:bCs/>
         </w:rPr>
         <w:t>Statistical Testing:</w:t>
       </w:r>
       <w:r>
-        <w:rPr>
-          <w:lang w:val="en-DE"/>
-        </w:rPr>
         <w:t xml:space="preserve"> Hypothesis tests for "significantly different" pairs</w:t>
       </w:r>
     </w:p>
@@ -8749,67 +6405,38 @@
           <w:ilvl w:val="0"/>
           <w:numId w:val="24"/>
         </w:numPr>
-        <w:rPr>
-          <w:lang w:val="en-DE"/>
-        </w:rPr>
-      </w:pPr>
-      <w:r>
-        <w:rPr>
-          <w:b/>
-          <w:bCs/>
-          <w:lang w:val="en-DE"/>
+      </w:pPr>
+      <w:r>
+        <w:rPr>
+          <w:b/>
+          <w:bCs/>
         </w:rPr>
         <w:t>Topic-Conditioned Similarity:</w:t>
       </w:r>
       <w:r>
-        <w:rPr>
-          <w:lang w:val="en-DE"/>
-        </w:rPr>
         <w:t xml:space="preserve"> Compare documents within same topic only</w:t>
       </w:r>
     </w:p>
     <w:p>
-      <w:pPr>
-        <w:rPr>
-          <w:lang w:val="en-DE"/>
-        </w:rPr>
-      </w:pPr>
-      <w:r>
-        <w:rPr>
-          <w:lang w:val="en-DE"/>
-        </w:rPr>
+      <w:r>
         <w:pict w14:anchorId="72BF173E">
-          <v:rect id="_x0000_i1128" style="width:0;height:1.5pt" o:hralign="center" o:hrstd="t" o:hr="t" fillcolor="#a0a0a0" stroked="f"/>
+          <v:rect id="_x0000_i1038" style="width:0;height:1.5pt" o:hralign="center" o:hrstd="t" o:hr="t" fillcolor="#a0a0a0" stroked="f"/>
         </w:pict>
       </w:r>
     </w:p>
     <w:p>
       <w:pPr>
         <w:pStyle w:val="Heading2"/>
-        <w:rPr>
-          <w:lang w:val="en-DE"/>
-        </w:rPr>
       </w:pPr>
       <w:bookmarkStart w:id="15" w:name="_Toc219215187"/>
       <w:r>
-        <w:rPr>
-          <w:lang w:val="en-DE"/>
-        </w:rPr>
         <w:lastRenderedPageBreak/>
         <w:t>14. Conclusion</w:t>
       </w:r>
       <w:bookmarkEnd w:id="15"/>
     </w:p>
     <w:p>
-      <w:pPr>
-        <w:rPr>
-          <w:lang w:val="en-DE"/>
-        </w:rPr>
-      </w:pPr>
-      <w:r>
-        <w:rPr>
-          <w:lang w:val="en-DE"/>
-        </w:rPr>
+      <w:r>
         <w:t>Phase 2 revealed a highly coherent policy corpus (0.58 avg similarity) with a strong hydrogen policy cluster (0.84-0.89) and minimal conflicts (3 pairs, all topic divergences). The Ammonia White Paper emerged as an outlier, indicating either specialization or integration gaps. Quantitative coherence metrics by document type showed regulations and policies as most standardized. These findings provide baseline metrics for PhD-scale policy monitoring and validate that document comparison can reveal both consensus and gaps in policy landscapes.</w:t>
       </w:r>
     </w:p>
@@ -12863,6 +10490,7 @@
   <w:style w:type="character" w:default="1" w:styleId="DefaultParagraphFont">
     <w:name w:val="Default Paragraph Font"/>
     <w:uiPriority w:val="1"/>
+    <w:semiHidden/>
     <w:unhideWhenUsed/>
   </w:style>
   <w:style w:type="table" w:default="1" w:styleId="TableNormal">
@@ -13254,7 +10882,7 @@
       <w:kern w:val="0"/>
       <w:sz w:val="32"/>
       <w:szCs w:val="32"/>
-      <w:lang w:val="en-DE" w:eastAsia="en-DE"/>
+      <w:lang w:eastAsia="en-DE"/>
       <w14:ligatures w14:val="none"/>
     </w:rPr>
   </w:style>
